--- a/templates/suplement-template.docx
+++ b/templates/suplement-template.docx
@@ -4,21 +4,16 @@
   <w:body>
     <w:p>
       <w:pPr>
-        <w:rPr>
-          <w:b/>
-          <w:bCs/>
-        </w:rPr>
-      </w:pPr>
-      <w:r>
-        <w:rPr>
-          <w:b/>
-          <w:bCs/>
-        </w:rPr>
-        <w:t>IMPULS</w:t>
-      </w:r>
-    </w:p>
-    <w:p>
-      <w:pPr>
+        <w:jc w:val="center"/>
+        <w:rPr>
+          <w:b/>
+          <w:bCs/>
+        </w:rPr>
+      </w:pPr>
+    </w:p>
+    <w:p>
+      <w:pPr>
+        <w:jc w:val="center"/>
         <w:rPr>
           <w:b/>
           <w:bCs/>
@@ -31,6 +26,15 @@
         </w:rPr>
         <w:t>SUPLEMENT DO WIZJI LOKALNEJ</w:t>
       </w:r>
+    </w:p>
+    <w:p>
+      <w:pPr>
+        <w:jc w:val="center"/>
+        <w:rPr>
+          <w:b/>
+          <w:bCs/>
+        </w:rPr>
+      </w:pPr>
     </w:p>
     <w:p>
       <w:pPr>
@@ -74,7 +78,7 @@
     <w:p>
       <w:r>
         <w:pict w14:anchorId="5555A7D6">
-          <v:rect id="_x0000_i1025" style="width:0;height:1.5pt" o:hralign="center" o:hrstd="t" o:hr="t" fillcolor="#a0a0a0" stroked="f"/>
+          <v:rect id="_x0000_i1026" style="width:0;height:1.5pt" o:hralign="center" o:hrstd="t" o:hr="t" fillcolor="#a0a0a0" stroked="f"/>
         </w:pict>
       </w:r>
     </w:p>
@@ -112,7 +116,10 @@
       </w:r>
       <w:proofErr w:type="spellStart"/>
       <w:r>
-        <w:t>ObjectNumber</w:t>
+        <w:t>o</w:t>
+      </w:r>
+      <w:r>
+        <w:t>bjectNumber</w:t>
       </w:r>
       <w:proofErr w:type="spellEnd"/>
       <w:r>
@@ -138,7 +145,10 @@
       </w:r>
       <w:proofErr w:type="spellStart"/>
       <w:r>
-        <w:t>Address</w:t>
+        <w:t>a</w:t>
+      </w:r>
+      <w:r>
+        <w:t>ddress</w:t>
       </w:r>
       <w:proofErr w:type="spellEnd"/>
       <w:r>
@@ -160,7 +170,10 @@
       </w:r>
       <w:proofErr w:type="spellStart"/>
       <w:r>
-        <w:t>VisionDate</w:t>
+        <w:t>v</w:t>
+      </w:r>
+      <w:r>
+        <w:t>isionDate</w:t>
       </w:r>
       <w:proofErr w:type="spellEnd"/>
       <w:r>
@@ -199,7 +212,10 @@
       </w:r>
       <w:proofErr w:type="spellStart"/>
       <w:r>
-        <w:t>Latitude</w:t>
+        <w:t>l</w:t>
+      </w:r>
+      <w:r>
+        <w:t>atitude</w:t>
       </w:r>
       <w:proofErr w:type="spellEnd"/>
       <w:r>
@@ -212,12 +228,42 @@
       </w:r>
       <w:proofErr w:type="spellStart"/>
       <w:r>
-        <w:t>Longitude</w:t>
+        <w:t>l</w:t>
+      </w:r>
+      <w:r>
+        <w:t>ongitude</w:t>
       </w:r>
       <w:proofErr w:type="spellEnd"/>
       <w:r>
         <w:t>}</w:t>
       </w:r>
+      <w:r>
+        <w:br/>
+      </w:r>
+      <w:r>
+        <w:br/>
+      </w:r>
+      <w:r>
+        <w:rPr>
+          <w:b/>
+          <w:bCs/>
+        </w:rPr>
+        <w:t xml:space="preserve">Czy do instalacji potrzebna będzie zwyżka </w:t>
+      </w:r>
+    </w:p>
+    <w:p>
+      <w:r>
+        <w:t>{</w:t>
+      </w:r>
+      <w:r>
+        <w:t>l</w:t>
+      </w:r>
+      <w:r>
+        <w:t>ift}</w:t>
+      </w:r>
+      <w:r>
+        <w:br/>
+      </w:r>
     </w:p>
     <w:p>
       <w:r>
@@ -227,14 +273,26 @@
         </w:rPr>
         <w:t>Typ planowanej syreny</w:t>
       </w:r>
-    </w:p>
-    <w:p>
-      <w:r>
-        <w:t>Gibon 600</w:t>
-      </w:r>
-      <w:r>
-        <w:br/>
-        <w:t>(inny typ – jeśli dotyczy)</w:t>
+      <w:r>
+        <w:rPr>
+          <w:b/>
+          <w:bCs/>
+        </w:rPr>
+        <w:t xml:space="preserve"> ( </w:t>
+      </w:r>
+      <w:r>
+        <w:rPr>
+          <w:b/>
+          <w:bCs/>
+        </w:rPr>
+        <w:t>zasysa z pola MOC !!</w:t>
+      </w:r>
+      <w:r>
+        <w:rPr>
+          <w:b/>
+          <w:bCs/>
+        </w:rPr>
+        <w:t xml:space="preserve">) </w:t>
       </w:r>
     </w:p>
     <w:p>
@@ -243,7 +301,10 @@
       </w:r>
       <w:proofErr w:type="spellStart"/>
       <w:r>
-        <w:t>SirenType</w:t>
+        <w:t>s</w:t>
+      </w:r>
+      <w:r>
+        <w:t>irenPower</w:t>
       </w:r>
       <w:proofErr w:type="spellEnd"/>
       <w:r>
@@ -253,158 +314,232 @@
     <w:p>
       <w:r>
         <w:pict w14:anchorId="52148DBD">
-          <v:rect id="_x0000_i1026" style="width:0;height:1.5pt" o:hralign="center" o:hrstd="t" o:hr="t" fillcolor="#a0a0a0" stroked="f"/>
-        </w:pict>
-      </w:r>
-    </w:p>
-    <w:p>
-      <w:pPr>
-        <w:rPr>
-          <w:b/>
-          <w:bCs/>
-        </w:rPr>
-      </w:pPr>
-      <w:r>
-        <w:rPr>
-          <w:b/>
-          <w:bCs/>
-        </w:rPr>
-        <w:t>2. Lokalizacja montażu syreny</w:t>
-      </w:r>
-    </w:p>
-    <w:p>
-      <w:r>
-        <w:t>Sekcja określa dokładne miejsce instalacji urządzenia alarmowego.</w:t>
-      </w:r>
-    </w:p>
-    <w:p>
-      <w:pPr>
-        <w:rPr>
-          <w:b/>
-          <w:bCs/>
-        </w:rPr>
-      </w:pPr>
-      <w:r>
-        <w:rPr>
-          <w:b/>
-          <w:bCs/>
-        </w:rPr>
-        <w:t>Miejsce montażu syreny</w:t>
-      </w:r>
-    </w:p>
-    <w:p>
-      <w:r>
-        <w:lastRenderedPageBreak/>
-        <w:t>np.</w:t>
-      </w:r>
-      <w:r>
-        <w:br/>
-        <w:t>dach budynku / komin / elewacja / konstrukcja stalowa</w:t>
-      </w:r>
-    </w:p>
-    <w:p/>
-    <w:p>
-      <w:r>
-        <w:t>{</w:t>
-      </w:r>
-      <w:proofErr w:type="spellStart"/>
-      <w:r>
-        <w:t>SirenLocation</w:t>
-      </w:r>
-      <w:proofErr w:type="spellEnd"/>
-      <w:r>
-        <w:t>}</w:t>
-      </w:r>
-    </w:p>
-    <w:p>
-      <w:r>
-        <w:pict w14:anchorId="798E730F">
           <v:rect id="_x0000_i1027" style="width:0;height:1.5pt" o:hralign="center" o:hrstd="t" o:hr="t" fillcolor="#a0a0a0" stroked="f"/>
         </w:pict>
       </w:r>
     </w:p>
     <w:p>
-      <w:r>
-        <w:rPr>
-          <w:b/>
-          <w:bCs/>
-        </w:rPr>
-        <w:t>Sposób posadowienia syreny</w:t>
-      </w:r>
-    </w:p>
-    <w:p>
-      <w:r>
-        <w:t>wybierz właściwe:</w:t>
-      </w:r>
-    </w:p>
-    <w:p>
-      <w:r>
-        <w:t>elewacja</w:t>
-      </w:r>
-      <w:r>
+      <w:pPr>
+        <w:rPr>
+          <w:b/>
+          <w:bCs/>
+        </w:rPr>
+      </w:pPr>
+      <w:r>
+        <w:rPr>
+          <w:b/>
+          <w:bCs/>
+        </w:rPr>
+        <w:lastRenderedPageBreak/>
+        <w:t>2. Lokalizacja montażu syreny</w:t>
+      </w:r>
+    </w:p>
+    <w:p>
+      <w:r>
+        <w:t>Sekcja określa dokładne miejsce instalacji urządzenia alarmowego.</w:t>
+      </w:r>
+    </w:p>
+    <w:p>
+      <w:pPr>
+        <w:rPr>
+          <w:b/>
+          <w:bCs/>
+        </w:rPr>
+      </w:pPr>
+    </w:p>
+    <w:p>
+      <w:pPr>
+        <w:rPr>
+          <w:b/>
+          <w:bCs/>
+        </w:rPr>
+      </w:pPr>
+      <w:r>
+        <w:rPr>
+          <w:b/>
+          <w:bCs/>
+        </w:rPr>
+        <w:t>Miejsce Montażu Syreny</w:t>
+      </w:r>
+    </w:p>
+    <w:p>
+      <w:r>
+        <w:t>{</w:t>
+      </w:r>
+      <w:proofErr w:type="spellStart"/>
+      <w:r>
+        <w:t>s</w:t>
+      </w:r>
+      <w:r>
+        <w:t>irenLocation</w:t>
+      </w:r>
+      <w:proofErr w:type="spellEnd"/>
+      <w:r>
+        <w:t>}</w:t>
+      </w:r>
+    </w:p>
+    <w:p>
+      <w:r>
+        <w:rPr>
+          <w:b/>
+          <w:bCs/>
+        </w:rPr>
         <w:br/>
-        <w:t>komin</w:t>
-      </w:r>
+      </w:r>
+      <w:r>
+        <w:rPr>
+          <w:b/>
+          <w:bCs/>
+        </w:rPr>
+        <w:t xml:space="preserve">Miejsce montażu </w:t>
+      </w:r>
+      <w:r>
+        <w:rPr>
+          <w:b/>
+          <w:bCs/>
+        </w:rPr>
+        <w:t>Głośników</w:t>
+      </w:r>
+    </w:p>
+    <w:p>
+      <w:r>
+        <w:t>{</w:t>
+      </w:r>
+      <w:proofErr w:type="spellStart"/>
+      <w:r>
+        <w:t>s</w:t>
+      </w:r>
+      <w:r>
+        <w:t>peakerLocation</w:t>
+      </w:r>
+      <w:proofErr w:type="spellEnd"/>
+      <w:r>
+        <w:t>}</w:t>
+      </w:r>
+    </w:p>
+    <w:p>
       <w:r>
         <w:br/>
-        <w:t>trójnóg dachowy</w:t>
+      </w:r>
+      <w:r>
+        <w:rPr>
+          <w:b/>
+          <w:bCs/>
+        </w:rPr>
+        <w:t>Wysokość na jakiej  montowane będą głośniki</w:t>
+      </w:r>
+      <w:r>
+        <w:rPr>
+          <w:b/>
+          <w:bCs/>
+        </w:rPr>
+        <w:t xml:space="preserve"> </w:t>
+      </w:r>
+      <w:r>
+        <w:t>{</w:t>
+      </w:r>
+      <w:proofErr w:type="spellStart"/>
+      <w:r>
+        <w:t>s</w:t>
+      </w:r>
+      <w:r>
+        <w:t>peakerHeight</w:t>
+      </w:r>
+      <w:proofErr w:type="spellEnd"/>
+      <w:r>
+        <w:t>}</w:t>
+      </w:r>
+      <w:r>
+        <w:t xml:space="preserve"> Metrów nad poziomem gruntu</w:t>
+      </w:r>
+    </w:p>
+    <w:p>
+      <w:r>
+        <w:rPr>
+          <w:b/>
+          <w:bCs/>
+        </w:rPr>
+        <w:t>Miejsce montażu anteny GSM</w:t>
+      </w:r>
+      <w:r>
+        <w:t xml:space="preserve"> </w:t>
       </w:r>
       <w:r>
         <w:br/>
-        <w:t>konstrukcja kombinowana</w:t>
+      </w:r>
+      <w:r>
+        <w:t>{</w:t>
+      </w:r>
+      <w:proofErr w:type="spellStart"/>
+      <w:r>
+        <w:t>a</w:t>
+      </w:r>
+      <w:r>
+        <w:t>ntennaGSM</w:t>
+      </w:r>
+      <w:proofErr w:type="spellEnd"/>
+      <w:r>
+        <w:t>}</w:t>
+      </w:r>
+      <w:r>
+        <w:t xml:space="preserve"> </w:t>
+      </w:r>
+    </w:p>
+    <w:p>
+      <w:r>
+        <w:t>I</w:t>
+      </w:r>
+      <w:r>
+        <w:t>lość metrów kabla antenowego</w:t>
+      </w:r>
+      <w:r>
+        <w:t xml:space="preserve"> {</w:t>
+      </w:r>
+      <w:proofErr w:type="spellStart"/>
+      <w:r>
+        <w:t>a</w:t>
+      </w:r>
+      <w:r>
+        <w:t>ntennaCable</w:t>
+      </w:r>
+      <w:proofErr w:type="spellEnd"/>
+      <w:r>
+        <w:t>}</w:t>
+      </w:r>
+      <w:r>
+        <w:t xml:space="preserve"> </w:t>
+      </w:r>
+      <w:r>
+        <w:t>m</w:t>
+      </w:r>
+      <w:r>
+        <w:t xml:space="preserve">etrów </w:t>
       </w:r>
       <w:r>
         <w:br/>
-        <w:t>inna konstrukcja</w:t>
-      </w:r>
-    </w:p>
-    <w:p>
-      <w:r>
-        <w:t>{</w:t>
-      </w:r>
-      <w:proofErr w:type="spellStart"/>
-      <w:r>
-        <w:t>SirenMounting</w:t>
-      </w:r>
-      <w:proofErr w:type="spellEnd"/>
-      <w:r>
-        <w:t>}</w:t>
-      </w:r>
-    </w:p>
-    <w:p>
-      <w:r>
-        <w:pict w14:anchorId="68E0F9C3">
+      </w:r>
+    </w:p>
+    <w:p>
+      <w:r>
+        <w:pict w14:anchorId="798E730F">
           <v:rect id="_x0000_i1028" style="width:0;height:1.5pt" o:hralign="center" o:hrstd="t" o:hr="t" fillcolor="#a0a0a0" stroked="f"/>
         </w:pict>
       </w:r>
     </w:p>
     <w:p>
-      <w:pPr>
-        <w:rPr>
-          <w:b/>
-          <w:bCs/>
-        </w:rPr>
-      </w:pPr>
-      <w:r>
-        <w:rPr>
-          <w:b/>
-          <w:bCs/>
-        </w:rPr>
-        <w:t>3. Zasilanie syreny</w:t>
-      </w:r>
-    </w:p>
-    <w:p>
-      <w:r>
-        <w:t>Sekcja określa dostępność i lokalizację punktu zasilania.</w:t>
-      </w:r>
-    </w:p>
-    <w:p>
-      <w:r>
-        <w:rPr>
-          <w:b/>
-          <w:bCs/>
-        </w:rPr>
-        <w:t>Odległość syreny od punktu zasilania</w:t>
+      <w:r>
+        <w:rPr>
+          <w:b/>
+          <w:bCs/>
+        </w:rPr>
+        <w:t xml:space="preserve">Sposób posadowienia </w:t>
+      </w:r>
+      <w:r>
+        <w:rPr>
+          <w:b/>
+          <w:bCs/>
+        </w:rPr>
+        <w:t xml:space="preserve">Masztu </w:t>
       </w:r>
     </w:p>
     <w:p>
@@ -413,61 +548,46 @@
       </w:r>
       <w:proofErr w:type="spellStart"/>
       <w:r>
-        <w:t>PowerSup</w:t>
-      </w:r>
-      <w:r>
-        <w:t>p</w:t>
-      </w:r>
-      <w:r>
-        <w:t>ly</w:t>
+        <w:t>s</w:t>
+      </w:r>
+      <w:r>
+        <w:t>irenMounting</w:t>
       </w:r>
       <w:proofErr w:type="spellEnd"/>
       <w:r>
         <w:t>}</w:t>
       </w:r>
-      <w:r>
-        <w:t xml:space="preserve"> metrów</w:t>
-      </w:r>
-    </w:p>
-    <w:p>
-      <w:r>
-        <w:pict w14:anchorId="19DA9CA9">
+    </w:p>
+    <w:p>
+      <w:r>
+        <w:pict w14:anchorId="68E0F9C3">
           <v:rect id="_x0000_i1029" style="width:0;height:1.5pt" o:hralign="center" o:hrstd="t" o:hr="t" fillcolor="#a0a0a0" stroked="f"/>
         </w:pict>
       </w:r>
     </w:p>
     <w:p>
-      <w:r>
-        <w:rPr>
-          <w:b/>
-          <w:bCs/>
-        </w:rPr>
-        <w:t>Czy zasilanie znajduje się w tym samym pomieszczeniu co sterownik?</w:t>
-      </w:r>
-    </w:p>
-    <w:p>
-      <w:r>
-        <w:t>TAK</w:t>
-      </w:r>
-      <w:r>
-        <w:br/>
-        <w:t>NIE</w:t>
-      </w:r>
-      <w:r>
-        <w:t>{</w:t>
-      </w:r>
-      <w:proofErr w:type="spellStart"/>
-      <w:r>
-        <w:t>PowerBool</w:t>
-      </w:r>
-      <w:proofErr w:type="spellEnd"/>
-      <w:r>
-        <w:t>}</w:t>
-      </w:r>
-    </w:p>
-    <w:p>
-      <w:r>
-        <w:pict w14:anchorId="72B8CBAB">
+      <w:pPr>
+        <w:rPr>
+          <w:b/>
+          <w:bCs/>
+        </w:rPr>
+      </w:pPr>
+      <w:r>
+        <w:rPr>
+          <w:b/>
+          <w:bCs/>
+        </w:rPr>
+        <w:t>3. Zasilanie syreny</w:t>
+      </w:r>
+    </w:p>
+    <w:p>
+      <w:r>
+        <w:t>Sekcja określa dostępność i lokalizację punktu zasilania.</w:t>
+      </w:r>
+    </w:p>
+    <w:p>
+      <w:r>
+        <w:pict w14:anchorId="19DA9CA9">
           <v:rect id="_x0000_i1030" style="width:0;height:1.5pt" o:hralign="center" o:hrstd="t" o:hr="t" fillcolor="#a0a0a0" stroked="f"/>
         </w:pict>
       </w:r>
@@ -478,16 +598,7 @@
           <w:b/>
           <w:bCs/>
         </w:rPr>
-        <w:t>Jeżeli NIE – lokalizacja punktu przyłączenia zasilania</w:t>
-      </w:r>
-    </w:p>
-    <w:p>
-      <w:r>
-        <w:t>np.</w:t>
-      </w:r>
-      <w:r>
-        <w:br/>
-        <w:t>rozdzielnia główna / pomieszczenie techniczne / serwerownia</w:t>
+        <w:t>Czy zasilanie znajduje się w tym samym pomieszczeniu co sterownik?</w:t>
       </w:r>
     </w:p>
     <w:p>
@@ -496,7 +607,10 @@
       </w:r>
       <w:proofErr w:type="spellStart"/>
       <w:r>
-        <w:t>PowerLocation</w:t>
+        <w:t>p</w:t>
+      </w:r>
+      <w:r>
+        <w:t>owerBool</w:t>
       </w:r>
       <w:proofErr w:type="spellEnd"/>
       <w:r>
@@ -505,75 +619,225 @@
     </w:p>
     <w:p>
       <w:r>
-        <w:pict w14:anchorId="366A5BE1">
+        <w:pict w14:anchorId="72B8CBAB">
           <v:rect id="_x0000_i1031" style="width:0;height:1.5pt" o:hralign="center" o:hrstd="t" o:hr="t" fillcolor="#a0a0a0" stroked="f"/>
         </w:pict>
       </w:r>
     </w:p>
     <w:p>
-      <w:pPr>
-        <w:rPr>
-          <w:b/>
-          <w:bCs/>
-        </w:rPr>
-      </w:pPr>
-      <w:r>
-        <w:rPr>
-          <w:b/>
-          <w:bCs/>
-        </w:rPr>
-        <w:t>4. Instalacja odgromowa</w:t>
-      </w:r>
-    </w:p>
-    <w:p>
-      <w:r>
-        <w:t>Sekcja określa stan instalacji odgromowej budynku oraz ewentualną konieczność jej wykonania.</w:t>
-      </w:r>
-    </w:p>
-    <w:p>
-      <w:r>
-        <w:rPr>
-          <w:b/>
-          <w:bCs/>
-        </w:rPr>
-        <w:t>Czy budynek posiada instalację odgromową</w:t>
-      </w:r>
-    </w:p>
-    <w:p>
-      <w:r>
-        <w:t>TAK</w:t>
-      </w:r>
+      <w:r>
+        <w:rPr>
+          <w:b/>
+          <w:bCs/>
+        </w:rPr>
+        <w:t>lokalizacja punktu przyłączenia zasilania</w:t>
+      </w:r>
+    </w:p>
+    <w:p>
       <w:r>
         <w:t>{</w:t>
       </w:r>
       <w:proofErr w:type="spellStart"/>
       <w:r>
-        <w:t>LightningProtection</w:t>
+        <w:t>p</w:t>
+      </w:r>
+      <w:r>
+        <w:t>owerLocation</w:t>
       </w:r>
       <w:proofErr w:type="spellEnd"/>
       <w:r>
         <w:t>}</w:t>
       </w:r>
+    </w:p>
+    <w:p>
+      <w:pPr>
+        <w:rPr>
+          <w:b/>
+          <w:bCs/>
+        </w:rPr>
+      </w:pPr>
       <w:r>
         <w:br/>
-        <w:t>NIE</w:t>
-      </w:r>
-    </w:p>
-    <w:p>
-      <w:r>
-        <w:pict w14:anchorId="29538ADA">
+      </w:r>
+      <w:r>
+        <w:rPr>
+          <w:b/>
+          <w:bCs/>
+        </w:rPr>
+        <w:t>Lokalizacja systemowej skrzynki  bezpiecznikowej</w:t>
+      </w:r>
+    </w:p>
+    <w:p>
+      <w:pPr>
+        <w:rPr>
+          <w:b/>
+          <w:bCs/>
+        </w:rPr>
+      </w:pPr>
+      <w:r>
+        <w:t>{</w:t>
+      </w:r>
+      <w:proofErr w:type="spellStart"/>
+      <w:r>
+        <w:t>f</w:t>
+      </w:r>
+      <w:r>
+        <w:t>useBoxLocation</w:t>
+      </w:r>
+      <w:proofErr w:type="spellEnd"/>
+      <w:r>
+        <w:t>}</w:t>
+      </w:r>
+    </w:p>
+    <w:p>
+      <w:pPr>
+        <w:rPr>
+          <w:b/>
+          <w:bCs/>
+        </w:rPr>
+      </w:pPr>
+      <w:r>
+        <w:rPr>
+          <w:b/>
+          <w:bCs/>
+        </w:rPr>
+        <w:br/>
+      </w:r>
+      <w:r>
+        <w:rPr>
+          <w:b/>
+          <w:bCs/>
+        </w:rPr>
+        <w:t>O</w:t>
+      </w:r>
+      <w:r>
+        <w:rPr>
+          <w:b/>
+          <w:bCs/>
+        </w:rPr>
+        <w:t xml:space="preserve">dległość </w:t>
+      </w:r>
+      <w:r>
+        <w:rPr>
+          <w:b/>
+          <w:bCs/>
+        </w:rPr>
+        <w:t xml:space="preserve">kabla od </w:t>
+      </w:r>
+      <w:r>
+        <w:rPr>
+          <w:b/>
+          <w:bCs/>
+        </w:rPr>
+        <w:t>Skrzynki bezpiecznikowej od punktu poboru energii</w:t>
+      </w:r>
+    </w:p>
+    <w:p>
+      <w:r>
+        <w:t>{</w:t>
+      </w:r>
+      <w:proofErr w:type="spellStart"/>
+      <w:r>
+        <w:t>p</w:t>
+      </w:r>
+      <w:r>
+        <w:t>owerLocationDistance</w:t>
+      </w:r>
+      <w:proofErr w:type="spellEnd"/>
+      <w:r>
+        <w:t>}</w:t>
+      </w:r>
+      <w:r>
+        <w:t xml:space="preserve"> metrów</w:t>
+      </w:r>
+    </w:p>
+    <w:p>
+      <w:r>
+        <w:rPr>
+          <w:b/>
+          <w:bCs/>
+        </w:rPr>
+        <w:lastRenderedPageBreak/>
+        <w:t>Odległość syreny od punktu Skrzynki bezpiecznikowej</w:t>
+      </w:r>
+    </w:p>
+    <w:p>
+      <w:r>
+        <w:t>{</w:t>
+      </w:r>
+      <w:proofErr w:type="spellStart"/>
+      <w:r>
+        <w:t>s</w:t>
+      </w:r>
+      <w:r>
+        <w:t>irenDistance</w:t>
+      </w:r>
+      <w:proofErr w:type="spellEnd"/>
+      <w:r>
+        <w:t>}</w:t>
+      </w:r>
+      <w:r>
+        <w:t xml:space="preserve"> metrów</w:t>
+      </w:r>
+      <w:r>
+        <w:br/>
+        <w:t>Ilość przebić przez ściany</w:t>
+      </w:r>
+      <w:r>
+        <w:t>:</w:t>
+      </w:r>
+      <w:r>
+        <w:t xml:space="preserve"> </w:t>
+      </w:r>
+      <w:r>
+        <w:t>{</w:t>
+      </w:r>
+      <w:proofErr w:type="spellStart"/>
+      <w:r>
+        <w:t>s</w:t>
+      </w:r>
+      <w:r>
+        <w:t>irenWalls</w:t>
+      </w:r>
+      <w:proofErr w:type="spellEnd"/>
+      <w:r>
+        <w:t>}</w:t>
+      </w:r>
+    </w:p>
+    <w:p>
+      <w:r>
+        <w:pict w14:anchorId="366A5BE1">
           <v:rect id="_x0000_i1032" style="width:0;height:1.5pt" o:hralign="center" o:hrstd="t" o:hr="t" fillcolor="#a0a0a0" stroked="f"/>
         </w:pict>
       </w:r>
     </w:p>
     <w:p>
-      <w:r>
-        <w:rPr>
-          <w:b/>
-          <w:bCs/>
-        </w:rPr>
-        <w:lastRenderedPageBreak/>
-        <w:t>Jeżeli NIE – wysokość budynku</w:t>
+      <w:pPr>
+        <w:rPr>
+          <w:b/>
+          <w:bCs/>
+        </w:rPr>
+      </w:pPr>
+      <w:r>
+        <w:rPr>
+          <w:b/>
+          <w:bCs/>
+        </w:rPr>
+        <w:t>4. Instalacja odgromowa</w:t>
+      </w:r>
+    </w:p>
+    <w:p>
+      <w:r>
+        <w:t>Sekcja określa stan instalacji odgromowej budynku oraz ewentualną konieczność jej wykonania.</w:t>
+      </w:r>
+    </w:p>
+    <w:p>
+      <w:r>
+        <w:rPr>
+          <w:b/>
+          <w:bCs/>
+        </w:rPr>
+        <w:t>Czy budynek posiada instalację odgromową</w:t>
       </w:r>
     </w:p>
     <w:p>
@@ -582,34 +846,54 @@
       </w:r>
       <w:proofErr w:type="spellStart"/>
       <w:r>
-        <w:t>B</w:t>
-      </w:r>
-      <w:r>
-        <w:t>uildingHeight</w:t>
+        <w:t>l</w:t>
+      </w:r>
+      <w:r>
+        <w:t>ightningProtection</w:t>
       </w:r>
       <w:proofErr w:type="spellEnd"/>
       <w:r>
         <w:t>}</w:t>
       </w:r>
-      <w:r>
-        <w:t xml:space="preserve"> metrów</w:t>
-      </w:r>
-    </w:p>
-    <w:p>
-      <w:r>
-        <w:pict w14:anchorId="050284F2">
+    </w:p>
+    <w:p>
+      <w:r>
+        <w:pict w14:anchorId="29538ADA">
           <v:rect id="_x0000_i1033" style="width:0;height:1.5pt" o:hralign="center" o:hrstd="t" o:hr="t" fillcolor="#a0a0a0" stroked="f"/>
         </w:pict>
       </w:r>
     </w:p>
     <w:p>
-      <w:r>
-        <w:rPr>
-          <w:b/>
-          <w:bCs/>
-        </w:rPr>
-        <w:t>Szacunkowa długość instalacji odgromowej do wykonania</w:t>
-      </w:r>
+      <w:pPr>
+        <w:rPr>
+          <w:b/>
+          <w:bCs/>
+        </w:rPr>
+      </w:pPr>
+      <w:r>
+        <w:rPr>
+          <w:b/>
+          <w:bCs/>
+        </w:rPr>
+        <w:t>Jeżeli TAK</w:t>
+      </w:r>
+      <w:r>
+        <w:rPr>
+          <w:b/>
+          <w:bCs/>
+        </w:rPr>
+        <w:br/>
+        <w:t xml:space="preserve">Odległość od masztu do istniejącego </w:t>
+      </w:r>
+      <w:proofErr w:type="spellStart"/>
+      <w:r>
+        <w:rPr>
+          <w:b/>
+          <w:bCs/>
+        </w:rPr>
+        <w:t>odgromu</w:t>
+      </w:r>
+      <w:proofErr w:type="spellEnd"/>
     </w:p>
     <w:p>
       <w:r>
@@ -617,19 +901,92 @@
       </w:r>
       <w:proofErr w:type="spellStart"/>
       <w:r>
-        <w:t>LightningProtectionLength</w:t>
+        <w:t>l</w:t>
+      </w:r>
+      <w:r>
+        <w:t>ightningProtectionDistance</w:t>
       </w:r>
       <w:proofErr w:type="spellEnd"/>
       <w:r>
         <w:t>}</w:t>
       </w:r>
       <w:r>
-        <w:t xml:space="preserve"> metrów</w:t>
-      </w:r>
-    </w:p>
-    <w:p>
-      <w:r>
-        <w:pict w14:anchorId="4CB2F0C9">
+        <w:rPr>
+          <w:b/>
+          <w:bCs/>
+        </w:rPr>
+        <w:t xml:space="preserve"> </w:t>
+      </w:r>
+      <w:r>
+        <w:t>m</w:t>
+      </w:r>
+      <w:r>
+        <w:t xml:space="preserve">etrów </w:t>
+      </w:r>
+    </w:p>
+    <w:p>
+      <w:pPr>
+        <w:rPr>
+          <w:b/>
+          <w:bCs/>
+        </w:rPr>
+      </w:pPr>
+      <w:r>
+        <w:br/>
+      </w:r>
+      <w:r>
+        <w:rPr>
+          <w:b/>
+          <w:bCs/>
+        </w:rPr>
+        <w:t>Jeżeli NIE</w:t>
+      </w:r>
+    </w:p>
+    <w:p>
+      <w:r>
+        <w:rPr>
+          <w:b/>
+          <w:bCs/>
+        </w:rPr>
+        <w:t xml:space="preserve"> </w:t>
+      </w:r>
+      <w:r>
+        <w:rPr>
+          <w:b/>
+          <w:bCs/>
+        </w:rPr>
+        <w:t>W</w:t>
+      </w:r>
+      <w:r>
+        <w:rPr>
+          <w:b/>
+          <w:bCs/>
+        </w:rPr>
+        <w:t>ysokość budynku</w:t>
+      </w:r>
+    </w:p>
+    <w:p>
+      <w:r>
+        <w:t>{</w:t>
+      </w:r>
+      <w:proofErr w:type="spellStart"/>
+      <w:r>
+        <w:t>b</w:t>
+      </w:r>
+      <w:r>
+        <w:t>uildingHeight</w:t>
+      </w:r>
+      <w:proofErr w:type="spellEnd"/>
+      <w:r>
+        <w:t xml:space="preserve">} </w:t>
+      </w:r>
+      <w:r>
+        <w:t>metrów</w:t>
+      </w:r>
+    </w:p>
+    <w:p>
+      <w:r>
+        <w:pict w14:anchorId="050284F2">
           <v:rect id="_x0000_i1034" style="width:0;height:1.5pt" o:hralign="center" o:hrstd="t" o:hr="t" fillcolor="#a0a0a0" stroked="f"/>
         </w:pict>
       </w:r>
@@ -640,28 +997,7 @@
           <w:b/>
           <w:bCs/>
         </w:rPr>
-        <w:t>Rodzaj podłoża wokół budynku (dla wykonania uziomu)</w:t>
-      </w:r>
-    </w:p>
-    <w:p>
-      <w:r>
-        <w:t>trawnik</w:t>
-      </w:r>
-      <w:r>
-        <w:br/>
-        <w:t>beton</w:t>
-      </w:r>
-      <w:r>
-        <w:br/>
-        <w:t>płytki chodnikowe</w:t>
-      </w:r>
-      <w:r>
-        <w:br/>
-        <w:t>grunt utwardzony</w:t>
-      </w:r>
-      <w:r>
-        <w:br/>
-        <w:t>inny typ podłoża</w:t>
+        <w:t>Szacunkowa długość instalacji odgromowej do wykonania</w:t>
       </w:r>
     </w:p>
     <w:p>
@@ -670,60 +1006,40 @@
       </w:r>
       <w:proofErr w:type="spellStart"/>
       <w:r>
-        <w:t>GroundType</w:t>
+        <w:t>l</w:t>
+      </w:r>
+      <w:r>
+        <w:t>ightningProtectionLength</w:t>
       </w:r>
       <w:proofErr w:type="spellEnd"/>
       <w:r>
         <w:t>}</w:t>
       </w:r>
-    </w:p>
-    <w:p>
-      <w:r>
-        <w:pict w14:anchorId="07CC23B1">
+      <w:r>
+        <w:t xml:space="preserve"> metrów</w:t>
+      </w:r>
+    </w:p>
+    <w:p>
+      <w:r>
+        <w:pict w14:anchorId="4CB2F0C9">
           <v:rect id="_x0000_i1035" style="width:0;height:1.5pt" o:hralign="center" o:hrstd="t" o:hr="t" fillcolor="#a0a0a0" stroked="f"/>
         </w:pict>
       </w:r>
     </w:p>
     <w:p>
-      <w:pPr>
-        <w:rPr>
-          <w:b/>
-          <w:bCs/>
-        </w:rPr>
-      </w:pPr>
-      <w:r>
-        <w:rPr>
-          <w:b/>
-          <w:bCs/>
-        </w:rPr>
-        <w:t>5. Przebicie na dach</w:t>
-      </w:r>
-    </w:p>
-    <w:p>
-      <w:r>
-        <w:t>Sekcja określa sposób wprowadzenia okablowania na dach.</w:t>
-      </w:r>
-    </w:p>
-    <w:p>
-      <w:r>
-        <w:rPr>
-          <w:b/>
-          <w:bCs/>
-        </w:rPr>
-        <w:t>Sposób wykonania przejścia kablowego</w:t>
-      </w:r>
-    </w:p>
-    <w:p>
-      <w:r>
-        <w:t>wykorzystanie istniejącego przepustu dachowego</w:t>
-      </w:r>
-      <w:r>
-        <w:br/>
-        <w:t>wykonanie nowego przepustu</w:t>
-      </w:r>
-      <w:r>
-        <w:br/>
-        <w:t>wiercenie przez strop/dach</w:t>
+      <w:r>
+        <w:rPr>
+          <w:b/>
+          <w:bCs/>
+        </w:rPr>
+        <w:t xml:space="preserve">Rodzaj podłoża wokół budynku </w:t>
+      </w:r>
+      <w:r>
+        <w:rPr>
+          <w:b/>
+          <w:bCs/>
+        </w:rPr>
+        <w:t>:</w:t>
       </w:r>
     </w:p>
     <w:p>
@@ -732,7 +1048,10 @@
       </w:r>
       <w:proofErr w:type="spellStart"/>
       <w:r>
-        <w:t>PassageMethod</w:t>
+        <w:t>g</w:t>
+      </w:r>
+      <w:r>
+        <w:t>roundType</w:t>
       </w:r>
       <w:proofErr w:type="spellEnd"/>
       <w:r>
@@ -741,39 +1060,38 @@
     </w:p>
     <w:p>
       <w:r>
-        <w:pict w14:anchorId="3D81FA85">
+        <w:pict w14:anchorId="07CC23B1">
           <v:rect id="_x0000_i1036" style="width:0;height:1.5pt" o:hralign="center" o:hrstd="t" o:hr="t" fillcolor="#a0a0a0" stroked="f"/>
         </w:pict>
       </w:r>
     </w:p>
     <w:p>
-      <w:r>
-        <w:rPr>
-          <w:b/>
-          <w:bCs/>
-        </w:rPr>
-        <w:t>Rodzaj poszycia dachu</w:t>
-      </w:r>
-    </w:p>
-    <w:p>
-      <w:r>
-        <w:t>papa</w:t>
-      </w:r>
-      <w:r>
-        <w:br/>
-        <w:t>membrana</w:t>
-      </w:r>
-      <w:r>
-        <w:br/>
-        <w:t>dachówka</w:t>
-      </w:r>
-      <w:r>
-        <w:br/>
-        <w:t>blacha</w:t>
-      </w:r>
-      <w:r>
-        <w:br/>
-        <w:t>inny typ pokrycia</w:t>
+      <w:pPr>
+        <w:rPr>
+          <w:b/>
+          <w:bCs/>
+        </w:rPr>
+      </w:pPr>
+      <w:r>
+        <w:rPr>
+          <w:b/>
+          <w:bCs/>
+        </w:rPr>
+        <w:t>5. Przebicie na dach</w:t>
+      </w:r>
+    </w:p>
+    <w:p>
+      <w:r>
+        <w:t>Sekcja określa sposób wprowadzenia okablowania na dach.</w:t>
+      </w:r>
+    </w:p>
+    <w:p>
+      <w:r>
+        <w:rPr>
+          <w:b/>
+          <w:bCs/>
+        </w:rPr>
+        <w:t>Sposób wykonania przejścia kablowego</w:t>
       </w:r>
     </w:p>
     <w:p>
@@ -782,7 +1100,10 @@
       </w:r>
       <w:proofErr w:type="spellStart"/>
       <w:r>
-        <w:t>RoofCovering</w:t>
+        <w:t>p</w:t>
+      </w:r>
+      <w:r>
+        <w:t>assageMethod</w:t>
       </w:r>
       <w:proofErr w:type="spellEnd"/>
       <w:r>
@@ -791,54 +1112,30 @@
     </w:p>
     <w:p>
       <w:r>
-        <w:pict w14:anchorId="3E748327">
+        <w:pict w14:anchorId="3D81FA85">
           <v:rect id="_x0000_i1037" style="width:0;height:1.5pt" o:hralign="center" o:hrstd="t" o:hr="t" fillcolor="#a0a0a0" stroked="f"/>
         </w:pict>
       </w:r>
     </w:p>
     <w:p>
-      <w:pPr>
-        <w:rPr>
-          <w:b/>
-          <w:bCs/>
-        </w:rPr>
-      </w:pPr>
-      <w:r>
-        <w:rPr>
-          <w:b/>
-          <w:bCs/>
-        </w:rPr>
-        <w:t>6. Okablowanie LAN</w:t>
-      </w:r>
-    </w:p>
-    <w:p>
-      <w:r>
-        <w:t>Sekcja określa możliwość podłączenia syreny do sieci LAN.</w:t>
-      </w:r>
-    </w:p>
-    <w:p>
-      <w:r>
-        <w:rPr>
-          <w:b/>
-          <w:bCs/>
-        </w:rPr>
-        <w:t>Czy planowane jest podłączenie kabla LAN</w:t>
-      </w:r>
-    </w:p>
-    <w:p>
-      <w:r>
-        <w:t>TAK</w:t>
-      </w:r>
-      <w:r>
-        <w:br/>
-        <w:t>NIE</w:t>
-      </w:r>
+      <w:r>
+        <w:rPr>
+          <w:b/>
+          <w:bCs/>
+        </w:rPr>
+        <w:t>Rodzaj poszycia dachu</w:t>
+      </w:r>
+    </w:p>
+    <w:p>
       <w:r>
         <w:t>{</w:t>
       </w:r>
       <w:proofErr w:type="spellStart"/>
       <w:r>
-        <w:t>Lan</w:t>
+        <w:t>r</w:t>
+      </w:r>
+      <w:r>
+        <w:t>oofCovering</w:t>
       </w:r>
       <w:proofErr w:type="spellEnd"/>
       <w:r>
@@ -847,19 +1144,39 @@
     </w:p>
     <w:p>
       <w:r>
-        <w:lastRenderedPageBreak/>
-        <w:pict w14:anchorId="16D849E9">
+        <w:pict w14:anchorId="3E748327">
           <v:rect id="_x0000_i1038" style="width:0;height:1.5pt" o:hralign="center" o:hrstd="t" o:hr="t" fillcolor="#a0a0a0" stroked="f"/>
         </w:pict>
       </w:r>
     </w:p>
     <w:p>
-      <w:r>
-        <w:rPr>
-          <w:b/>
-          <w:bCs/>
-        </w:rPr>
-        <w:t>Jeżeli TAK – odległość od gniazda sieciowego lub serwerowni</w:t>
+      <w:pPr>
+        <w:rPr>
+          <w:b/>
+          <w:bCs/>
+        </w:rPr>
+      </w:pPr>
+      <w:r>
+        <w:rPr>
+          <w:b/>
+          <w:bCs/>
+        </w:rPr>
+        <w:lastRenderedPageBreak/>
+        <w:t>6. Okablowanie LAN</w:t>
+      </w:r>
+    </w:p>
+    <w:p>
+      <w:r>
+        <w:t>Sekcja określa możliwość podłączenia syreny do sieci LAN.</w:t>
+      </w:r>
+    </w:p>
+    <w:p>
+      <w:r>
+        <w:rPr>
+          <w:b/>
+          <w:bCs/>
+        </w:rPr>
+        <w:t>Czy planowane jest podłączenie kabla LAN</w:t>
       </w:r>
     </w:p>
     <w:p>
@@ -868,30 +1185,52 @@
       </w:r>
       <w:proofErr w:type="spellStart"/>
       <w:r>
-        <w:t>LanLength</w:t>
+        <w:t>l</w:t>
+      </w:r>
+      <w:r>
+        <w:t>an</w:t>
       </w:r>
       <w:proofErr w:type="spellEnd"/>
       <w:r>
         <w:t>}</w:t>
       </w:r>
-      <w:r>
-        <w:t xml:space="preserve"> metrów</w:t>
-      </w:r>
-    </w:p>
-    <w:p>
-      <w:r>
-        <w:pict w14:anchorId="029821DA">
+    </w:p>
+    <w:p>
+      <w:r>
+        <w:pict w14:anchorId="16D849E9">
           <v:rect id="_x0000_i1039" style="width:0;height:1.5pt" o:hralign="center" o:hrstd="t" o:hr="t" fillcolor="#a0a0a0" stroked="f"/>
         </w:pict>
       </w:r>
     </w:p>
     <w:p>
-      <w:r>
-        <w:rPr>
-          <w:b/>
-          <w:bCs/>
-        </w:rPr>
-        <w:t>Ilość przebić przez ściany koniecznych do wykonania</w:t>
+      <w:pPr>
+        <w:rPr>
+          <w:b/>
+          <w:bCs/>
+        </w:rPr>
+      </w:pPr>
+      <w:r>
+        <w:rPr>
+          <w:b/>
+          <w:bCs/>
+        </w:rPr>
+        <w:t xml:space="preserve">Jeżeli TAK </w:t>
+      </w:r>
+    </w:p>
+    <w:p>
+      <w:r>
+        <w:rPr>
+          <w:b/>
+          <w:bCs/>
+        </w:rPr>
+        <w:t>O</w:t>
+      </w:r>
+      <w:r>
+        <w:rPr>
+          <w:b/>
+          <w:bCs/>
+        </w:rPr>
+        <w:t>dległość od gniazda sieciowego lub serwerowni</w:t>
       </w:r>
     </w:p>
     <w:p>
@@ -900,50 +1239,40 @@
       </w:r>
       <w:proofErr w:type="spellStart"/>
       <w:r>
-        <w:t>LanWalls</w:t>
+        <w:t>l</w:t>
+      </w:r>
+      <w:r>
+        <w:t>anLength</w:t>
       </w:r>
       <w:proofErr w:type="spellEnd"/>
       <w:r>
         <w:t>}</w:t>
       </w:r>
       <w:r>
-        <w:t xml:space="preserve"> sztuk</w:t>
-      </w:r>
-    </w:p>
-    <w:p>
-      <w:r>
-        <w:pict w14:anchorId="21575022">
+        <w:t xml:space="preserve"> metrów</w:t>
+      </w:r>
+    </w:p>
+    <w:p>
+      <w:r>
+        <w:pict w14:anchorId="029821DA">
           <v:rect id="_x0000_i1040" style="width:0;height:1.5pt" o:hralign="center" o:hrstd="t" o:hr="t" fillcolor="#a0a0a0" stroked="f"/>
         </w:pict>
       </w:r>
     </w:p>
     <w:p>
-      <w:pPr>
-        <w:rPr>
-          <w:b/>
-          <w:bCs/>
-        </w:rPr>
-      </w:pPr>
-      <w:r>
-        <w:rPr>
-          <w:b/>
-          <w:bCs/>
-        </w:rPr>
-        <w:t>7. Trasa kablowa</w:t>
-      </w:r>
-    </w:p>
-    <w:p>
-      <w:r>
-        <w:t>Opis planowanej trasy kabli zasilających i sterujących.</w:t>
-      </w:r>
-    </w:p>
-    <w:p>
-      <w:r>
-        <w:rPr>
-          <w:b/>
-          <w:bCs/>
-        </w:rPr>
-        <w:t>Planowana trasa kabli</w:t>
+      <w:r>
+        <w:rPr>
+          <w:b/>
+          <w:bCs/>
+        </w:rPr>
+        <w:br/>
+      </w:r>
+      <w:r>
+        <w:rPr>
+          <w:b/>
+          <w:bCs/>
+        </w:rPr>
+        <w:t>Ilość przebić przez ściany koniecznych do wykonania</w:t>
       </w:r>
     </w:p>
     <w:p>
@@ -952,25 +1281,22 @@
       </w:r>
       <w:proofErr w:type="spellStart"/>
       <w:r>
-        <w:t>LanRoute</w:t>
+        <w:t>l</w:t>
+      </w:r>
+      <w:r>
+        <w:t>anWalls</w:t>
       </w:r>
       <w:proofErr w:type="spellEnd"/>
       <w:r>
         <w:t>}</w:t>
       </w:r>
-    </w:p>
-    <w:p>
-      <w:r>
-        <w:t>np.</w:t>
-      </w:r>
-      <w:r>
-        <w:br/>
-        <w:t>rozdzielnia → pion instalacyjny → strych → dach</w:t>
-      </w:r>
-    </w:p>
-    <w:p>
-      <w:r>
-        <w:pict w14:anchorId="2DA9FB14">
+      <w:r>
+        <w:t xml:space="preserve"> sztuk</w:t>
+      </w:r>
+    </w:p>
+    <w:p>
+      <w:r>
+        <w:pict w14:anchorId="21575022">
           <v:rect id="_x0000_i1041" style="width:0;height:1.5pt" o:hralign="center" o:hrstd="t" o:hr="t" fillcolor="#a0a0a0" stroked="f"/>
         </w:pict>
       </w:r>
@@ -987,74 +1313,373 @@
           <w:b/>
           <w:bCs/>
         </w:rPr>
-        <w:t>8. Dokumentacja fotograficzna</w:t>
-      </w:r>
-    </w:p>
-    <w:p>
-      <w:r>
-        <w:t>Do dokumentu należy dołączyć dokumentację fotograficzną przedstawiającą planowane miejsce instalacji.</w:t>
-      </w:r>
-    </w:p>
-    <w:p>
-      <w:r>
-        <w:rPr>
-          <w:b/>
-          <w:bCs/>
-        </w:rPr>
-        <w:t>Zdjęcie lokalizacji syreny</w:t>
-      </w:r>
-    </w:p>
-    <w:p>
-      <w:r>
-        <w:t>(miejsce na wstawienie zdjęcia)</w:t>
-      </w:r>
-    </w:p>
-    <w:p>
-      <w:r>
-        <w:pict w14:anchorId="6D11E6C2">
+        <w:t>7. Trasa kablowa</w:t>
+      </w:r>
+    </w:p>
+    <w:p>
+      <w:r>
+        <w:t>Opis planowanej trasy kabli zasilających i sterujących.</w:t>
+      </w:r>
+    </w:p>
+    <w:p>
+      <w:r>
+        <w:t>{</w:t>
+      </w:r>
+      <w:proofErr w:type="spellStart"/>
+      <w:r>
+        <w:t>l</w:t>
+      </w:r>
+      <w:r>
+        <w:t>anRoute</w:t>
+      </w:r>
+      <w:proofErr w:type="spellEnd"/>
+      <w:r>
+        <w:t>}</w:t>
+      </w:r>
+    </w:p>
+    <w:p>
+      <w:r>
+        <w:pict w14:anchorId="2DA9FB14">
           <v:rect id="_x0000_i1042" style="width:0;height:1.5pt" o:hralign="center" o:hrstd="t" o:hr="t" fillcolor="#a0a0a0" stroked="f"/>
         </w:pict>
       </w:r>
     </w:p>
     <w:p>
-      <w:r>
-        <w:rPr>
-          <w:b/>
-          <w:bCs/>
-        </w:rPr>
-        <w:t>Zdjęcie planowanej trasy kabla zasilającego</w:t>
-      </w:r>
-    </w:p>
-    <w:p>
-      <w:r>
-        <w:t>(miejsce na wstawienie zdjęcia)</w:t>
-      </w:r>
-    </w:p>
-    <w:p>
-      <w:r>
-        <w:pict w14:anchorId="62CE9F07">
+      <w:pPr>
+        <w:rPr>
+          <w:b/>
+          <w:bCs/>
+        </w:rPr>
+      </w:pPr>
+      <w:r>
+        <w:rPr>
+          <w:b/>
+          <w:bCs/>
+        </w:rPr>
+        <w:t>8. Dokumentacja fotograficzna</w:t>
+      </w:r>
+    </w:p>
+    <w:p>
+      <w:r>
+        <w:t>Do dokumentu należy dołączyć dokumentację fotograficzną przedstawiającą planowane miejsce instalacji.</w:t>
+      </w:r>
+    </w:p>
+    <w:p>
+      <w:pPr>
+        <w:rPr>
+          <w:b/>
+          <w:bCs/>
+        </w:rPr>
+      </w:pPr>
+      <w:r>
+        <w:rPr>
+          <w:b/>
+          <w:bCs/>
+        </w:rPr>
+        <w:br w:type="page"/>
+      </w:r>
+    </w:p>
+    <w:p>
+      <w:pPr>
+        <w:rPr>
+          <w:b/>
+          <w:bCs/>
+        </w:rPr>
+      </w:pPr>
+      <w:r>
+        <w:rPr>
+          <w:b/>
+          <w:bCs/>
+        </w:rPr>
+        <w:lastRenderedPageBreak/>
+        <w:t>Zdjęcie lokalizacji syreny</w:t>
+      </w:r>
+    </w:p>
+    <w:tbl>
+      <w:tblPr>
+        <w:tblStyle w:val="Tabela-Siatka"/>
+        <w:tblW w:w="0" w:type="auto"/>
+        <w:tblInd w:w="38" w:type="dxa"/>
+        <w:tblLook w:val="04A0" w:firstRow="1" w:lastRow="0" w:firstColumn="1" w:lastColumn="0" w:noHBand="0" w:noVBand="1"/>
+      </w:tblPr>
+      <w:tblGrid>
+        <w:gridCol w:w="9072"/>
+      </w:tblGrid>
+      <w:tr>
+        <w:trPr>
+          <w:trHeight w:val="6056"/>
+        </w:trPr>
+        <w:tc>
+          <w:tcPr>
+            <w:tcW w:w="9072" w:type="dxa"/>
+          </w:tcPr>
+          <w:p>
+            <w:r>
+              <w:t>{%photo1}</w:t>
+            </w:r>
+          </w:p>
+        </w:tc>
+      </w:tr>
+    </w:tbl>
+    <w:p/>
+    <w:p>
+      <w:r>
+        <w:pict w14:anchorId="6D11E6C2">
           <v:rect id="_x0000_i1043" style="width:0;height:1.5pt" o:hralign="center" o:hrstd="t" o:hr="t" fillcolor="#a0a0a0" stroked="f"/>
         </w:pict>
       </w:r>
     </w:p>
     <w:p>
-      <w:r>
-        <w:rPr>
-          <w:b/>
-          <w:bCs/>
-        </w:rPr>
+      <w:pPr>
+        <w:rPr>
+          <w:b/>
+          <w:bCs/>
+        </w:rPr>
+      </w:pPr>
+      <w:r>
+        <w:rPr>
+          <w:b/>
+          <w:bCs/>
+        </w:rPr>
+        <w:br w:type="page"/>
+      </w:r>
+    </w:p>
+    <w:p>
+      <w:pPr>
+        <w:rPr>
+          <w:b/>
+          <w:bCs/>
+        </w:rPr>
+      </w:pPr>
+      <w:r>
+        <w:rPr>
+          <w:b/>
+          <w:bCs/>
+        </w:rPr>
+        <w:lastRenderedPageBreak/>
+        <w:t>Zdjęcie planowanej trasy kabla zasilającego</w:t>
+      </w:r>
+      <w:r>
+        <w:rPr>
+          <w:b/>
+          <w:bCs/>
+        </w:rPr>
+        <w:t xml:space="preserve"> i punktu przyłączenia</w:t>
+      </w:r>
+    </w:p>
+    <w:tbl>
+      <w:tblPr>
+        <w:tblStyle w:val="Tabela-Siatka"/>
+        <w:tblW w:w="0" w:type="auto"/>
+        <w:tblInd w:w="38" w:type="dxa"/>
+        <w:tblLook w:val="04A0" w:firstRow="1" w:lastRow="0" w:firstColumn="1" w:lastColumn="0" w:noHBand="0" w:noVBand="1"/>
+      </w:tblPr>
+      <w:tblGrid>
+        <w:gridCol w:w="9072"/>
+      </w:tblGrid>
+      <w:tr>
+        <w:trPr>
+          <w:trHeight w:val="6056"/>
+        </w:trPr>
+        <w:tc>
+          <w:tcPr>
+            <w:tcW w:w="9072" w:type="dxa"/>
+          </w:tcPr>
+          <w:p>
+            <w:r>
+              <w:t>{%photo</w:t>
+            </w:r>
+            <w:r>
+              <w:t>2</w:t>
+            </w:r>
+            <w:r>
+              <w:t>}</w:t>
+            </w:r>
+          </w:p>
+        </w:tc>
+      </w:tr>
+    </w:tbl>
+    <w:p/>
+    <w:tbl>
+      <w:tblPr>
+        <w:tblStyle w:val="Tabela-Siatka"/>
+        <w:tblW w:w="0" w:type="auto"/>
+        <w:tblInd w:w="38" w:type="dxa"/>
+        <w:tblLook w:val="04A0" w:firstRow="1" w:lastRow="0" w:firstColumn="1" w:lastColumn="0" w:noHBand="0" w:noVBand="1"/>
+      </w:tblPr>
+      <w:tblGrid>
+        <w:gridCol w:w="9072"/>
+      </w:tblGrid>
+      <w:tr>
+        <w:trPr>
+          <w:trHeight w:val="6056"/>
+        </w:trPr>
+        <w:tc>
+          <w:tcPr>
+            <w:tcW w:w="9072" w:type="dxa"/>
+          </w:tcPr>
+          <w:p>
+            <w:r>
+              <w:t>{%photo</w:t>
+            </w:r>
+            <w:r>
+              <w:t>3</w:t>
+            </w:r>
+            <w:r>
+              <w:t>}</w:t>
+            </w:r>
+          </w:p>
+        </w:tc>
+      </w:tr>
+    </w:tbl>
+    <w:p>
+      <w:r>
+        <w:pict w14:anchorId="62CE9F07">
+          <v:rect id="_x0000_i1044" style="width:0;height:1.5pt" o:hralign="center" o:hrstd="t" o:hr="t" fillcolor="#a0a0a0" stroked="f"/>
+        </w:pict>
+      </w:r>
+    </w:p>
+    <w:p>
+      <w:r>
+        <w:rPr>
+          <w:b/>
+          <w:bCs/>
+        </w:rPr>
+        <w:lastRenderedPageBreak/>
         <w:t>Zdjęcie planowanej trasy kabla sterującego / LAN</w:t>
       </w:r>
-    </w:p>
-    <w:p>
-      <w:r>
-        <w:t>(miejsce na wstawienie zdjęcia)</w:t>
-      </w:r>
-    </w:p>
+      <w:r>
+        <w:rPr>
+          <w:b/>
+          <w:bCs/>
+        </w:rPr>
+        <w:t xml:space="preserve"> i wpięcia do sieci</w:t>
+      </w:r>
+    </w:p>
+    <w:tbl>
+      <w:tblPr>
+        <w:tblStyle w:val="Tabela-Siatka"/>
+        <w:tblW w:w="0" w:type="auto"/>
+        <w:tblInd w:w="38" w:type="dxa"/>
+        <w:tblLook w:val="04A0" w:firstRow="1" w:lastRow="0" w:firstColumn="1" w:lastColumn="0" w:noHBand="0" w:noVBand="1"/>
+      </w:tblPr>
+      <w:tblGrid>
+        <w:gridCol w:w="9072"/>
+      </w:tblGrid>
+      <w:tr>
+        <w:trPr>
+          <w:trHeight w:val="6056"/>
+        </w:trPr>
+        <w:tc>
+          <w:tcPr>
+            <w:tcW w:w="9072" w:type="dxa"/>
+          </w:tcPr>
+          <w:p>
+            <w:r>
+              <w:t>{%photo</w:t>
+            </w:r>
+            <w:r>
+              <w:t>4</w:t>
+            </w:r>
+            <w:r>
+              <w:t>}</w:t>
+            </w:r>
+          </w:p>
+        </w:tc>
+      </w:tr>
+    </w:tbl>
+    <w:p/>
+    <w:tbl>
+      <w:tblPr>
+        <w:tblStyle w:val="Tabela-Siatka"/>
+        <w:tblW w:w="4959" w:type="pct"/>
+        <w:tblInd w:w="38" w:type="dxa"/>
+        <w:tblLook w:val="04A0" w:firstRow="1" w:lastRow="0" w:firstColumn="1" w:lastColumn="0" w:noHBand="0" w:noVBand="1"/>
+      </w:tblPr>
+      <w:tblGrid>
+        <w:gridCol w:w="9212"/>
+      </w:tblGrid>
+      <w:tr>
+        <w:trPr>
+          <w:trHeight w:val="6056"/>
+        </w:trPr>
+        <w:tc>
+          <w:tcPr>
+            <w:tcW w:w="9072" w:type="dxa"/>
+          </w:tcPr>
+          <w:p>
+            <w:r>
+              <w:t>{%photo</w:t>
+            </w:r>
+            <w:r>
+              <w:t>5</w:t>
+            </w:r>
+            <w:r>
+              <w:t>}</w:t>
+            </w:r>
+          </w:p>
+        </w:tc>
+      </w:tr>
+    </w:tbl>
+    <w:p>
+      <w:pPr>
+        <w:rPr>
+          <w:b/>
+          <w:bCs/>
+        </w:rPr>
+      </w:pPr>
+      <w:r>
+        <w:lastRenderedPageBreak/>
+        <w:br/>
+      </w:r>
+      <w:r>
+        <w:br/>
+      </w:r>
+      <w:r>
+        <w:rPr>
+          <w:b/>
+          <w:bCs/>
+        </w:rPr>
+        <w:t xml:space="preserve">Zdjęcie planowanej lokalizacji Masztu </w:t>
+      </w:r>
+    </w:p>
+    <w:tbl>
+      <w:tblPr>
+        <w:tblStyle w:val="Tabela-Siatka"/>
+        <w:tblW w:w="4959" w:type="pct"/>
+        <w:tblInd w:w="38" w:type="dxa"/>
+        <w:tblLook w:val="04A0" w:firstRow="1" w:lastRow="0" w:firstColumn="1" w:lastColumn="0" w:noHBand="0" w:noVBand="1"/>
+      </w:tblPr>
+      <w:tblGrid>
+        <w:gridCol w:w="9212"/>
+      </w:tblGrid>
+      <w:tr>
+        <w:trPr>
+          <w:trHeight w:val="6056"/>
+        </w:trPr>
+        <w:tc>
+          <w:tcPr>
+            <w:tcW w:w="9072" w:type="dxa"/>
+          </w:tcPr>
+          <w:p>
+            <w:r>
+              <w:t>{%photo</w:t>
+            </w:r>
+            <w:r>
+              <w:t>6</w:t>
+            </w:r>
+            <w:r>
+              <w:t>}</w:t>
+            </w:r>
+          </w:p>
+        </w:tc>
+      </w:tr>
+    </w:tbl>
+    <w:p/>
     <w:p>
       <w:r>
         <w:pict w14:anchorId="2BB7C7CE">
-          <v:rect id="_x0000_i1044" style="width:0;height:1.5pt" o:hralign="center" o:hrstd="t" o:hr="t" fillcolor="#a0a0a0" stroked="f"/>
+          <v:rect id="_x0000_i1045" style="width:0;height:1.5pt" o:hralign="center" o:hrstd="t" o:hr="t" fillcolor="#a0a0a0" stroked="f"/>
         </w:pict>
       </w:r>
     </w:p>
@@ -1122,16 +1747,45 @@
         <w:t>punktu zasilania</w:t>
       </w:r>
     </w:p>
-    <w:p>
-      <w:r>
-        <w:lastRenderedPageBreak/>
-        <w:t>(miejsce na rysunek / rzut budynku)</w:t>
-      </w:r>
-    </w:p>
+    <w:p/>
+    <w:tbl>
+      <w:tblPr>
+        <w:tblStyle w:val="Tabela-Siatka"/>
+        <w:tblW w:w="0" w:type="auto"/>
+        <w:tblInd w:w="38" w:type="dxa"/>
+        <w:tblLook w:val="04A0" w:firstRow="1" w:lastRow="0" w:firstColumn="1" w:lastColumn="0" w:noHBand="0" w:noVBand="1"/>
+      </w:tblPr>
+      <w:tblGrid>
+        <w:gridCol w:w="9072"/>
+      </w:tblGrid>
+      <w:tr>
+        <w:trPr>
+          <w:trHeight w:val="6056"/>
+        </w:trPr>
+        <w:tc>
+          <w:tcPr>
+            <w:tcW w:w="9072" w:type="dxa"/>
+          </w:tcPr>
+          <w:p>
+            <w:r>
+              <w:lastRenderedPageBreak/>
+              <w:t>{%photo</w:t>
+            </w:r>
+            <w:r>
+              <w:t>7</w:t>
+            </w:r>
+            <w:r>
+              <w:t>}</w:t>
+            </w:r>
+          </w:p>
+        </w:tc>
+      </w:tr>
+    </w:tbl>
+    <w:p/>
     <w:p>
       <w:r>
         <w:pict w14:anchorId="4478F1C4">
-          <v:rect id="_x0000_i1045" style="width:0;height:1.5pt" o:hralign="center" o:hrstd="t" o:hr="t" fillcolor="#a0a0a0" stroked="f"/>
+          <v:rect id="_x0000_i1046" style="width:0;height:1.5pt" o:hralign="center" o:hrstd="t" o:hr="t" fillcolor="#a0a0a0" stroked="f"/>
         </w:pict>
       </w:r>
     </w:p>
@@ -1173,7 +1827,7 @@
       </w:r>
       <w:r>
         <w:br/>
-        <w:t>syrena alarmowa Gibon 600</w:t>
+        <w:t>syrena alarmowa 600</w:t>
       </w:r>
     </w:p>
     <w:p>
@@ -1214,56 +1868,44 @@
         <w:t>lokalizację syreny na dachu</w:t>
       </w:r>
     </w:p>
-    <w:p>
-      <w:r>
-        <w:t>(miejsce na diagram)</w:t>
-      </w:r>
-    </w:p>
+    <w:p/>
+    <w:tbl>
+      <w:tblPr>
+        <w:tblStyle w:val="Tabela-Siatka"/>
+        <w:tblW w:w="0" w:type="auto"/>
+        <w:tblInd w:w="38" w:type="dxa"/>
+        <w:tblLook w:val="04A0" w:firstRow="1" w:lastRow="0" w:firstColumn="1" w:lastColumn="0" w:noHBand="0" w:noVBand="1"/>
+      </w:tblPr>
+      <w:tblGrid>
+        <w:gridCol w:w="9072"/>
+      </w:tblGrid>
+      <w:tr>
+        <w:trPr>
+          <w:trHeight w:val="6056"/>
+        </w:trPr>
+        <w:tc>
+          <w:tcPr>
+            <w:tcW w:w="9072" w:type="dxa"/>
+          </w:tcPr>
+          <w:p>
+            <w:r>
+              <w:lastRenderedPageBreak/>
+              <w:t>{%photo</w:t>
+            </w:r>
+            <w:r>
+              <w:t>8</w:t>
+            </w:r>
+            <w:r>
+              <w:t>}</w:t>
+            </w:r>
+          </w:p>
+        </w:tc>
+      </w:tr>
+    </w:tbl>
+    <w:p/>
     <w:p>
       <w:r>
         <w:pict w14:anchorId="6EDFD46D">
-          <v:rect id="_x0000_i1046" style="width:0;height:1.5pt" o:hralign="center" o:hrstd="t" o:hr="t" fillcolor="#a0a0a0" stroked="f"/>
-        </w:pict>
-      </w:r>
-    </w:p>
-    <w:p>
-      <w:pPr>
-        <w:rPr>
-          <w:b/>
-          <w:bCs/>
-        </w:rPr>
-      </w:pPr>
-      <w:r>
-        <w:rPr>
-          <w:b/>
-          <w:bCs/>
-        </w:rPr>
-        <w:t>11. Uwagi z wizji lokalnej</w:t>
-      </w:r>
-    </w:p>
-    <w:p>
-      <w:r>
-        <w:t>Dodatkowe informacje techniczne dotyczące obiektu.</w:t>
-      </w:r>
-    </w:p>
-    <w:p>
-      <w:r>
-        <w:t>.............................................................................</w:t>
-      </w:r>
-    </w:p>
-    <w:p>
-      <w:r>
-        <w:t>.............................................................................</w:t>
-      </w:r>
-    </w:p>
-    <w:p>
-      <w:r>
-        <w:t>.............................................................................</w:t>
-      </w:r>
-    </w:p>
-    <w:p>
-      <w:r>
-        <w:pict w14:anchorId="1BE54CD7">
           <v:rect id="_x0000_i1047" style="width:0;height:1.5pt" o:hralign="center" o:hrstd="t" o:hr="t" fillcolor="#a0a0a0" stroked="f"/>
         </w:pict>
       </w:r>
@@ -1280,10 +1922,140 @@
           <w:b/>
           <w:bCs/>
         </w:rPr>
-        <w:t>12. Podpisy</w:t>
-      </w:r>
-    </w:p>
-    <w:p>
+        <w:t>11. Uwagi z wizji lokalnej</w:t>
+      </w:r>
+    </w:p>
+    <w:p>
+      <w:r>
+        <w:t>{</w:t>
+      </w:r>
+      <w:proofErr w:type="spellStart"/>
+      <w:r>
+        <w:t>c</w:t>
+      </w:r>
+      <w:r>
+        <w:t>omments</w:t>
+      </w:r>
+      <w:proofErr w:type="spellEnd"/>
+      <w:r>
+        <w:t>}</w:t>
+      </w:r>
+    </w:p>
+    <w:p>
+      <w:pPr>
+        <w:rPr>
+          <w:b/>
+          <w:bCs/>
+        </w:rPr>
+      </w:pPr>
+    </w:p>
+    <w:p>
+      <w:pPr>
+        <w:rPr>
+          <w:b/>
+          <w:bCs/>
+        </w:rPr>
+      </w:pPr>
+      <w:r>
+        <w:rPr>
+          <w:b/>
+          <w:bCs/>
+        </w:rPr>
+        <w:t>12.</w:t>
+      </w:r>
+      <w:r>
+        <w:rPr>
+          <w:b/>
+          <w:bCs/>
+        </w:rPr>
+        <w:t xml:space="preserve"> </w:t>
+      </w:r>
+      <w:r>
+        <w:rPr>
+          <w:b/>
+          <w:bCs/>
+        </w:rPr>
+        <w:t>Kontakt do osoby zatwierdzającej  Suplement</w:t>
+      </w:r>
+    </w:p>
+    <w:p>
+      <w:pPr>
+        <w:rPr>
+          <w:b/>
+          <w:bCs/>
+        </w:rPr>
+      </w:pPr>
+      <w:proofErr w:type="spellStart"/>
+      <w:r>
+        <w:rPr>
+          <w:b/>
+          <w:bCs/>
+        </w:rPr>
+        <w:t>Imie</w:t>
+      </w:r>
+      <w:proofErr w:type="spellEnd"/>
+      <w:r>
+        <w:rPr>
+          <w:b/>
+          <w:bCs/>
+        </w:rPr>
+        <w:t xml:space="preserve"> Nazwisko  nr kontaktowy</w:t>
+      </w:r>
+    </w:p>
+    <w:p>
+      <w:r>
+        <w:t>{</w:t>
+      </w:r>
+      <w:proofErr w:type="spellStart"/>
+      <w:r>
+        <w:t>contactFullName</w:t>
+      </w:r>
+      <w:proofErr w:type="spellEnd"/>
+      <w:r>
+        <w:t>}</w:t>
+      </w:r>
+    </w:p>
+    <w:p>
+      <w:pPr>
+        <w:rPr>
+          <w:b/>
+          <w:bCs/>
+        </w:rPr>
+      </w:pPr>
+      <w:r>
+        <w:rPr>
+          <w:b/>
+          <w:bCs/>
+        </w:rPr>
+        <w:br w:type="page"/>
+      </w:r>
+    </w:p>
+    <w:p>
+      <w:pPr>
+        <w:pStyle w:val="Akapitzlist"/>
+        <w:numPr>
+          <w:ilvl w:val="0"/>
+          <w:numId w:val="4"/>
+        </w:numPr>
+        <w:ind w:left="0" w:firstLine="0"/>
+        <w:rPr>
+          <w:b/>
+          <w:bCs/>
+        </w:rPr>
+      </w:pPr>
+      <w:r>
+        <w:rPr>
+          <w:b/>
+          <w:bCs/>
+        </w:rPr>
+        <w:lastRenderedPageBreak/>
+        <w:t>Podpisy</w:t>
+      </w:r>
+    </w:p>
+    <w:p>
+      <w:pPr>
+        <w:ind w:left="5664" w:hanging="5664"/>
+      </w:pPr>
       <w:r>
         <w:rPr>
           <w:b/>
@@ -1291,6 +2063,38 @@
         </w:rPr>
         <w:t>Osoba wykonująca wizję lokalną</w:t>
       </w:r>
+      <w:r>
+        <w:rPr>
+          <w:b/>
+          <w:bCs/>
+        </w:rPr>
+        <w:tab/>
+        <w:t xml:space="preserve">Osoba Opiniująca suplement </w:t>
+      </w:r>
+      <w:r>
+        <w:rPr>
+          <w:b/>
+          <w:bCs/>
+        </w:rPr>
+        <w:tab/>
+      </w:r>
+      <w:r>
+        <w:rPr>
+          <w:b/>
+          <w:bCs/>
+        </w:rPr>
+        <w:br/>
+        <w:t xml:space="preserve">(przedstawiciel zarządcy) </w:t>
+      </w:r>
+    </w:p>
+    <w:p>
+      <w:r>
+        <w:rPr>
+          <w:b/>
+          <w:bCs/>
+        </w:rPr>
+        <w:t>Data</w:t>
+      </w:r>
     </w:p>
     <w:p>
       <w:r>
@@ -1303,32 +2107,86 @@
           <w:b/>
           <w:bCs/>
         </w:rPr>
-        <w:t>Data</w:t>
-      </w:r>
-    </w:p>
-    <w:p>
-      <w:r>
-        <w:t>.............................................................................</w:t>
-      </w:r>
-    </w:p>
-    <w:p>
-      <w:r>
-        <w:rPr>
-          <w:b/>
-          <w:bCs/>
-        </w:rPr>
         <w:t>Podpis</w:t>
       </w:r>
-    </w:p>
-    <w:p>
-      <w:r>
-        <w:t>.............................................................................</w:t>
+      <w:r>
+        <w:rPr>
+          <w:b/>
+          <w:bCs/>
+        </w:rPr>
+        <w:tab/>
+      </w:r>
+      <w:r>
+        <w:rPr>
+          <w:b/>
+          <w:bCs/>
+        </w:rPr>
+        <w:tab/>
+      </w:r>
+      <w:r>
+        <w:rPr>
+          <w:b/>
+          <w:bCs/>
+        </w:rPr>
+        <w:tab/>
+      </w:r>
+      <w:r>
+        <w:rPr>
+          <w:b/>
+          <w:bCs/>
+        </w:rPr>
+        <w:tab/>
+      </w:r>
+      <w:r>
+        <w:rPr>
+          <w:b/>
+          <w:bCs/>
+        </w:rPr>
+        <w:tab/>
+      </w:r>
+      <w:r>
+        <w:rPr>
+          <w:b/>
+          <w:bCs/>
+        </w:rPr>
+        <w:tab/>
+      </w:r>
+      <w:r>
+        <w:rPr>
+          <w:b/>
+          <w:bCs/>
+        </w:rPr>
+        <w:tab/>
+      </w:r>
+      <w:r>
+        <w:rPr>
+          <w:b/>
+          <w:bCs/>
+        </w:rPr>
+        <w:tab/>
+      </w:r>
+      <w:r>
+        <w:rPr>
+          <w:b/>
+          <w:bCs/>
+        </w:rPr>
+        <w:tab/>
+        <w:t>Podpis</w:t>
+      </w:r>
+    </w:p>
+    <w:p>
+      <w:r>
+        <w:t xml:space="preserve">....................................................                                   </w:t>
+      </w:r>
+      <w:r>
+        <w:t>......................................................</w:t>
       </w:r>
     </w:p>
     <w:p/>
     <w:sectPr>
+      <w:headerReference w:type="default" r:id="rId7"/>
       <w:pgSz w:w="11906" w:h="16838"/>
-      <w:pgMar w:top="1417" w:right="1417" w:bottom="1417" w:left="1417" w:header="708" w:footer="708" w:gutter="0"/>
+      <w:pgMar w:top="2058" w:right="1417" w:bottom="1417" w:left="1417" w:header="708" w:footer="708" w:gutter="0"/>
       <w:cols w:space="708"/>
       <w:docGrid w:linePitch="360"/>
     </w:sectPr>
@@ -1336,9 +2194,371 @@
 </w:document>
 </file>
 
+<file path=word/endnotes.xml><?xml version="1.0" encoding="utf-8"?>
+<w:endnotes xmlns:wpc="http://schemas.microsoft.com/office/word/2010/wordprocessingCanvas" xmlns:cx="http://schemas.microsoft.com/office/drawing/2014/chartex" xmlns:cx1="http://schemas.microsoft.com/office/drawing/2015/9/8/chartex" xmlns:cx2="http://schemas.microsoft.com/office/drawing/2015/10/21/chartex" xmlns:cx3="http://schemas.microsoft.com/office/drawing/2016/5/9/chartex" xmlns:cx4="http://schemas.microsoft.com/office/drawing/2016/5/10/chartex" xmlns:cx5="http://schemas.microsoft.com/office/drawing/2016/5/11/chartex" xmlns:cx6="http://schemas.microsoft.com/office/drawing/2016/5/12/chartex" xmlns:cx7="http://schemas.microsoft.com/office/drawing/2016/5/13/chartex" xmlns:cx8="http://schemas.microsoft.com/office/drawing/2016/5/14/chartex" xmlns:mc="http://schemas.openxmlformats.org/markup-compatibility/2006" xmlns:aink="http://schemas.microsoft.com/office/drawing/2016/ink" xmlns:am3d="http://schemas.microsoft.com/office/drawing/2017/model3d" xmlns:o="urn:schemas-microsoft-com:office:office" xmlns:oel="http://schemas.microsoft.com/office/2019/extlst" xmlns:r="http://schemas.openxmlformats.org/officeDocument/2006/relationships" xmlns:m="http://schemas.openxmlformats.org/officeDocument/2006/math" xmlns:v="urn:schemas-microsoft-com:vml" xmlns:wp14="http://schemas.microsoft.com/office/word/2010/wordprocessingDrawing" xmlns:wp="http://schemas.openxmlformats.org/drawingml/2006/wordprocessingDrawing" xmlns:w10="urn:schemas-microsoft-com:office:word" xmlns:w="http://schemas.openxmlformats.org/wordprocessingml/2006/main" xmlns:w14="http://schemas.microsoft.com/office/word/2010/wordml" xmlns:w15="http://schemas.microsoft.com/office/word/2012/wordml" xmlns:w16cex="http://schemas.microsoft.com/office/word/2018/wordml/cex" xmlns:w16cid="http://schemas.microsoft.com/office/word/2016/wordml/cid" xmlns:w16="http://schemas.microsoft.com/office/word/2018/wordml" xmlns:w16du="http://schemas.microsoft.com/office/word/2023/wordml/word16du" xmlns:w16sdtdh="http://schemas.microsoft.com/office/word/2020/wordml/sdtdatahash" xmlns:w16sdtfl="http://schemas.microsoft.com/office/word/2024/wordml/sdtformatlock" xmlns:w16se="http://schemas.microsoft.com/office/word/2015/wordml/symex" xmlns:wpg="http://schemas.microsoft.com/office/word/2010/wordprocessingGroup" xmlns:wpi="http://schemas.microsoft.com/office/word/2010/wordprocessingInk" xmlns:wne="http://schemas.microsoft.com/office/word/2006/wordml" xmlns:wps="http://schemas.microsoft.com/office/word/2010/wordprocessingShape" mc:Ignorable="w14 w15 w16se w16cid w16 w16cex w16sdtdh w16sdtfl w16du wp14">
+  <w:endnote w:type="separator" w:id="-1">
+    <w:p>
+      <w:pPr>
+        <w:spacing w:after="0" w:line="240" w:lineRule="auto"/>
+      </w:pPr>
+      <w:r>
+        <w:separator/>
+      </w:r>
+    </w:p>
+  </w:endnote>
+  <w:endnote w:type="continuationSeparator" w:id="0">
+    <w:p>
+      <w:pPr>
+        <w:spacing w:after="0" w:line="240" w:lineRule="auto"/>
+      </w:pPr>
+      <w:r>
+        <w:continuationSeparator/>
+      </w:r>
+    </w:p>
+  </w:endnote>
+</w:endnotes>
+</file>
+
+<file path=word/footnotes.xml><?xml version="1.0" encoding="utf-8"?>
+<w:footnotes xmlns:wpc="http://schemas.microsoft.com/office/word/2010/wordprocessingCanvas" xmlns:cx="http://schemas.microsoft.com/office/drawing/2014/chartex" xmlns:cx1="http://schemas.microsoft.com/office/drawing/2015/9/8/chartex" xmlns:cx2="http://schemas.microsoft.com/office/drawing/2015/10/21/chartex" xmlns:cx3="http://schemas.microsoft.com/office/drawing/2016/5/9/chartex" xmlns:cx4="http://schemas.microsoft.com/office/drawing/2016/5/10/chartex" xmlns:cx5="http://schemas.microsoft.com/office/drawing/2016/5/11/chartex" xmlns:cx6="http://schemas.microsoft.com/office/drawing/2016/5/12/chartex" xmlns:cx7="http://schemas.microsoft.com/office/drawing/2016/5/13/chartex" xmlns:cx8="http://schemas.microsoft.com/office/drawing/2016/5/14/chartex" xmlns:mc="http://schemas.openxmlformats.org/markup-compatibility/2006" xmlns:aink="http://schemas.microsoft.com/office/drawing/2016/ink" xmlns:am3d="http://schemas.microsoft.com/office/drawing/2017/model3d" xmlns:o="urn:schemas-microsoft-com:office:office" xmlns:oel="http://schemas.microsoft.com/office/2019/extlst" xmlns:r="http://schemas.openxmlformats.org/officeDocument/2006/relationships" xmlns:m="http://schemas.openxmlformats.org/officeDocument/2006/math" xmlns:v="urn:schemas-microsoft-com:vml" xmlns:wp14="http://schemas.microsoft.com/office/word/2010/wordprocessingDrawing" xmlns:wp="http://schemas.openxmlformats.org/drawingml/2006/wordprocessingDrawing" xmlns:w10="urn:schemas-microsoft-com:office:word" xmlns:w="http://schemas.openxmlformats.org/wordprocessingml/2006/main" xmlns:w14="http://schemas.microsoft.com/office/word/2010/wordml" xmlns:w15="http://schemas.microsoft.com/office/word/2012/wordml" xmlns:w16cex="http://schemas.microsoft.com/office/word/2018/wordml/cex" xmlns:w16cid="http://schemas.microsoft.com/office/word/2016/wordml/cid" xmlns:w16="http://schemas.microsoft.com/office/word/2018/wordml" xmlns:w16du="http://schemas.microsoft.com/office/word/2023/wordml/word16du" xmlns:w16sdtdh="http://schemas.microsoft.com/office/word/2020/wordml/sdtdatahash" xmlns:w16sdtfl="http://schemas.microsoft.com/office/word/2024/wordml/sdtformatlock" xmlns:w16se="http://schemas.microsoft.com/office/word/2015/wordml/symex" xmlns:wpg="http://schemas.microsoft.com/office/word/2010/wordprocessingGroup" xmlns:wpi="http://schemas.microsoft.com/office/word/2010/wordprocessingInk" xmlns:wne="http://schemas.microsoft.com/office/word/2006/wordml" xmlns:wps="http://schemas.microsoft.com/office/word/2010/wordprocessingShape" mc:Ignorable="w14 w15 w16se w16cid w16 w16cex w16sdtdh w16sdtfl w16du wp14">
+  <w:footnote w:type="separator" w:id="-1">
+    <w:p>
+      <w:pPr>
+        <w:spacing w:after="0" w:line="240" w:lineRule="auto"/>
+      </w:pPr>
+      <w:r>
+        <w:separator/>
+      </w:r>
+    </w:p>
+  </w:footnote>
+  <w:footnote w:type="continuationSeparator" w:id="0">
+    <w:p>
+      <w:pPr>
+        <w:spacing w:after="0" w:line="240" w:lineRule="auto"/>
+      </w:pPr>
+      <w:r>
+        <w:continuationSeparator/>
+      </w:r>
+    </w:p>
+  </w:footnote>
+</w:footnotes>
+</file>
+
+<file path=word/header1.xml><?xml version="1.0" encoding="utf-8"?>
+<w:hdr xmlns:wpc="http://schemas.microsoft.com/office/word/2010/wordprocessingCanvas" xmlns:cx="http://schemas.microsoft.com/office/drawing/2014/chartex" xmlns:cx1="http://schemas.microsoft.com/office/drawing/2015/9/8/chartex" xmlns:cx2="http://schemas.microsoft.com/office/drawing/2015/10/21/chartex" xmlns:cx3="http://schemas.microsoft.com/office/drawing/2016/5/9/chartex" xmlns:cx4="http://schemas.microsoft.com/office/drawing/2016/5/10/chartex" xmlns:cx5="http://schemas.microsoft.com/office/drawing/2016/5/11/chartex" xmlns:cx6="http://schemas.microsoft.com/office/drawing/2016/5/12/chartex" xmlns:cx7="http://schemas.microsoft.com/office/drawing/2016/5/13/chartex" xmlns:cx8="http://schemas.microsoft.com/office/drawing/2016/5/14/chartex" xmlns:mc="http://schemas.openxmlformats.org/markup-compatibility/2006" xmlns:aink="http://schemas.microsoft.com/office/drawing/2016/ink" xmlns:am3d="http://schemas.microsoft.com/office/drawing/2017/model3d" xmlns:o="urn:schemas-microsoft-com:office:office" xmlns:oel="http://schemas.microsoft.com/office/2019/extlst" xmlns:r="http://schemas.openxmlformats.org/officeDocument/2006/relationships" xmlns:m="http://schemas.openxmlformats.org/officeDocument/2006/math" xmlns:v="urn:schemas-microsoft-com:vml" xmlns:wp14="http://schemas.microsoft.com/office/word/2010/wordprocessingDrawing" xmlns:wp="http://schemas.openxmlformats.org/drawingml/2006/wordprocessingDrawing" xmlns:w10="urn:schemas-microsoft-com:office:word" xmlns:w="http://schemas.openxmlformats.org/wordprocessingml/2006/main" xmlns:w14="http://schemas.microsoft.com/office/word/2010/wordml" xmlns:w15="http://schemas.microsoft.com/office/word/2012/wordml" xmlns:w16cex="http://schemas.microsoft.com/office/word/2018/wordml/cex" xmlns:w16cid="http://schemas.microsoft.com/office/word/2016/wordml/cid" xmlns:w16="http://schemas.microsoft.com/office/word/2018/wordml" xmlns:w16du="http://schemas.microsoft.com/office/word/2023/wordml/word16du" xmlns:w16sdtdh="http://schemas.microsoft.com/office/word/2020/wordml/sdtdatahash" xmlns:w16sdtfl="http://schemas.microsoft.com/office/word/2024/wordml/sdtformatlock" xmlns:w16se="http://schemas.microsoft.com/office/word/2015/wordml/symex" xmlns:wpg="http://schemas.microsoft.com/office/word/2010/wordprocessingGroup" xmlns:wpi="http://schemas.microsoft.com/office/word/2010/wordprocessingInk" xmlns:wne="http://schemas.microsoft.com/office/word/2006/wordml" xmlns:wps="http://schemas.microsoft.com/office/word/2010/wordprocessingShape" mc:Ignorable="w14 w15 w16se w16cid w16 w16cex w16sdtdh w16sdtfl w16du wp14">
+  <w:p>
+    <w:pPr>
+      <w:pStyle w:val="Nagwek"/>
+      <w:rPr>
+        <w:color w:val="000000" w:themeColor="text1"/>
+        <w:sz w:val="21"/>
+      </w:rPr>
+    </w:pPr>
+    <w:r>
+      <w:rPr>
+        <w:noProof/>
+      </w:rPr>
+      <w:drawing>
+        <wp:anchor distT="0" distB="0" distL="114300" distR="114300" simplePos="0" relativeHeight="251658240" behindDoc="1" locked="0" layoutInCell="1" allowOverlap="1" wp14:anchorId="58A4484B" wp14:editId="450F2C25">
+          <wp:simplePos x="0" y="0"/>
+          <wp:positionH relativeFrom="column">
+            <wp:posOffset>2034544</wp:posOffset>
+          </wp:positionH>
+          <wp:positionV relativeFrom="paragraph">
+            <wp:posOffset>-161290</wp:posOffset>
+          </wp:positionV>
+          <wp:extent cx="1457325" cy="608597"/>
+          <wp:effectExtent l="0" t="0" r="0" b="0"/>
+          <wp:wrapTight wrapText="bothSides">
+            <wp:wrapPolygon edited="0">
+              <wp:start x="0" y="0"/>
+              <wp:lineTo x="0" y="20969"/>
+              <wp:lineTo x="21176" y="20969"/>
+              <wp:lineTo x="21176" y="0"/>
+              <wp:lineTo x="0" y="0"/>
+            </wp:wrapPolygon>
+          </wp:wrapTight>
+          <wp:docPr id="449641907" name="Obraz 449641907"/>
+          <wp:cNvGraphicFramePr>
+            <a:graphicFrameLocks xmlns:a="http://schemas.openxmlformats.org/drawingml/2006/main" noChangeAspect="1"/>
+          </wp:cNvGraphicFramePr>
+          <a:graphic xmlns:a="http://schemas.openxmlformats.org/drawingml/2006/main">
+            <a:graphicData uri="http://schemas.openxmlformats.org/drawingml/2006/picture">
+              <pic:pic xmlns:pic="http://schemas.openxmlformats.org/drawingml/2006/picture">
+                <pic:nvPicPr>
+                  <pic:cNvPr id="0" name="Picture 2"/>
+                  <pic:cNvPicPr>
+                    <a:picLocks noChangeAspect="1" noChangeArrowheads="1"/>
+                  </pic:cNvPicPr>
+                </pic:nvPicPr>
+                <pic:blipFill>
+                  <a:blip r:embed="rId1">
+                    <a:extLst>
+                      <a:ext uri="{28A0092B-C50C-407E-A947-70E740481C1C}">
+                        <a14:useLocalDpi xmlns:a14="http://schemas.microsoft.com/office/drawing/2010/main" val="0"/>
+                      </a:ext>
+                    </a:extLst>
+                  </a:blip>
+                  <a:srcRect/>
+                  <a:stretch>
+                    <a:fillRect/>
+                  </a:stretch>
+                </pic:blipFill>
+                <pic:spPr bwMode="auto">
+                  <a:xfrm>
+                    <a:off x="0" y="0"/>
+                    <a:ext cx="1457325" cy="608597"/>
+                  </a:xfrm>
+                  <a:prstGeom prst="rect">
+                    <a:avLst/>
+                  </a:prstGeom>
+                  <a:noFill/>
+                  <a:ln>
+                    <a:noFill/>
+                  </a:ln>
+                </pic:spPr>
+              </pic:pic>
+            </a:graphicData>
+          </a:graphic>
+        </wp:anchor>
+      </w:drawing>
+    </w:r>
+    <w:r>
+      <w:rPr>
+        <w:color w:val="000000" w:themeColor="text1"/>
+        <w:sz w:val="21"/>
+      </w:rPr>
+      <w:t>Impuls sp. z o.o.</w:t>
+    </w:r>
+    <w:r>
+      <w:rPr>
+        <w:color w:val="000000" w:themeColor="text1"/>
+        <w:sz w:val="21"/>
+      </w:rPr>
+      <w:tab/>
+    </w:r>
+    <w:r>
+      <w:rPr>
+        <w:color w:val="000000" w:themeColor="text1"/>
+        <w:sz w:val="21"/>
+      </w:rPr>
+      <w:tab/>
+    </w:r>
+    <w:r>
+      <w:rPr>
+        <w:color w:val="000000" w:themeColor="text1"/>
+        <w:sz w:val="21"/>
+      </w:rPr>
+      <w:t xml:space="preserve">30-552 Kraków, </w:t>
+    </w:r>
+  </w:p>
+  <w:p>
+    <w:pPr>
+      <w:pStyle w:val="Nagwek"/>
+      <w:rPr>
+        <w:color w:val="000000" w:themeColor="text1"/>
+        <w:sz w:val="21"/>
+      </w:rPr>
+    </w:pPr>
+  </w:p>
+  <w:p>
+    <w:pPr>
+      <w:pStyle w:val="Nagwek"/>
+      <w:rPr>
+        <w:color w:val="000000" w:themeColor="text1"/>
+        <w:sz w:val="21"/>
+      </w:rPr>
+    </w:pPr>
+    <w:r>
+      <w:rPr>
+        <w:color w:val="000000" w:themeColor="text1"/>
+        <w:sz w:val="21"/>
+      </w:rPr>
+      <w:t xml:space="preserve"> ul. Wielicka 42, </w:t>
+    </w:r>
+    <w:r>
+      <w:rPr>
+        <w:color w:val="000000" w:themeColor="text1"/>
+        <w:sz w:val="21"/>
+      </w:rPr>
+      <w:tab/>
+    </w:r>
+    <w:r>
+      <w:rPr>
+        <w:color w:val="000000" w:themeColor="text1"/>
+        <w:sz w:val="21"/>
+      </w:rPr>
+      <w:tab/>
+    </w:r>
+    <w:r>
+      <w:rPr>
+        <w:color w:val="000000" w:themeColor="text1"/>
+        <w:sz w:val="21"/>
+      </w:rPr>
+      <w:t>NIP: 6751512850</w:t>
+    </w:r>
+  </w:p>
+  <w:p>
+    <w:pPr>
+      <w:pStyle w:val="Nagwek"/>
+      <w:rPr>
+        <w:color w:val="000000" w:themeColor="text1"/>
+        <w:sz w:val="21"/>
+      </w:rPr>
+    </w:pPr>
+  </w:p>
+</w:hdr>
+</file>
+
 <file path=word/numbering.xml><?xml version="1.0" encoding="utf-8"?>
 <w:numbering xmlns:wpc="http://schemas.microsoft.com/office/word/2010/wordprocessingCanvas" xmlns:cx="http://schemas.microsoft.com/office/drawing/2014/chartex" xmlns:cx1="http://schemas.microsoft.com/office/drawing/2015/9/8/chartex" xmlns:cx2="http://schemas.microsoft.com/office/drawing/2015/10/21/chartex" xmlns:cx3="http://schemas.microsoft.com/office/drawing/2016/5/9/chartex" xmlns:cx4="http://schemas.microsoft.com/office/drawing/2016/5/10/chartex" xmlns:cx5="http://schemas.microsoft.com/office/drawing/2016/5/11/chartex" xmlns:cx6="http://schemas.microsoft.com/office/drawing/2016/5/12/chartex" xmlns:cx7="http://schemas.microsoft.com/office/drawing/2016/5/13/chartex" xmlns:cx8="http://schemas.microsoft.com/office/drawing/2016/5/14/chartex" xmlns:mc="http://schemas.openxmlformats.org/markup-compatibility/2006" xmlns:aink="http://schemas.microsoft.com/office/drawing/2016/ink" xmlns:am3d="http://schemas.microsoft.com/office/drawing/2017/model3d" xmlns:o="urn:schemas-microsoft-com:office:office" xmlns:oel="http://schemas.microsoft.com/office/2019/extlst" xmlns:r="http://schemas.openxmlformats.org/officeDocument/2006/relationships" xmlns:m="http://schemas.openxmlformats.org/officeDocument/2006/math" xmlns:v="urn:schemas-microsoft-com:vml" xmlns:wp14="http://schemas.microsoft.com/office/word/2010/wordprocessingDrawing" xmlns:wp="http://schemas.openxmlformats.org/drawingml/2006/wordprocessingDrawing" xmlns:w10="urn:schemas-microsoft-com:office:word" xmlns:w="http://schemas.openxmlformats.org/wordprocessingml/2006/main" xmlns:w14="http://schemas.microsoft.com/office/word/2010/wordml" xmlns:w15="http://schemas.microsoft.com/office/word/2012/wordml" xmlns:w16cex="http://schemas.microsoft.com/office/word/2018/wordml/cex" xmlns:w16cid="http://schemas.microsoft.com/office/word/2016/wordml/cid" xmlns:w16="http://schemas.microsoft.com/office/word/2018/wordml" xmlns:w16du="http://schemas.microsoft.com/office/word/2023/wordml/word16du" xmlns:w16sdtdh="http://schemas.microsoft.com/office/word/2020/wordml/sdtdatahash" xmlns:w16sdtfl="http://schemas.microsoft.com/office/word/2024/wordml/sdtformatlock" xmlns:w16se="http://schemas.microsoft.com/office/word/2015/wordml/symex" xmlns:wpg="http://schemas.microsoft.com/office/word/2010/wordprocessingGroup" xmlns:wpi="http://schemas.microsoft.com/office/word/2010/wordprocessingInk" xmlns:wne="http://schemas.microsoft.com/office/word/2006/wordml" xmlns:wps="http://schemas.microsoft.com/office/word/2010/wordprocessingShape" mc:Ignorable="w14 w15 w16se w16cid w16 w16cex w16sdtdh w16sdtfl w16du wp14">
+  <w:numPicBullet w:numPicBulletId="0">
+    <w:pict>
+      <v:rect id="_x0000_i1025" style="width:0;height:1.5pt" o:hralign="center" o:bullet="t" o:hrstd="t" o:hr="t" fillcolor="#a0a0a0" stroked="f"/>
+    </w:pict>
+  </w:numPicBullet>
   <w:abstractNum w:abstractNumId="0" w15:restartNumberingAfterBreak="0">
+    <w:nsid w:val="068A19F4"/>
+    <w:multiLevelType w:val="hybridMultilevel"/>
+    <w:tmpl w:val="AB0EB84C"/>
+    <w:lvl w:ilvl="0" w:tplc="BD66878E">
+      <w:start w:val="1"/>
+      <w:numFmt w:val="bullet"/>
+      <w:lvlText w:val=""/>
+      <w:lvlPicBulletId w:val="0"/>
+      <w:lvlJc w:val="left"/>
+      <w:pPr>
+        <w:tabs>
+          <w:tab w:val="num" w:pos="720"/>
+        </w:tabs>
+        <w:ind w:left="720" w:hanging="360"/>
+      </w:pPr>
+      <w:rPr>
+        <w:rFonts w:ascii="Symbol" w:hAnsi="Symbol" w:hint="default"/>
+      </w:rPr>
+    </w:lvl>
+    <w:lvl w:ilvl="1" w:tplc="EA6E0D12" w:tentative="1">
+      <w:start w:val="1"/>
+      <w:numFmt w:val="bullet"/>
+      <w:lvlText w:val=""/>
+      <w:lvlJc w:val="left"/>
+      <w:pPr>
+        <w:tabs>
+          <w:tab w:val="num" w:pos="1440"/>
+        </w:tabs>
+        <w:ind w:left="1440" w:hanging="360"/>
+      </w:pPr>
+      <w:rPr>
+        <w:rFonts w:ascii="Symbol" w:hAnsi="Symbol" w:hint="default"/>
+      </w:rPr>
+    </w:lvl>
+    <w:lvl w:ilvl="2" w:tplc="D60AFD6E" w:tentative="1">
+      <w:start w:val="1"/>
+      <w:numFmt w:val="bullet"/>
+      <w:lvlText w:val=""/>
+      <w:lvlJc w:val="left"/>
+      <w:pPr>
+        <w:tabs>
+          <w:tab w:val="num" w:pos="2160"/>
+        </w:tabs>
+        <w:ind w:left="2160" w:hanging="360"/>
+      </w:pPr>
+      <w:rPr>
+        <w:rFonts w:ascii="Symbol" w:hAnsi="Symbol" w:hint="default"/>
+      </w:rPr>
+    </w:lvl>
+    <w:lvl w:ilvl="3" w:tplc="2270A778" w:tentative="1">
+      <w:start w:val="1"/>
+      <w:numFmt w:val="bullet"/>
+      <w:lvlText w:val=""/>
+      <w:lvlJc w:val="left"/>
+      <w:pPr>
+        <w:tabs>
+          <w:tab w:val="num" w:pos="2880"/>
+        </w:tabs>
+        <w:ind w:left="2880" w:hanging="360"/>
+      </w:pPr>
+      <w:rPr>
+        <w:rFonts w:ascii="Symbol" w:hAnsi="Symbol" w:hint="default"/>
+      </w:rPr>
+    </w:lvl>
+    <w:lvl w:ilvl="4" w:tplc="19CAA2DE" w:tentative="1">
+      <w:start w:val="1"/>
+      <w:numFmt w:val="bullet"/>
+      <w:lvlText w:val=""/>
+      <w:lvlJc w:val="left"/>
+      <w:pPr>
+        <w:tabs>
+          <w:tab w:val="num" w:pos="3600"/>
+        </w:tabs>
+        <w:ind w:left="3600" w:hanging="360"/>
+      </w:pPr>
+      <w:rPr>
+        <w:rFonts w:ascii="Symbol" w:hAnsi="Symbol" w:hint="default"/>
+      </w:rPr>
+    </w:lvl>
+    <w:lvl w:ilvl="5" w:tplc="A49A1B62" w:tentative="1">
+      <w:start w:val="1"/>
+      <w:numFmt w:val="bullet"/>
+      <w:lvlText w:val=""/>
+      <w:lvlJc w:val="left"/>
+      <w:pPr>
+        <w:tabs>
+          <w:tab w:val="num" w:pos="4320"/>
+        </w:tabs>
+        <w:ind w:left="4320" w:hanging="360"/>
+      </w:pPr>
+      <w:rPr>
+        <w:rFonts w:ascii="Symbol" w:hAnsi="Symbol" w:hint="default"/>
+      </w:rPr>
+    </w:lvl>
+    <w:lvl w:ilvl="6" w:tplc="EB280E46" w:tentative="1">
+      <w:start w:val="1"/>
+      <w:numFmt w:val="bullet"/>
+      <w:lvlText w:val=""/>
+      <w:lvlJc w:val="left"/>
+      <w:pPr>
+        <w:tabs>
+          <w:tab w:val="num" w:pos="5040"/>
+        </w:tabs>
+        <w:ind w:left="5040" w:hanging="360"/>
+      </w:pPr>
+      <w:rPr>
+        <w:rFonts w:ascii="Symbol" w:hAnsi="Symbol" w:hint="default"/>
+      </w:rPr>
+    </w:lvl>
+    <w:lvl w:ilvl="7" w:tplc="DFE60B9A" w:tentative="1">
+      <w:start w:val="1"/>
+      <w:numFmt w:val="bullet"/>
+      <w:lvlText w:val=""/>
+      <w:lvlJc w:val="left"/>
+      <w:pPr>
+        <w:tabs>
+          <w:tab w:val="num" w:pos="5760"/>
+        </w:tabs>
+        <w:ind w:left="5760" w:hanging="360"/>
+      </w:pPr>
+      <w:rPr>
+        <w:rFonts w:ascii="Symbol" w:hAnsi="Symbol" w:hint="default"/>
+      </w:rPr>
+    </w:lvl>
+    <w:lvl w:ilvl="8" w:tplc="5F7A34F4" w:tentative="1">
+      <w:start w:val="1"/>
+      <w:numFmt w:val="bullet"/>
+      <w:lvlText w:val=""/>
+      <w:lvlJc w:val="left"/>
+      <w:pPr>
+        <w:tabs>
+          <w:tab w:val="num" w:pos="6480"/>
+        </w:tabs>
+        <w:ind w:left="6480" w:hanging="360"/>
+      </w:pPr>
+      <w:rPr>
+        <w:rFonts w:ascii="Symbol" w:hAnsi="Symbol" w:hint="default"/>
+      </w:rPr>
+    </w:lvl>
+  </w:abstractNum>
+  <w:abstractNum w:abstractNumId="1" w15:restartNumberingAfterBreak="0">
     <w:nsid w:val="39F069EC"/>
     <w:multiLevelType w:val="multilevel"/>
     <w:tmpl w:val="AE64A538"/>
@@ -1487,7 +2707,7 @@
       </w:rPr>
     </w:lvl>
   </w:abstractNum>
-  <w:abstractNum w:abstractNumId="1" w15:restartNumberingAfterBreak="0">
+  <w:abstractNum w:abstractNumId="2" w15:restartNumberingAfterBreak="0">
     <w:nsid w:val="3D977930"/>
     <w:multiLevelType w:val="multilevel"/>
     <w:tmpl w:val="E3B40BB2"/>
@@ -1636,11 +2856,106 @@
       </w:rPr>
     </w:lvl>
   </w:abstractNum>
+  <w:abstractNum w:abstractNumId="3" w15:restartNumberingAfterBreak="0">
+    <w:nsid w:val="40A11E7B"/>
+    <w:multiLevelType w:val="hybridMultilevel"/>
+    <w:tmpl w:val="B56CA626"/>
+    <w:lvl w:ilvl="0" w:tplc="0415000F">
+      <w:start w:val="13"/>
+      <w:numFmt w:val="decimal"/>
+      <w:lvlText w:val="%1."/>
+      <w:lvlJc w:val="left"/>
+      <w:pPr>
+        <w:ind w:left="720" w:hanging="360"/>
+      </w:pPr>
+      <w:rPr>
+        <w:rFonts w:hint="default"/>
+      </w:rPr>
+    </w:lvl>
+    <w:lvl w:ilvl="1" w:tplc="04150019" w:tentative="1">
+      <w:start w:val="1"/>
+      <w:numFmt w:val="lowerLetter"/>
+      <w:lvlText w:val="%2."/>
+      <w:lvlJc w:val="left"/>
+      <w:pPr>
+        <w:ind w:left="1440" w:hanging="360"/>
+      </w:pPr>
+    </w:lvl>
+    <w:lvl w:ilvl="2" w:tplc="0415001B" w:tentative="1">
+      <w:start w:val="1"/>
+      <w:numFmt w:val="lowerRoman"/>
+      <w:lvlText w:val="%3."/>
+      <w:lvlJc w:val="right"/>
+      <w:pPr>
+        <w:ind w:left="2160" w:hanging="180"/>
+      </w:pPr>
+    </w:lvl>
+    <w:lvl w:ilvl="3" w:tplc="0415000F" w:tentative="1">
+      <w:start w:val="1"/>
+      <w:numFmt w:val="decimal"/>
+      <w:lvlText w:val="%4."/>
+      <w:lvlJc w:val="left"/>
+      <w:pPr>
+        <w:ind w:left="2880" w:hanging="360"/>
+      </w:pPr>
+    </w:lvl>
+    <w:lvl w:ilvl="4" w:tplc="04150019" w:tentative="1">
+      <w:start w:val="1"/>
+      <w:numFmt w:val="lowerLetter"/>
+      <w:lvlText w:val="%5."/>
+      <w:lvlJc w:val="left"/>
+      <w:pPr>
+        <w:ind w:left="3600" w:hanging="360"/>
+      </w:pPr>
+    </w:lvl>
+    <w:lvl w:ilvl="5" w:tplc="0415001B" w:tentative="1">
+      <w:start w:val="1"/>
+      <w:numFmt w:val="lowerRoman"/>
+      <w:lvlText w:val="%6."/>
+      <w:lvlJc w:val="right"/>
+      <w:pPr>
+        <w:ind w:left="4320" w:hanging="180"/>
+      </w:pPr>
+    </w:lvl>
+    <w:lvl w:ilvl="6" w:tplc="0415000F" w:tentative="1">
+      <w:start w:val="1"/>
+      <w:numFmt w:val="decimal"/>
+      <w:lvlText w:val="%7."/>
+      <w:lvlJc w:val="left"/>
+      <w:pPr>
+        <w:ind w:left="5040" w:hanging="360"/>
+      </w:pPr>
+    </w:lvl>
+    <w:lvl w:ilvl="7" w:tplc="04150019" w:tentative="1">
+      <w:start w:val="1"/>
+      <w:numFmt w:val="lowerLetter"/>
+      <w:lvlText w:val="%8."/>
+      <w:lvlJc w:val="left"/>
+      <w:pPr>
+        <w:ind w:left="5760" w:hanging="360"/>
+      </w:pPr>
+    </w:lvl>
+    <w:lvl w:ilvl="8" w:tplc="0415001B" w:tentative="1">
+      <w:start w:val="1"/>
+      <w:numFmt w:val="lowerRoman"/>
+      <w:lvlText w:val="%9."/>
+      <w:lvlJc w:val="right"/>
+      <w:pPr>
+        <w:ind w:left="6480" w:hanging="180"/>
+      </w:pPr>
+    </w:lvl>
+  </w:abstractNum>
   <w:num w:numId="1" w16cid:durableId="173156949">
+    <w:abstractNumId w:val="2"/>
+  </w:num>
+  <w:num w:numId="2" w16cid:durableId="2001301094">
     <w:abstractNumId w:val="1"/>
   </w:num>
-  <w:num w:numId="2" w16cid:durableId="2001301094">
+  <w:num w:numId="3" w16cid:durableId="6254601">
     <w:abstractNumId w:val="0"/>
+  </w:num>
+  <w:num w:numId="4" w16cid:durableId="1830436703">
+    <w:abstractNumId w:val="3"/>
   </w:num>
 </w:numbering>
 </file>
@@ -2248,7 +3563,6 @@
   <w:style w:type="character" w:default="1" w:styleId="Domylnaczcionkaakapitu">
     <w:name w:val="Default Paragraph Font"/>
     <w:uiPriority w:val="1"/>
-    <w:semiHidden/>
     <w:unhideWhenUsed/>
   </w:style>
   <w:style w:type="table" w:default="1" w:styleId="Standardowy">
@@ -2562,6 +3876,99 @@
       <w:spacing w:val="5"/>
     </w:rPr>
   </w:style>
+  <w:style w:type="paragraph" w:styleId="Nagwek">
+    <w:name w:val="header"/>
+    <w:basedOn w:val="Normalny"/>
+    <w:link w:val="NagwekZnak"/>
+    <w:uiPriority w:val="99"/>
+    <w:unhideWhenUsed/>
+    <w:rsid w:val="00FD5065"/>
+    <w:pPr>
+      <w:tabs>
+        <w:tab w:val="center" w:pos="4536"/>
+        <w:tab w:val="right" w:pos="9072"/>
+      </w:tabs>
+      <w:spacing w:after="0" w:line="240" w:lineRule="auto"/>
+    </w:pPr>
+  </w:style>
+  <w:style w:type="character" w:customStyle="1" w:styleId="NagwekZnak">
+    <w:name w:val="Nagłówek Znak"/>
+    <w:basedOn w:val="Domylnaczcionkaakapitu"/>
+    <w:link w:val="Nagwek"/>
+    <w:uiPriority w:val="99"/>
+    <w:rsid w:val="00FD5065"/>
+  </w:style>
+  <w:style w:type="paragraph" w:styleId="Stopka">
+    <w:name w:val="footer"/>
+    <w:basedOn w:val="Normalny"/>
+    <w:link w:val="StopkaZnak"/>
+    <w:uiPriority w:val="99"/>
+    <w:unhideWhenUsed/>
+    <w:rsid w:val="00FD5065"/>
+    <w:pPr>
+      <w:tabs>
+        <w:tab w:val="center" w:pos="4536"/>
+        <w:tab w:val="right" w:pos="9072"/>
+      </w:tabs>
+      <w:spacing w:after="0" w:line="240" w:lineRule="auto"/>
+    </w:pPr>
+  </w:style>
+  <w:style w:type="character" w:customStyle="1" w:styleId="StopkaZnak">
+    <w:name w:val="Stopka Znak"/>
+    <w:basedOn w:val="Domylnaczcionkaakapitu"/>
+    <w:link w:val="Stopka"/>
+    <w:uiPriority w:val="99"/>
+    <w:rsid w:val="00FD5065"/>
+  </w:style>
+  <w:style w:type="table" w:styleId="Tabela-Siatka">
+    <w:name w:val="Table Grid"/>
+    <w:basedOn w:val="Standardowy"/>
+    <w:uiPriority w:val="39"/>
+    <w:rsid w:val="002D47A6"/>
+    <w:pPr>
+      <w:spacing w:after="0" w:line="240" w:lineRule="auto"/>
+    </w:pPr>
+    <w:tblPr>
+      <w:tblBorders>
+        <w:top w:val="single" w:sz="4" w:space="0" w:color="auto"/>
+        <w:left w:val="single" w:sz="4" w:space="0" w:color="auto"/>
+        <w:bottom w:val="single" w:sz="4" w:space="0" w:color="auto"/>
+        <w:right w:val="single" w:sz="4" w:space="0" w:color="auto"/>
+        <w:insideH w:val="single" w:sz="4" w:space="0" w:color="auto"/>
+        <w:insideV w:val="single" w:sz="4" w:space="0" w:color="auto"/>
+      </w:tblBorders>
+    </w:tblPr>
+  </w:style>
+  <w:style w:type="paragraph" w:styleId="HTML-wstpniesformatowany">
+    <w:name w:val="HTML Preformatted"/>
+    <w:basedOn w:val="Normalny"/>
+    <w:link w:val="HTML-wstpniesformatowanyZnak"/>
+    <w:uiPriority w:val="99"/>
+    <w:semiHidden/>
+    <w:unhideWhenUsed/>
+    <w:rsid w:val="0075176D"/>
+    <w:pPr>
+      <w:spacing w:after="0" w:line="240" w:lineRule="auto"/>
+    </w:pPr>
+    <w:rPr>
+      <w:rFonts w:ascii="Consolas" w:hAnsi="Consolas"/>
+      <w:sz w:val="20"/>
+      <w:szCs w:val="20"/>
+    </w:rPr>
+  </w:style>
+  <w:style w:type="character" w:customStyle="1" w:styleId="HTML-wstpniesformatowanyZnak">
+    <w:name w:val="HTML - wstępnie sformatowany Znak"/>
+    <w:basedOn w:val="Domylnaczcionkaakapitu"/>
+    <w:link w:val="HTML-wstpniesformatowany"/>
+    <w:uiPriority w:val="99"/>
+    <w:semiHidden/>
+    <w:rsid w:val="0075176D"/>
+    <w:rPr>
+      <w:rFonts w:ascii="Consolas" w:hAnsi="Consolas"/>
+      <w:sz w:val="20"/>
+      <w:szCs w:val="20"/>
+    </w:rPr>
+  </w:style>
 </w:styles>
 </file>
 

--- a/templates/suplement-template.docx
+++ b/templates/suplement-template.docx
@@ -433,6 +433,13 @@
           <w:b/>
           <w:bCs/>
         </w:rPr>
+        <w:t>:</w:t>
+      </w:r>
+      <w:r>
+        <w:rPr>
+          <w:b/>
+          <w:bCs/>
+        </w:rPr>
         <w:t xml:space="preserve"> </w:t>
       </w:r>
       <w:r>
@@ -450,7 +457,13 @@
         <w:t>}</w:t>
       </w:r>
       <w:r>
-        <w:t xml:space="preserve"> Metrów nad poziomem gruntu</w:t>
+        <w:t xml:space="preserve"> </w:t>
+      </w:r>
+      <w:r>
+        <w:t>m</w:t>
+      </w:r>
+      <w:r>
+        <w:t>etrów nad poziomem gruntu</w:t>
       </w:r>
     </w:p>
     <w:p>
@@ -491,6 +504,9 @@
       </w:r>
       <w:r>
         <w:t>lość metrów kabla antenowego</w:t>
+      </w:r>
+      <w:r>
+        <w:t>:</w:t>
       </w:r>
       <w:r>
         <w:t xml:space="preserve"> {</w:t>
@@ -630,7 +646,14 @@
           <w:b/>
           <w:bCs/>
         </w:rPr>
-        <w:t>lokalizacja punktu przyłączenia zasilania</w:t>
+        <w:t>L</w:t>
+      </w:r>
+      <w:r>
+        <w:rPr>
+          <w:b/>
+          <w:bCs/>
+        </w:rPr>
+        <w:t>okalizacja punktu przyłączenia zasilania</w:t>
       </w:r>
     </w:p>
     <w:p>
@@ -729,7 +752,21 @@
           <w:b/>
           <w:bCs/>
         </w:rPr>
-        <w:t>Skrzynki bezpiecznikowej od punktu poboru energii</w:t>
+        <w:t xml:space="preserve">Skrzynki bezpiecznikowej </w:t>
+      </w:r>
+      <w:r>
+        <w:rPr>
+          <w:b/>
+          <w:bCs/>
+        </w:rPr>
+        <w:t>do</w:t>
+      </w:r>
+      <w:r>
+        <w:rPr>
+          <w:b/>
+          <w:bCs/>
+        </w:rPr>
+        <w:t xml:space="preserve"> punktu poboru energii</w:t>
       </w:r>
     </w:p>
     <w:p>
@@ -1395,33 +1432,24 @@
         <w:t>Zdjęcie lokalizacji syreny</w:t>
       </w:r>
     </w:p>
-    <w:tbl>
-      <w:tblPr>
-        <w:tblStyle w:val="Tabela-Siatka"/>
-        <w:tblW w:w="0" w:type="auto"/>
-        <w:tblInd w:w="38" w:type="dxa"/>
-        <w:tblLook w:val="04A0" w:firstRow="1" w:lastRow="0" w:firstColumn="1" w:lastColumn="0" w:noHBand="0" w:noVBand="1"/>
-      </w:tblPr>
-      <w:tblGrid>
-        <w:gridCol w:w="9072"/>
-      </w:tblGrid>
-      <w:tr>
-        <w:trPr>
-          <w:trHeight w:val="6056"/>
-        </w:trPr>
-        <w:tc>
-          <w:tcPr>
-            <w:tcW w:w="9072" w:type="dxa"/>
-          </w:tcPr>
-          <w:p>
-            <w:r>
-              <w:t>{%photo1}</w:t>
-            </w:r>
-          </w:p>
-        </w:tc>
-      </w:tr>
-    </w:tbl>
-    <w:p/>
+    <w:p>
+      <w:pPr>
+        <w:rPr>
+          <w:sz w:val="24"/>
+          <w:szCs w:val="24"/>
+        </w:rPr>
+      </w:pPr>
+      <w:r>
+        <w:t>{%photo1</w:t>
+      </w:r>
+      <w:r>
+        <w:rPr>
+          <w:sz w:val="24"/>
+          <w:szCs w:val="24"/>
+        </w:rPr>
+        <w:t>}</w:t>
+      </w:r>
+    </w:p>
     <w:p>
       <w:r>
         <w:pict w14:anchorId="6D11E6C2">
@@ -1459,79 +1487,81 @@
         <w:lastRenderedPageBreak/>
         <w:t>Zdjęcie planowanej trasy kabla zasilającego</w:t>
       </w:r>
-      <w:r>
-        <w:rPr>
-          <w:b/>
-          <w:bCs/>
-        </w:rPr>
-        <w:t xml:space="preserve"> i punktu przyłączenia</w:t>
-      </w:r>
-    </w:p>
-    <w:tbl>
-      <w:tblPr>
-        <w:tblStyle w:val="Tabela-Siatka"/>
-        <w:tblW w:w="0" w:type="auto"/>
-        <w:tblInd w:w="38" w:type="dxa"/>
-        <w:tblLook w:val="04A0" w:firstRow="1" w:lastRow="0" w:firstColumn="1" w:lastColumn="0" w:noHBand="0" w:noVBand="1"/>
-      </w:tblPr>
-      <w:tblGrid>
-        <w:gridCol w:w="9072"/>
-      </w:tblGrid>
-      <w:tr>
-        <w:trPr>
-          <w:trHeight w:val="6056"/>
-        </w:trPr>
-        <w:tc>
-          <w:tcPr>
-            <w:tcW w:w="9072" w:type="dxa"/>
-          </w:tcPr>
-          <w:p>
-            <w:r>
-              <w:t>{%photo</w:t>
-            </w:r>
-            <w:r>
-              <w:t>2</w:t>
-            </w:r>
-            <w:r>
-              <w:t>}</w:t>
-            </w:r>
-          </w:p>
-        </w:tc>
-      </w:tr>
-    </w:tbl>
+    </w:p>
+    <w:p>
+      <w:pPr>
+        <w:rPr>
+          <w:sz w:val="24"/>
+          <w:szCs w:val="24"/>
+        </w:rPr>
+      </w:pPr>
+      <w:r>
+        <w:t>{%photo2</w:t>
+      </w:r>
+      <w:r>
+        <w:rPr>
+          <w:sz w:val="24"/>
+          <w:szCs w:val="24"/>
+        </w:rPr>
+        <w:t>}</w:t>
+      </w:r>
+    </w:p>
+    <w:p>
+      <w:pPr>
+        <w:rPr>
+          <w:b/>
+          <w:bCs/>
+        </w:rPr>
+      </w:pPr>
+    </w:p>
+    <w:p>
+      <w:pPr>
+        <w:rPr>
+          <w:b/>
+          <w:bCs/>
+        </w:rPr>
+      </w:pPr>
+      <w:r>
+        <w:rPr>
+          <w:b/>
+          <w:bCs/>
+        </w:rPr>
+        <w:t xml:space="preserve"> </w:t>
+      </w:r>
+      <w:r>
+        <w:rPr>
+          <w:b/>
+          <w:bCs/>
+        </w:rPr>
+        <w:t>Zdjęcie</w:t>
+      </w:r>
+      <w:r>
+        <w:rPr>
+          <w:b/>
+          <w:bCs/>
+        </w:rPr>
+        <w:t xml:space="preserve">  punktu przyłączenia</w:t>
+      </w:r>
+    </w:p>
+    <w:p>
+      <w:pPr>
+        <w:rPr>
+          <w:sz w:val="24"/>
+          <w:szCs w:val="24"/>
+        </w:rPr>
+      </w:pPr>
+      <w:r>
+        <w:t>{%photo3</w:t>
+      </w:r>
+      <w:r>
+        <w:rPr>
+          <w:sz w:val="24"/>
+          <w:szCs w:val="24"/>
+        </w:rPr>
+        <w:t>}</w:t>
+      </w:r>
+    </w:p>
     <w:p/>
-    <w:tbl>
-      <w:tblPr>
-        <w:tblStyle w:val="Tabela-Siatka"/>
-        <w:tblW w:w="0" w:type="auto"/>
-        <w:tblInd w:w="38" w:type="dxa"/>
-        <w:tblLook w:val="04A0" w:firstRow="1" w:lastRow="0" w:firstColumn="1" w:lastColumn="0" w:noHBand="0" w:noVBand="1"/>
-      </w:tblPr>
-      <w:tblGrid>
-        <w:gridCol w:w="9072"/>
-      </w:tblGrid>
-      <w:tr>
-        <w:trPr>
-          <w:trHeight w:val="6056"/>
-        </w:trPr>
-        <w:tc>
-          <w:tcPr>
-            <w:tcW w:w="9072" w:type="dxa"/>
-          </w:tcPr>
-          <w:p>
-            <w:r>
-              <w:t>{%photo</w:t>
-            </w:r>
-            <w:r>
-              <w:t>3</w:t>
-            </w:r>
-            <w:r>
-              <w:t>}</w:t>
-            </w:r>
-          </w:p>
-        </w:tc>
-      </w:tr>
-    </w:tbl>
     <w:p>
       <w:r>
         <w:pict w14:anchorId="62CE9F07">
@@ -1545,7 +1575,6 @@
           <w:b/>
           <w:bCs/>
         </w:rPr>
-        <w:lastRenderedPageBreak/>
         <w:t>Zdjęcie planowanej trasy kabla sterującego / LAN</w:t>
       </w:r>
       <w:r>
@@ -1553,83 +1582,77 @@
           <w:b/>
           <w:bCs/>
         </w:rPr>
-        <w:t xml:space="preserve"> i wpięcia do sieci</w:t>
-      </w:r>
-    </w:p>
-    <w:tbl>
-      <w:tblPr>
-        <w:tblStyle w:val="Tabela-Siatka"/>
-        <w:tblW w:w="0" w:type="auto"/>
-        <w:tblInd w:w="38" w:type="dxa"/>
-        <w:tblLook w:val="04A0" w:firstRow="1" w:lastRow="0" w:firstColumn="1" w:lastColumn="0" w:noHBand="0" w:noVBand="1"/>
-      </w:tblPr>
-      <w:tblGrid>
-        <w:gridCol w:w="9072"/>
-      </w:tblGrid>
-      <w:tr>
-        <w:trPr>
-          <w:trHeight w:val="6056"/>
-        </w:trPr>
-        <w:tc>
-          <w:tcPr>
-            <w:tcW w:w="9072" w:type="dxa"/>
-          </w:tcPr>
-          <w:p>
-            <w:r>
-              <w:t>{%photo</w:t>
-            </w:r>
-            <w:r>
-              <w:t>4</w:t>
-            </w:r>
-            <w:r>
-              <w:t>}</w:t>
-            </w:r>
-          </w:p>
-        </w:tc>
-      </w:tr>
-    </w:tbl>
-    <w:p/>
-    <w:tbl>
-      <w:tblPr>
-        <w:tblStyle w:val="Tabela-Siatka"/>
-        <w:tblW w:w="4959" w:type="pct"/>
-        <w:tblInd w:w="38" w:type="dxa"/>
-        <w:tblLook w:val="04A0" w:firstRow="1" w:lastRow="0" w:firstColumn="1" w:lastColumn="0" w:noHBand="0" w:noVBand="1"/>
-      </w:tblPr>
-      <w:tblGrid>
-        <w:gridCol w:w="9212"/>
-      </w:tblGrid>
-      <w:tr>
-        <w:trPr>
-          <w:trHeight w:val="6056"/>
-        </w:trPr>
-        <w:tc>
-          <w:tcPr>
-            <w:tcW w:w="9072" w:type="dxa"/>
-          </w:tcPr>
-          <w:p>
-            <w:r>
-              <w:t>{%photo</w:t>
-            </w:r>
-            <w:r>
-              <w:t>5</w:t>
-            </w:r>
-            <w:r>
-              <w:t>}</w:t>
-            </w:r>
-          </w:p>
-        </w:tc>
-      </w:tr>
-    </w:tbl>
-    <w:p>
-      <w:pPr>
-        <w:rPr>
-          <w:b/>
-          <w:bCs/>
-        </w:rPr>
-      </w:pPr>
-      <w:r>
-        <w:lastRenderedPageBreak/>
+        <w:t xml:space="preserve"> </w:t>
+      </w:r>
+    </w:p>
+    <w:p>
+      <w:pPr>
+        <w:rPr>
+          <w:sz w:val="24"/>
+          <w:szCs w:val="24"/>
+        </w:rPr>
+      </w:pPr>
+      <w:r>
+        <w:t>{%photo4</w:t>
+      </w:r>
+      <w:r>
+        <w:rPr>
+          <w:sz w:val="24"/>
+          <w:szCs w:val="24"/>
+        </w:rPr>
+        <w:t>}</w:t>
+      </w:r>
+    </w:p>
+    <w:p>
+      <w:pPr>
+        <w:rPr>
+          <w:sz w:val="24"/>
+          <w:szCs w:val="24"/>
+        </w:rPr>
+      </w:pPr>
+    </w:p>
+    <w:p>
+      <w:r>
+        <w:rPr>
+          <w:b/>
+          <w:bCs/>
+        </w:rPr>
+        <w:t xml:space="preserve">Zdjęcie </w:t>
+      </w:r>
+      <w:r>
+        <w:rPr>
+          <w:b/>
+          <w:bCs/>
+        </w:rPr>
+        <w:t>wpięcia do sieci</w:t>
+      </w:r>
+    </w:p>
+    <w:p>
+      <w:pPr>
+        <w:rPr>
+          <w:sz w:val="24"/>
+          <w:szCs w:val="24"/>
+        </w:rPr>
+      </w:pPr>
+      <w:r>
+        <w:t>{%photo5</w:t>
+      </w:r>
+      <w:r>
+        <w:rPr>
+          <w:sz w:val="24"/>
+          <w:szCs w:val="24"/>
+        </w:rPr>
+        <w:t>}</w:t>
+      </w:r>
+    </w:p>
+    <w:p>
+      <w:pPr>
+        <w:rPr>
+          <w:b/>
+          <w:bCs/>
+        </w:rPr>
+      </w:pPr>
+      <w:r>
         <w:br/>
       </w:r>
       <w:r>
@@ -1643,38 +1666,24 @@
         <w:t xml:space="preserve">Zdjęcie planowanej lokalizacji Masztu </w:t>
       </w:r>
     </w:p>
-    <w:tbl>
-      <w:tblPr>
-        <w:tblStyle w:val="Tabela-Siatka"/>
-        <w:tblW w:w="4959" w:type="pct"/>
-        <w:tblInd w:w="38" w:type="dxa"/>
-        <w:tblLook w:val="04A0" w:firstRow="1" w:lastRow="0" w:firstColumn="1" w:lastColumn="0" w:noHBand="0" w:noVBand="1"/>
-      </w:tblPr>
-      <w:tblGrid>
-        <w:gridCol w:w="9212"/>
-      </w:tblGrid>
-      <w:tr>
-        <w:trPr>
-          <w:trHeight w:val="6056"/>
-        </w:trPr>
-        <w:tc>
-          <w:tcPr>
-            <w:tcW w:w="9072" w:type="dxa"/>
-          </w:tcPr>
-          <w:p>
-            <w:r>
-              <w:t>{%photo</w:t>
-            </w:r>
-            <w:r>
-              <w:t>6</w:t>
-            </w:r>
-            <w:r>
-              <w:t>}</w:t>
-            </w:r>
-          </w:p>
-        </w:tc>
-      </w:tr>
-    </w:tbl>
+    <w:p>
+      <w:pPr>
+        <w:rPr>
+          <w:sz w:val="24"/>
+          <w:szCs w:val="24"/>
+        </w:rPr>
+      </w:pPr>
+      <w:r>
+        <w:t>{%photo6</w:t>
+      </w:r>
+      <w:r>
+        <w:rPr>
+          <w:sz w:val="24"/>
+          <w:szCs w:val="24"/>
+        </w:rPr>
+        <w:t>}</w:t>
+      </w:r>
+    </w:p>
     <w:p/>
     <w:p>
       <w:r>
@@ -1748,39 +1757,24 @@
       </w:r>
     </w:p>
     <w:p/>
-    <w:tbl>
-      <w:tblPr>
-        <w:tblStyle w:val="Tabela-Siatka"/>
-        <w:tblW w:w="0" w:type="auto"/>
-        <w:tblInd w:w="38" w:type="dxa"/>
-        <w:tblLook w:val="04A0" w:firstRow="1" w:lastRow="0" w:firstColumn="1" w:lastColumn="0" w:noHBand="0" w:noVBand="1"/>
-      </w:tblPr>
-      <w:tblGrid>
-        <w:gridCol w:w="9072"/>
-      </w:tblGrid>
-      <w:tr>
-        <w:trPr>
-          <w:trHeight w:val="6056"/>
-        </w:trPr>
-        <w:tc>
-          <w:tcPr>
-            <w:tcW w:w="9072" w:type="dxa"/>
-          </w:tcPr>
-          <w:p>
-            <w:r>
-              <w:lastRenderedPageBreak/>
-              <w:t>{%photo</w:t>
-            </w:r>
-            <w:r>
-              <w:t>7</w:t>
-            </w:r>
-            <w:r>
-              <w:t>}</w:t>
-            </w:r>
-          </w:p>
-        </w:tc>
-      </w:tr>
-    </w:tbl>
+    <w:p>
+      <w:pPr>
+        <w:rPr>
+          <w:sz w:val="24"/>
+          <w:szCs w:val="24"/>
+        </w:rPr>
+      </w:pPr>
+      <w:r>
+        <w:t>{%photo7</w:t>
+      </w:r>
+      <w:r>
+        <w:rPr>
+          <w:sz w:val="24"/>
+          <w:szCs w:val="24"/>
+        </w:rPr>
+        <w:t>}</w:t>
+      </w:r>
+    </w:p>
     <w:p/>
     <w:p>
       <w:r>
@@ -1811,6 +1805,7 @@
     </w:p>
     <w:p>
       <w:r>
+        <w:lastRenderedPageBreak/>
         <w:t>zasilanie 230V</w:t>
       </w:r>
       <w:r>
@@ -1869,39 +1864,24 @@
       </w:r>
     </w:p>
     <w:p/>
-    <w:tbl>
-      <w:tblPr>
-        <w:tblStyle w:val="Tabela-Siatka"/>
-        <w:tblW w:w="0" w:type="auto"/>
-        <w:tblInd w:w="38" w:type="dxa"/>
-        <w:tblLook w:val="04A0" w:firstRow="1" w:lastRow="0" w:firstColumn="1" w:lastColumn="0" w:noHBand="0" w:noVBand="1"/>
-      </w:tblPr>
-      <w:tblGrid>
-        <w:gridCol w:w="9072"/>
-      </w:tblGrid>
-      <w:tr>
-        <w:trPr>
-          <w:trHeight w:val="6056"/>
-        </w:trPr>
-        <w:tc>
-          <w:tcPr>
-            <w:tcW w:w="9072" w:type="dxa"/>
-          </w:tcPr>
-          <w:p>
-            <w:r>
-              <w:lastRenderedPageBreak/>
-              <w:t>{%photo</w:t>
-            </w:r>
-            <w:r>
-              <w:t>8</w:t>
-            </w:r>
-            <w:r>
-              <w:t>}</w:t>
-            </w:r>
-          </w:p>
-        </w:tc>
-      </w:tr>
-    </w:tbl>
+    <w:p>
+      <w:pPr>
+        <w:rPr>
+          <w:sz w:val="24"/>
+          <w:szCs w:val="24"/>
+        </w:rPr>
+      </w:pPr>
+      <w:r>
+        <w:t>{%photo8</w:t>
+      </w:r>
+      <w:r>
+        <w:rPr>
+          <w:sz w:val="24"/>
+          <w:szCs w:val="24"/>
+        </w:rPr>
+        <w:t>}</w:t>
+      </w:r>
+    </w:p>
     <w:p/>
     <w:p>
       <w:r>
@@ -2171,8 +2151,16 @@
           <w:bCs/>
         </w:rPr>
         <w:tab/>
+      </w:r>
+      <w:proofErr w:type="spellStart"/>
+      <w:r>
+        <w:rPr>
+          <w:b/>
+          <w:bCs/>
+        </w:rPr>
         <w:t>Podpis</w:t>
       </w:r>
+      <w:proofErr w:type="spellEnd"/>
     </w:p>
     <w:p>
       <w:r>
@@ -3563,6 +3551,7 @@
   <w:style w:type="character" w:default="1" w:styleId="Domylnaczcionkaakapitu">
     <w:name w:val="Default Paragraph Font"/>
     <w:uiPriority w:val="1"/>
+    <w:semiHidden/>
     <w:unhideWhenUsed/>
   </w:style>
   <w:style w:type="table" w:default="1" w:styleId="Standardowy">

--- a/templates/suplement-template.docx
+++ b/templates/suplement-template.docx
@@ -188,81 +188,64 @@
         </w:rPr>
         <w:t>Koordynaty GPS miejsca montażu syreny</w:t>
       </w:r>
+    </w:p>
+    <w:p>
+      <w:r>
+        <w:t>{</w:t>
+      </w:r>
+      <w:proofErr w:type="spellStart"/>
+      <w:r>
+        <w:t>l</w:t>
+      </w:r>
+      <w:r>
+        <w:t>atitude</w:t>
+      </w:r>
+      <w:proofErr w:type="spellEnd"/>
+      <w:r>
+        <w:t>}</w:t>
+      </w:r>
+    </w:p>
+    <w:p>
+      <w:r>
+        <w:t>{</w:t>
+      </w:r>
+      <w:proofErr w:type="spellStart"/>
+      <w:r>
+        <w:t>l</w:t>
+      </w:r>
+      <w:r>
+        <w:t>ongitude</w:t>
+      </w:r>
+      <w:proofErr w:type="spellEnd"/>
+      <w:r>
+        <w:t>}</w:t>
+      </w:r>
       <w:r>
         <w:br/>
-        <w:t>Podaj współrzędne geograficzne w formacie:</w:t>
-      </w:r>
-    </w:p>
-    <w:p>
-      <w:r>
-        <w:t>np.</w:t>
       </w:r>
       <w:r>
         <w:br/>
-        <w:t>50.0614 N</w:t>
+      </w:r>
+      <w:r>
+        <w:rPr>
+          <w:b/>
+          <w:bCs/>
+        </w:rPr>
+        <w:t xml:space="preserve">Czy do instalacji potrzebna będzie zwyżka </w:t>
+      </w:r>
+    </w:p>
+    <w:p>
+      <w:r>
+        <w:t>{</w:t>
+      </w:r>
+      <w:r>
+        <w:t>l</w:t>
+      </w:r>
+      <w:r>
+        <w:t>ift}</w:t>
       </w:r>
       <w:r>
         <w:br/>
-        <w:t>19.9366 E</w:t>
-      </w:r>
-    </w:p>
-    <w:p>
-      <w:r>
-        <w:t>{</w:t>
-      </w:r>
-      <w:proofErr w:type="spellStart"/>
-      <w:r>
-        <w:t>l</w:t>
-      </w:r>
-      <w:r>
-        <w:t>atitude</w:t>
-      </w:r>
-      <w:proofErr w:type="spellEnd"/>
-      <w:r>
-        <w:t>}</w:t>
-      </w:r>
-    </w:p>
-    <w:p>
-      <w:r>
-        <w:t>{</w:t>
-      </w:r>
-      <w:proofErr w:type="spellStart"/>
-      <w:r>
-        <w:t>l</w:t>
-      </w:r>
-      <w:r>
-        <w:t>ongitude</w:t>
-      </w:r>
-      <w:proofErr w:type="spellEnd"/>
-      <w:r>
-        <w:t>}</w:t>
-      </w:r>
-      <w:r>
-        <w:br/>
-      </w:r>
-      <w:r>
-        <w:br/>
-      </w:r>
-      <w:r>
-        <w:rPr>
-          <w:b/>
-          <w:bCs/>
-        </w:rPr>
-        <w:t xml:space="preserve">Czy do instalacji potrzebna będzie zwyżka </w:t>
-      </w:r>
-    </w:p>
-    <w:p>
-      <w:r>
-        <w:t>{</w:t>
-      </w:r>
-      <w:r>
-        <w:t>l</w:t>
-      </w:r>
-      <w:r>
-        <w:t>ift}</w:t>
-      </w:r>
-      <w:r>
-        <w:br/>
       </w:r>
     </w:p>
     <w:p>
@@ -278,21 +261,7 @@
           <w:b/>
           <w:bCs/>
         </w:rPr>
-        <w:t xml:space="preserve"> ( </w:t>
-      </w:r>
-      <w:r>
-        <w:rPr>
-          <w:b/>
-          <w:bCs/>
-        </w:rPr>
-        <w:t>zasysa z pola MOC !!</w:t>
-      </w:r>
-      <w:r>
-        <w:rPr>
-          <w:b/>
-          <w:bCs/>
-        </w:rPr>
-        <w:t xml:space="preserve">) </w:t>
+        <w:t xml:space="preserve"> </w:t>
       </w:r>
     </w:p>
     <w:p>
@@ -330,35 +299,35 @@
           <w:b/>
           <w:bCs/>
         </w:rPr>
+        <w:t>2. Lokalizacja montażu syreny</w:t>
+      </w:r>
+    </w:p>
+    <w:p>
+      <w:r>
+        <w:t>Sekcja określa dokładne miejsce instalacji urządzenia alarmowego.</w:t>
+      </w:r>
+    </w:p>
+    <w:p>
+      <w:pPr>
+        <w:rPr>
+          <w:b/>
+          <w:bCs/>
+        </w:rPr>
+      </w:pPr>
+    </w:p>
+    <w:p>
+      <w:pPr>
+        <w:rPr>
+          <w:b/>
+          <w:bCs/>
+        </w:rPr>
+      </w:pPr>
+      <w:r>
+        <w:rPr>
+          <w:b/>
+          <w:bCs/>
+        </w:rPr>
         <w:lastRenderedPageBreak/>
-        <w:t>2. Lokalizacja montażu syreny</w:t>
-      </w:r>
-    </w:p>
-    <w:p>
-      <w:r>
-        <w:t>Sekcja określa dokładne miejsce instalacji urządzenia alarmowego.</w:t>
-      </w:r>
-    </w:p>
-    <w:p>
-      <w:pPr>
-        <w:rPr>
-          <w:b/>
-          <w:bCs/>
-        </w:rPr>
-      </w:pPr>
-    </w:p>
-    <w:p>
-      <w:pPr>
-        <w:rPr>
-          <w:b/>
-          <w:bCs/>
-        </w:rPr>
-      </w:pPr>
-      <w:r>
-        <w:rPr>
-          <w:b/>
-          <w:bCs/>
-        </w:rPr>
         <w:t>Miejsce Montażu Syreny</w:t>
       </w:r>
     </w:p>
@@ -463,7 +432,10 @@
         <w:t>m</w:t>
       </w:r>
       <w:r>
-        <w:t>etrów nad poziomem gruntu</w:t>
+        <w:t>.</w:t>
+      </w:r>
+      <w:r>
+        <w:t xml:space="preserve"> nad poziomem gruntu</w:t>
       </w:r>
     </w:p>
     <w:p>
@@ -529,7 +501,7 @@
         <w:t>m</w:t>
       </w:r>
       <w:r>
-        <w:t xml:space="preserve">etrów </w:t>
+        <w:t>.</w:t>
       </w:r>
       <w:r>
         <w:br/>
@@ -785,16 +757,18 @@
         <w:t>}</w:t>
       </w:r>
       <w:r>
-        <w:t xml:space="preserve"> metrów</w:t>
-      </w:r>
-    </w:p>
-    <w:p>
-      <w:r>
-        <w:rPr>
-          <w:b/>
-          <w:bCs/>
-        </w:rPr>
-        <w:lastRenderedPageBreak/>
+        <w:t xml:space="preserve"> m</w:t>
+      </w:r>
+      <w:r>
+        <w:t>.</w:t>
+      </w:r>
+    </w:p>
+    <w:p>
+      <w:r>
+        <w:rPr>
+          <w:b/>
+          <w:bCs/>
+        </w:rPr>
         <w:t>Odległość syreny od punktu Skrzynki bezpiecznikowej</w:t>
       </w:r>
     </w:p>
@@ -814,7 +788,10 @@
         <w:t>}</w:t>
       </w:r>
       <w:r>
-        <w:t xml:space="preserve"> metrów</w:t>
+        <w:t xml:space="preserve"> m</w:t>
+      </w:r>
+      <w:r>
+        <w:t>.</w:t>
       </w:r>
       <w:r>
         <w:br/>
@@ -843,6 +820,7 @@
     </w:p>
     <w:p>
       <w:r>
+        <w:lastRenderedPageBreak/>
         <w:pict w14:anchorId="366A5BE1">
           <v:rect id="_x0000_i1032" style="width:0;height:1.5pt" o:hralign="center" o:hrstd="t" o:hr="t" fillcolor="#a0a0a0" stroked="f"/>
         </w:pict>
@@ -899,21 +877,6 @@
           <v:rect id="_x0000_i1033" style="width:0;height:1.5pt" o:hralign="center" o:hrstd="t" o:hr="t" fillcolor="#a0a0a0" stroked="f"/>
         </w:pict>
       </w:r>
-    </w:p>
-    <w:p>
-      <w:pPr>
-        <w:rPr>
-          <w:b/>
-          <w:bCs/>
-        </w:rPr>
-      </w:pPr>
-      <w:r>
-        <w:rPr>
-          <w:b/>
-          <w:bCs/>
-        </w:rPr>
-        <w:t>Jeżeli TAK</w:t>
-      </w:r>
       <w:r>
         <w:rPr>
           <w:b/>
@@ -933,64 +896,93 @@
       <w:proofErr w:type="spellEnd"/>
     </w:p>
     <w:p>
-      <w:r>
+      <w:pPr>
+        <w:rPr>
+          <w:lang w:val="en-GB"/>
+        </w:rPr>
+      </w:pPr>
+      <w:r>
+        <w:rPr>
+          <w:lang w:val="en-GB"/>
+        </w:rPr>
         <w:t>{</w:t>
       </w:r>
       <w:proofErr w:type="spellStart"/>
       <w:r>
+        <w:rPr>
+          <w:lang w:val="en-GB"/>
+        </w:rPr>
         <w:t>l</w:t>
       </w:r>
       <w:r>
+        <w:rPr>
+          <w:lang w:val="en-GB"/>
+        </w:rPr>
         <w:t>ightningProtectionDistance</w:t>
       </w:r>
       <w:proofErr w:type="spellEnd"/>
       <w:r>
+        <w:rPr>
+          <w:lang w:val="en-GB"/>
+        </w:rPr>
         <w:t>}</w:t>
       </w:r>
       <w:r>
         <w:rPr>
           <w:b/>
           <w:bCs/>
+          <w:lang w:val="en-GB"/>
         </w:rPr>
         <w:t xml:space="preserve"> </w:t>
       </w:r>
       <w:r>
+        <w:rPr>
+          <w:lang w:val="en-GB"/>
+        </w:rPr>
         <w:t>m</w:t>
       </w:r>
       <w:r>
-        <w:t xml:space="preserve">etrów </w:t>
-      </w:r>
-    </w:p>
-    <w:p>
-      <w:pPr>
-        <w:rPr>
-          <w:b/>
-          <w:bCs/>
-        </w:rPr>
-      </w:pPr>
-      <w:r>
-        <w:br/>
-      </w:r>
-      <w:r>
-        <w:rPr>
-          <w:b/>
-          <w:bCs/>
-        </w:rPr>
-        <w:t>Jeżeli NIE</w:t>
-      </w:r>
-    </w:p>
-    <w:p>
-      <w:r>
-        <w:rPr>
-          <w:b/>
-          <w:bCs/>
+        <w:rPr>
+          <w:lang w:val="en-GB"/>
+        </w:rPr>
+        <w:t>.</w:t>
+      </w:r>
+      <w:r>
+        <w:rPr>
+          <w:lang w:val="en-GB"/>
         </w:rPr>
         <w:t xml:space="preserve"> </w:t>
       </w:r>
-      <w:r>
-        <w:rPr>
-          <w:b/>
-          <w:bCs/>
+    </w:p>
+    <w:p>
+      <w:pPr>
+        <w:rPr>
+          <w:b/>
+          <w:bCs/>
+          <w:lang w:val="en-GB"/>
+        </w:rPr>
+      </w:pPr>
+    </w:p>
+    <w:p>
+      <w:pPr>
+        <w:rPr>
+          <w:lang w:val="en-GB"/>
+        </w:rPr>
+      </w:pPr>
+      <w:r>
+        <w:rPr>
+          <w:b/>
+          <w:bCs/>
+          <w:lang w:val="en-GB"/>
+        </w:rPr>
+        <w:t xml:space="preserve"> </w:t>
+      </w:r>
+      <w:proofErr w:type="spellStart"/>
+      <w:r>
+        <w:rPr>
+          <w:b/>
+          <w:bCs/>
+          <w:lang w:val="en-GB"/>
         </w:rPr>
         <w:t>W</w:t>
       </w:r>
@@ -998,27 +990,73 @@
         <w:rPr>
           <w:b/>
           <w:bCs/>
-        </w:rPr>
-        <w:t>ysokość budynku</w:t>
-      </w:r>
-    </w:p>
-    <w:p>
-      <w:r>
+          <w:lang w:val="en-GB"/>
+        </w:rPr>
+        <w:t>ysokość</w:t>
+      </w:r>
+      <w:proofErr w:type="spellEnd"/>
+      <w:r>
+        <w:rPr>
+          <w:b/>
+          <w:bCs/>
+          <w:lang w:val="en-GB"/>
+        </w:rPr>
+        <w:t xml:space="preserve"> </w:t>
+      </w:r>
+      <w:proofErr w:type="spellStart"/>
+      <w:r>
+        <w:rPr>
+          <w:b/>
+          <w:bCs/>
+          <w:lang w:val="en-GB"/>
+        </w:rPr>
+        <w:t>budynku</w:t>
+      </w:r>
+      <w:proofErr w:type="spellEnd"/>
+    </w:p>
+    <w:p>
+      <w:pPr>
+        <w:rPr>
+          <w:lang w:val="en-GB"/>
+        </w:rPr>
+      </w:pPr>
+      <w:r>
+        <w:rPr>
+          <w:lang w:val="en-GB"/>
+        </w:rPr>
         <w:t>{</w:t>
       </w:r>
       <w:proofErr w:type="spellStart"/>
       <w:r>
+        <w:rPr>
+          <w:lang w:val="en-GB"/>
+        </w:rPr>
         <w:t>b</w:t>
       </w:r>
       <w:r>
+        <w:rPr>
+          <w:lang w:val="en-GB"/>
+        </w:rPr>
         <w:t>uildingHeight</w:t>
       </w:r>
       <w:proofErr w:type="spellEnd"/>
       <w:r>
+        <w:rPr>
+          <w:lang w:val="en-GB"/>
+        </w:rPr>
         <w:t xml:space="preserve">} </w:t>
       </w:r>
       <w:r>
-        <w:t>metrów</w:t>
+        <w:rPr>
+          <w:lang w:val="en-GB"/>
+        </w:rPr>
+        <w:t>m</w:t>
+      </w:r>
+      <w:r>
+        <w:rPr>
+          <w:lang w:val="en-GB"/>
+        </w:rPr>
+        <w:t>.</w:t>
       </w:r>
     </w:p>
     <w:p>
@@ -1053,7 +1091,10 @@
         <w:t>}</w:t>
       </w:r>
       <w:r>
-        <w:t xml:space="preserve"> metrów</w:t>
+        <w:t xml:space="preserve"> m</w:t>
+      </w:r>
+      <w:r>
+        <w:t>.</w:t>
       </w:r>
     </w:p>
     <w:p>
@@ -1198,63 +1239,48 @@
           <w:b/>
           <w:bCs/>
         </w:rPr>
+        <w:t>6. Okablowanie LAN</w:t>
+      </w:r>
+    </w:p>
+    <w:p>
+      <w:r>
+        <w:t>Sekcja określa możliwość podłączenia syreny do sieci LAN.</w:t>
+      </w:r>
+    </w:p>
+    <w:p>
+      <w:r>
+        <w:rPr>
+          <w:b/>
+          <w:bCs/>
+        </w:rPr>
+        <w:t>Czy planowane jest podłączenie kabla LAN</w:t>
+      </w:r>
+    </w:p>
+    <w:p>
+      <w:r>
+        <w:t>{</w:t>
+      </w:r>
+      <w:proofErr w:type="spellStart"/>
+      <w:r>
+        <w:t>l</w:t>
+      </w:r>
+      <w:r>
+        <w:t>an</w:t>
+      </w:r>
+      <w:proofErr w:type="spellEnd"/>
+      <w:r>
+        <w:t>}</w:t>
+      </w:r>
+    </w:p>
+    <w:p>
+      <w:r>
         <w:lastRenderedPageBreak/>
-        <w:t>6. Okablowanie LAN</w:t>
-      </w:r>
-    </w:p>
-    <w:p>
-      <w:r>
-        <w:t>Sekcja określa możliwość podłączenia syreny do sieci LAN.</w:t>
-      </w:r>
-    </w:p>
-    <w:p>
-      <w:r>
-        <w:rPr>
-          <w:b/>
-          <w:bCs/>
-        </w:rPr>
-        <w:t>Czy planowane jest podłączenie kabla LAN</w:t>
-      </w:r>
-    </w:p>
-    <w:p>
-      <w:r>
-        <w:t>{</w:t>
-      </w:r>
-      <w:proofErr w:type="spellStart"/>
-      <w:r>
-        <w:t>l</w:t>
-      </w:r>
-      <w:r>
-        <w:t>an</w:t>
-      </w:r>
-      <w:proofErr w:type="spellEnd"/>
-      <w:r>
-        <w:t>}</w:t>
-      </w:r>
-    </w:p>
-    <w:p>
-      <w:r>
         <w:pict w14:anchorId="16D849E9">
           <v:rect id="_x0000_i1039" style="width:0;height:1.5pt" o:hralign="center" o:hrstd="t" o:hr="t" fillcolor="#a0a0a0" stroked="f"/>
         </w:pict>
       </w:r>
     </w:p>
     <w:p>
-      <w:pPr>
-        <w:rPr>
-          <w:b/>
-          <w:bCs/>
-        </w:rPr>
-      </w:pPr>
-      <w:r>
-        <w:rPr>
-          <w:b/>
-          <w:bCs/>
-        </w:rPr>
-        <w:t xml:space="preserve">Jeżeli TAK </w:t>
-      </w:r>
-    </w:p>
-    <w:p>
       <w:r>
         <w:rPr>
           <w:b/>
@@ -1286,7 +1312,10 @@
         <w:t>}</w:t>
       </w:r>
       <w:r>
-        <w:t xml:space="preserve"> metrów</w:t>
+        <w:t xml:space="preserve"> m</w:t>
+      </w:r>
+      <w:r>
+        <w:t>.</w:t>
       </w:r>
     </w:p>
     <w:p>
@@ -1328,7 +1357,10 @@
         <w:t>}</w:t>
       </w:r>
       <w:r>
-        <w:t xml:space="preserve"> sztuk</w:t>
+        <w:t xml:space="preserve"> szt</w:t>
+      </w:r>
+      <w:r>
+        <w:t>.</w:t>
       </w:r>
     </w:p>
     <w:p>
@@ -1795,114 +1827,698 @@
           <w:b/>
           <w:bCs/>
         </w:rPr>
+        <w:br w:type="page"/>
+      </w:r>
+    </w:p>
+    <w:p>
+      <w:pPr>
+        <w:rPr>
+          <w:b/>
+          <w:bCs/>
+        </w:rPr>
+        <w:sectPr>
+          <w:headerReference w:type="default" r:id="rId8"/>
+          <w:pgSz w:w="11906" w:h="16838"/>
+          <w:pgMar w:top="2058" w:right="1417" w:bottom="1417" w:left="1417" w:header="708" w:footer="708" w:gutter="0"/>
+          <w:cols w:space="708"/>
+          <w:docGrid w:linePitch="360"/>
+        </w:sectPr>
+      </w:pPr>
+    </w:p>
+    <w:p>
+      <w:pPr>
+        <w:rPr>
+          <w:b/>
+          <w:bCs/>
+        </w:rPr>
+      </w:pPr>
+      <w:r>
+        <w:rPr>
+          <w:b/>
+          <w:bCs/>
+        </w:rPr>
+        <w:lastRenderedPageBreak/>
         <w:t>10. Schemat instalacji</w:t>
       </w:r>
     </w:p>
     <w:p>
-      <w:r>
-        <w:t>Schemat poglądowy instalacji syreny:</w:t>
-      </w:r>
-    </w:p>
-    <w:p>
-      <w:r>
+      <w:pPr>
+        <w:rPr>
+          <w:b/>
+          <w:bCs/>
+        </w:rPr>
+      </w:pPr>
+    </w:p>
+    <w:p>
+      <w:pPr>
+        <w:jc w:val="center"/>
+      </w:pPr>
+      <w:r>
+        <w:rPr>
+          <w:noProof/>
+        </w:rPr>
+        <w:drawing>
+          <wp:anchor distT="0" distB="0" distL="114300" distR="114300" simplePos="0" relativeHeight="251658240" behindDoc="1" locked="0" layoutInCell="1" allowOverlap="1" wp14:anchorId="573EAB6A" wp14:editId="02F286BC">
+            <wp:simplePos x="0" y="0"/>
+            <wp:positionH relativeFrom="column">
+              <wp:posOffset>652780</wp:posOffset>
+            </wp:positionH>
+            <wp:positionV relativeFrom="paragraph">
+              <wp:posOffset>3175</wp:posOffset>
+            </wp:positionV>
+            <wp:extent cx="7188200" cy="4113203"/>
+            <wp:effectExtent l="0" t="0" r="0" b="0"/>
+            <wp:wrapNone/>
+            <wp:docPr id="1424199275" name="Obraz 1"/>
+            <wp:cNvGraphicFramePr>
+              <a:graphicFrameLocks xmlns:a="http://schemas.openxmlformats.org/drawingml/2006/main" noChangeAspect="1"/>
+            </wp:cNvGraphicFramePr>
+            <a:graphic xmlns:a="http://schemas.openxmlformats.org/drawingml/2006/main">
+              <a:graphicData uri="http://schemas.openxmlformats.org/drawingml/2006/picture">
+                <pic:pic xmlns:pic="http://schemas.openxmlformats.org/drawingml/2006/picture">
+                  <pic:nvPicPr>
+                    <pic:cNvPr id="0" name="Picture 24"/>
+                    <pic:cNvPicPr>
+                      <a:picLocks noChangeAspect="1" noChangeArrowheads="1"/>
+                    </pic:cNvPicPr>
+                  </pic:nvPicPr>
+                  <pic:blipFill>
+                    <a:blip r:embed="rId9" cstate="print">
+                      <a:extLst>
+                        <a:ext uri="{28A0092B-C50C-407E-A947-70E740481C1C}">
+                          <a14:useLocalDpi xmlns:a14="http://schemas.microsoft.com/office/drawing/2010/main" val="0"/>
+                        </a:ext>
+                      </a:extLst>
+                    </a:blip>
+                    <a:srcRect/>
+                    <a:stretch>
+                      <a:fillRect/>
+                    </a:stretch>
+                  </pic:blipFill>
+                  <pic:spPr bwMode="auto">
+                    <a:xfrm>
+                      <a:off x="0" y="0"/>
+                      <a:ext cx="7188200" cy="4113203"/>
+                    </a:xfrm>
+                    <a:prstGeom prst="rect">
+                      <a:avLst/>
+                    </a:prstGeom>
+                    <a:noFill/>
+                    <a:ln>
+                      <a:noFill/>
+                    </a:ln>
+                  </pic:spPr>
+                </pic:pic>
+              </a:graphicData>
+            </a:graphic>
+            <wp14:sizeRelH relativeFrom="page">
+              <wp14:pctWidth>0</wp14:pctWidth>
+            </wp14:sizeRelH>
+            <wp14:sizeRelV relativeFrom="page">
+              <wp14:pctHeight>0</wp14:pctHeight>
+            </wp14:sizeRelV>
+          </wp:anchor>
+        </w:drawing>
+      </w:r>
+    </w:p>
+    <w:p/>
+    <w:p>
+      <w:pPr>
+        <w:rPr>
+          <w:b/>
+          <w:bCs/>
+        </w:rPr>
+      </w:pPr>
+      <w:r>
+        <w:rPr>
+          <w:b/>
+          <w:bCs/>
+          <w:noProof/>
+        </w:rPr>
+        <w:pict w14:anchorId="1EC89151">
+          <v:shapetype id="_x0000_t202" coordsize="21600,21600" o:spt="202" path="m,l,21600r21600,l21600,xe">
+            <v:stroke joinstyle="miter"/>
+            <v:path gradientshapeok="t" o:connecttype="rect"/>
+          </v:shapetype>
+          <v:shape id="_x0000_s2100" type="#_x0000_t202" style="position:absolute;margin-left:479.4pt;margin-top:10.9pt;width:50.35pt;height:21.25pt;z-index:251661312;mso-position-horizontal:absolute;mso-position-horizontal-relative:text;mso-position-vertical:absolute;mso-position-vertical-relative:text;v-text-anchor:middle" filled="f" stroked="f">
+            <v:textbox style="mso-next-textbox:#_x0000_s2100">
+              <w:txbxContent>
+                <w:p>
+                  <w:pPr>
+                    <w:jc w:val="center"/>
+                    <w:rPr>
+                      <w:color w:val="FFFFFF" w:themeColor="background1"/>
+                      <w:sz w:val="16"/>
+                      <w:szCs w:val="16"/>
+                    </w:rPr>
+                  </w:pPr>
+                  <w:r>
+                    <w:rPr>
+                      <w:color w:val="FFFFFF" w:themeColor="background1"/>
+                      <w:sz w:val="16"/>
+                      <w:szCs w:val="16"/>
+                    </w:rPr>
+                    <w:t>{</w:t>
+                  </w:r>
+                  <w:proofErr w:type="spellStart"/>
+                  <w:r>
+                    <w:rPr>
+                      <w:color w:val="FFFFFF" w:themeColor="background1"/>
+                      <w:sz w:val="16"/>
+                      <w:szCs w:val="16"/>
+                    </w:rPr>
+                    <w:t>antennaCable</w:t>
+                  </w:r>
+                  <w:proofErr w:type="spellEnd"/>
+                  <w:r>
+                    <w:rPr>
+                      <w:color w:val="FFFFFF" w:themeColor="background1"/>
+                      <w:sz w:val="16"/>
+                      <w:szCs w:val="16"/>
+                    </w:rPr>
+                    <w:t>} m.</w:t>
+                  </w:r>
+                </w:p>
+              </w:txbxContent>
+            </v:textbox>
+          </v:shape>
+        </w:pict>
+      </w:r>
+      <w:r>
+        <w:rPr>
+          <w:b/>
+          <w:bCs/>
+          <w:noProof/>
+        </w:rPr>
+        <w:pict w14:anchorId="3DB5D240">
+          <v:shape id="_x0000_s2098" type="#_x0000_t202" style="position:absolute;margin-left:306.45pt;margin-top:11.9pt;width:51.05pt;height:21.05pt;z-index:251660288;mso-position-horizontal:absolute;mso-position-horizontal-relative:text;mso-position-vertical:absolute;mso-position-vertical-relative:text;v-text-anchor:middle" filled="f" stroked="f">
+            <v:textbox style="mso-next-textbox:#_x0000_s2098">
+              <w:txbxContent>
+                <w:p>
+                  <w:pPr>
+                    <w:jc w:val="center"/>
+                    <w:rPr>
+                      <w:color w:val="FFFFFF" w:themeColor="background1"/>
+                      <w:sz w:val="16"/>
+                      <w:szCs w:val="16"/>
+                    </w:rPr>
+                  </w:pPr>
+                  <w:r>
+                    <w:rPr>
+                      <w:color w:val="FFFFFF" w:themeColor="background1"/>
+                      <w:sz w:val="16"/>
+                      <w:szCs w:val="16"/>
+                    </w:rPr>
+                    <w:t>{</w:t>
+                  </w:r>
+                  <w:proofErr w:type="spellStart"/>
+                  <w:r>
+                    <w:rPr>
+                      <w:color w:val="FFFFFF" w:themeColor="background1"/>
+                      <w:sz w:val="16"/>
+                      <w:szCs w:val="16"/>
+                    </w:rPr>
+                    <w:t>sirenDistance</w:t>
+                  </w:r>
+                  <w:proofErr w:type="spellEnd"/>
+                  <w:r>
+                    <w:rPr>
+                      <w:color w:val="FFFFFF" w:themeColor="background1"/>
+                      <w:sz w:val="16"/>
+                      <w:szCs w:val="16"/>
+                    </w:rPr>
+                    <w:t>} m.</w:t>
+                  </w:r>
+                </w:p>
+              </w:txbxContent>
+            </v:textbox>
+          </v:shape>
+        </w:pict>
+      </w:r>
+      <w:r>
+        <w:rPr>
+          <w:b/>
+          <w:bCs/>
+          <w:noProof/>
+        </w:rPr>
+        <w:pict w14:anchorId="29FEBB53">
+          <v:shape id="_x0000_s2074" type="#_x0000_t202" style="position:absolute;margin-left:143.45pt;margin-top:12.45pt;width:48.35pt;height:19.7pt;z-index:251659264;mso-position-horizontal:absolute;mso-position-horizontal-relative:text;mso-position-vertical:absolute;mso-position-vertical-relative:text;v-text-anchor:middle" filled="f" stroked="f" strokeweight="0">
+            <v:textbox style="mso-next-textbox:#_x0000_s2074">
+              <w:txbxContent>
+                <w:p>
+                  <w:pPr>
+                    <w:jc w:val="center"/>
+                    <w:rPr>
+                      <w:color w:val="FFFFFF" w:themeColor="background1"/>
+                      <w:sz w:val="16"/>
+                      <w:szCs w:val="16"/>
+                    </w:rPr>
+                  </w:pPr>
+                  <w:r>
+                    <w:rPr>
+                      <w:color w:val="FFFFFF" w:themeColor="background1"/>
+                      <w:sz w:val="16"/>
+                      <w:szCs w:val="16"/>
+                    </w:rPr>
+                    <w:t>{</w:t>
+                  </w:r>
+                  <w:proofErr w:type="spellStart"/>
+                  <w:r>
+                    <w:rPr>
+                      <w:color w:val="FFFFFF" w:themeColor="background1"/>
+                      <w:sz w:val="16"/>
+                      <w:szCs w:val="16"/>
+                    </w:rPr>
+                    <w:t>powerLocationDistance</w:t>
+                  </w:r>
+                  <w:proofErr w:type="spellEnd"/>
+                  <w:r>
+                    <w:rPr>
+                      <w:color w:val="FFFFFF" w:themeColor="background1"/>
+                      <w:sz w:val="16"/>
+                      <w:szCs w:val="16"/>
+                    </w:rPr>
+                    <w:t>}</w:t>
+                  </w:r>
+                  <w:r>
+                    <w:rPr>
+                      <w:color w:val="FFFFFF" w:themeColor="background1"/>
+                      <w:sz w:val="16"/>
+                      <w:szCs w:val="16"/>
+                    </w:rPr>
+                    <w:t xml:space="preserve"> m.</w:t>
+                  </w:r>
+                </w:p>
+              </w:txbxContent>
+            </v:textbox>
+          </v:shape>
+        </w:pict>
+      </w:r>
+      <w:r>
+        <w:rPr>
+          <w:b/>
+          <w:bCs/>
+        </w:rPr>
+        <w:tab/>
+      </w:r>
+    </w:p>
+    <w:p>
+      <w:pPr>
+        <w:rPr>
+          <w:b/>
+          <w:bCs/>
+        </w:rPr>
+        <w:sectPr>
+          <w:headerReference w:type="default" r:id="rId10"/>
+          <w:pgSz w:w="16838" w:h="11906" w:orient="landscape"/>
+          <w:pgMar w:top="1417" w:right="1417" w:bottom="1417" w:left="2058" w:header="708" w:footer="708" w:gutter="0"/>
+          <w:cols w:space="708"/>
+          <w:docGrid w:linePitch="360"/>
+        </w:sectPr>
+      </w:pPr>
+      <w:r>
+        <w:rPr>
+          <w:b/>
+          <w:bCs/>
+          <w:noProof/>
+        </w:rPr>
+        <w:pict w14:anchorId="3953EEEA">
+          <v:shape id="_x0000_s2105" type="#_x0000_t202" style="position:absolute;margin-left:468.05pt;margin-top:233.05pt;width:49.35pt;height:20.35pt;z-index:251666432;mso-position-horizontal:absolute;mso-position-horizontal-relative:text;mso-position-vertical:absolute;mso-position-vertical-relative:text;v-text-anchor:middle" filled="f" stroked="f">
+            <v:textbox>
+              <w:txbxContent>
+                <w:p>
+                  <w:pPr>
+                    <w:jc w:val="center"/>
+                    <w:rPr>
+                      <w:color w:val="FFFFFF" w:themeColor="background1"/>
+                      <w:sz w:val="16"/>
+                      <w:szCs w:val="16"/>
+                    </w:rPr>
+                  </w:pPr>
+                  <w:r>
+                    <w:rPr>
+                      <w:color w:val="FFFFFF" w:themeColor="background1"/>
+                      <w:sz w:val="16"/>
+                      <w:szCs w:val="16"/>
+                    </w:rPr>
+                    <w:t>{</w:t>
+                  </w:r>
+                  <w:proofErr w:type="spellStart"/>
+                  <w:r>
+                    <w:rPr>
+                      <w:color w:val="FFFFFF" w:themeColor="background1"/>
+                      <w:sz w:val="16"/>
+                      <w:szCs w:val="16"/>
+                    </w:rPr>
+                    <w:t>lightningProtectionLength</w:t>
+                  </w:r>
+                  <w:proofErr w:type="spellEnd"/>
+                </w:p>
+                <w:p>
+                  <w:pPr>
+                    <w:jc w:val="center"/>
+                    <w:rPr>
+                      <w:color w:val="FFFFFF" w:themeColor="background1"/>
+                      <w:sz w:val="16"/>
+                      <w:szCs w:val="16"/>
+                    </w:rPr>
+                  </w:pPr>
+                  <w:r>
+                    <w:rPr>
+                      <w:color w:val="FFFFFF" w:themeColor="background1"/>
+                      <w:sz w:val="16"/>
+                      <w:szCs w:val="16"/>
+                    </w:rPr>
+                    <w:t>} m.</w:t>
+                  </w:r>
+                </w:p>
+                <w:p>
+                  <w:pPr>
+                    <w:jc w:val="center"/>
+                    <w:rPr>
+                      <w:color w:val="FFFFFF" w:themeColor="background1"/>
+                      <w:sz w:val="16"/>
+                      <w:szCs w:val="16"/>
+                    </w:rPr>
+                  </w:pPr>
+                </w:p>
+              </w:txbxContent>
+            </v:textbox>
+          </v:shape>
+        </w:pict>
+      </w:r>
+      <w:r>
+        <w:rPr>
+          <w:b/>
+          <w:bCs/>
+          <w:noProof/>
+        </w:rPr>
+        <w:pict w14:anchorId="35DE043F">
+          <v:shape id="_x0000_s2103" type="#_x0000_t202" style="position:absolute;margin-left:393.2pt;margin-top:57pt;width:50.7pt;height:20.5pt;z-index:251664384;mso-position-horizontal:absolute;mso-position-horizontal-relative:text;mso-position-vertical:absolute;mso-position-vertical-relative:text;v-text-anchor:middle" filled="f" stroked="f">
+            <v:textbox style="mso-next-textbox:#_x0000_s2103">
+              <w:txbxContent>
+                <w:p>
+                  <w:pPr>
+                    <w:rPr>
+                      <w:color w:val="FFFFFF" w:themeColor="background1"/>
+                      <w:sz w:val="16"/>
+                      <w:szCs w:val="16"/>
+                    </w:rPr>
+                  </w:pPr>
+                  <w:r>
+                    <w:rPr>
+                      <w:color w:val="FFFFFF" w:themeColor="background1"/>
+                      <w:sz w:val="16"/>
+                      <w:szCs w:val="16"/>
+                    </w:rPr>
+                    <w:t>Max 20 m.</w:t>
+                  </w:r>
+                </w:p>
+                <w:p>
+                  <w:pPr>
+                    <w:rPr>
+                      <w:color w:val="FFFFFF" w:themeColor="background1"/>
+                      <w:sz w:val="16"/>
+                      <w:szCs w:val="16"/>
+                    </w:rPr>
+                  </w:pPr>
+                </w:p>
+              </w:txbxContent>
+            </v:textbox>
+          </v:shape>
+        </w:pict>
+      </w:r>
+      <w:r>
+        <w:rPr>
+          <w:b/>
+          <w:bCs/>
+          <w:noProof/>
+        </w:rPr>
+        <w:pict w14:anchorId="01C7AC09">
+          <v:shape id="_x0000_s2104" type="#_x0000_t202" style="position:absolute;margin-left:480.8pt;margin-top:30.35pt;width:50.6pt;height:19.7pt;z-index:251665408;mso-position-horizontal:absolute;mso-position-horizontal-relative:text;mso-position-vertical:absolute;mso-position-vertical-relative:text;v-text-anchor:middle" filled="f" stroked="f">
+            <v:textbox>
+              <w:txbxContent>
+                <w:p>
+                  <w:pPr>
+                    <w:rPr>
+                      <w:color w:val="FFFFFF" w:themeColor="background1"/>
+                      <w:sz w:val="16"/>
+                      <w:szCs w:val="16"/>
+                    </w:rPr>
+                  </w:pPr>
+                  <w:r>
+                    <w:rPr>
+                      <w:color w:val="FFFFFF" w:themeColor="background1"/>
+                      <w:sz w:val="16"/>
+                      <w:szCs w:val="16"/>
+                    </w:rPr>
+                    <w:t>Max 20 m.</w:t>
+                  </w:r>
+                </w:p>
+              </w:txbxContent>
+            </v:textbox>
+          </v:shape>
+        </w:pict>
+      </w:r>
+      <w:r>
+        <w:rPr>
+          <w:b/>
+          <w:bCs/>
+          <w:noProof/>
+        </w:rPr>
+        <w:pict w14:anchorId="2B2F2357">
+          <v:shape id="_x0000_s2102" type="#_x0000_t202" style="position:absolute;margin-left:306.45pt;margin-top:32.05pt;width:51.3pt;height:19pt;z-index:251663360;mso-position-horizontal:absolute;mso-position-horizontal-relative:text;mso-position-vertical:absolute;mso-position-vertical-relative:text;v-text-anchor:middle" filled="f" stroked="f">
+            <v:textbox>
+              <w:txbxContent>
+                <w:p>
+                  <w:pPr>
+                    <w:jc w:val="center"/>
+                    <w:rPr>
+                      <w:color w:val="FFFFFF" w:themeColor="background1"/>
+                      <w:sz w:val="16"/>
+                      <w:szCs w:val="16"/>
+                    </w:rPr>
+                  </w:pPr>
+                  <w:r>
+                    <w:rPr>
+                      <w:color w:val="FFFFFF" w:themeColor="background1"/>
+                      <w:sz w:val="16"/>
+                      <w:szCs w:val="16"/>
+                    </w:rPr>
+                    <w:t>{</w:t>
+                  </w:r>
+                  <w:proofErr w:type="spellStart"/>
+                  <w:r>
+                    <w:rPr>
+                      <w:color w:val="FFFFFF" w:themeColor="background1"/>
+                      <w:sz w:val="16"/>
+                      <w:szCs w:val="16"/>
+                    </w:rPr>
+                    <w:t>lanLength</w:t>
+                  </w:r>
+                  <w:proofErr w:type="spellEnd"/>
+                  <w:r>
+                    <w:rPr>
+                      <w:color w:val="FFFFFF" w:themeColor="background1"/>
+                      <w:sz w:val="16"/>
+                      <w:szCs w:val="16"/>
+                    </w:rPr>
+                    <w:t>} m.</w:t>
+                  </w:r>
+                </w:p>
+              </w:txbxContent>
+            </v:textbox>
+          </v:shape>
+        </w:pict>
+      </w:r>
+      <w:r>
+        <w:rPr>
+          <w:b/>
+          <w:bCs/>
+          <w:noProof/>
+        </w:rPr>
+        <w:pict w14:anchorId="217C2347">
+          <v:shape id="_x0000_s2101" type="#_x0000_t202" style="position:absolute;margin-left:394.35pt;margin-top:147.7pt;width:48.35pt;height:17.7pt;z-index:251662336;mso-position-horizontal:absolute;mso-position-horizontal-relative:text;mso-position-vertical:absolute;mso-position-vertical-relative:text;v-text-anchor:middle" filled="f" stroked="f">
+            <v:textbox>
+              <w:txbxContent>
+                <w:p>
+                  <w:pPr>
+                    <w:jc w:val="center"/>
+                    <w:rPr>
+                      <w:color w:val="FFFFFF" w:themeColor="background1"/>
+                      <w:sz w:val="16"/>
+                      <w:szCs w:val="16"/>
+                    </w:rPr>
+                  </w:pPr>
+                  <w:r>
+                    <w:rPr>
+                      <w:color w:val="FFFFFF" w:themeColor="background1"/>
+                      <w:sz w:val="16"/>
+                      <w:szCs w:val="16"/>
+                    </w:rPr>
+                    <w:t>{</w:t>
+                  </w:r>
+                  <w:proofErr w:type="spellStart"/>
+                  <w:r>
+                    <w:rPr>
+                      <w:color w:val="FFFFFF" w:themeColor="background1"/>
+                      <w:sz w:val="16"/>
+                      <w:szCs w:val="16"/>
+                    </w:rPr>
+                    <w:t>lightningProtectionDistance</w:t>
+                  </w:r>
+                  <w:proofErr w:type="spellEnd"/>
+                </w:p>
+                <w:p>
+                  <w:pPr>
+                    <w:jc w:val="center"/>
+                    <w:rPr>
+                      <w:color w:val="FFFFFF" w:themeColor="background1"/>
+                      <w:sz w:val="16"/>
+                      <w:szCs w:val="16"/>
+                    </w:rPr>
+                  </w:pPr>
+                  <w:r>
+                    <w:rPr>
+                      <w:color w:val="FFFFFF" w:themeColor="background1"/>
+                      <w:sz w:val="16"/>
+                      <w:szCs w:val="16"/>
+                    </w:rPr>
+                    <w:t>} m.</w:t>
+                  </w:r>
+                </w:p>
+              </w:txbxContent>
+            </v:textbox>
+          </v:shape>
+        </w:pict>
+      </w:r>
+      <w:r>
+        <w:rPr>
+          <w:b/>
+          <w:bCs/>
+        </w:rPr>
+        <w:tab/>
+      </w:r>
+      <w:r>
+        <w:rPr>
+          <w:b/>
+          <w:bCs/>
+        </w:rPr>
+        <w:tab/>
+      </w:r>
+      <w:r>
+        <w:rPr>
+          <w:b/>
+          <w:bCs/>
+        </w:rPr>
+        <w:tab/>
+      </w:r>
+      <w:r>
+        <w:rPr>
+          <w:b/>
+          <w:bCs/>
+        </w:rPr>
+        <w:tab/>
+      </w:r>
+      <w:r>
+        <w:rPr>
+          <w:b/>
+          <w:bCs/>
+        </w:rPr>
+        <w:br w:type="page"/>
+      </w:r>
+    </w:p>
+    <w:p>
+      <w:pPr>
+        <w:rPr>
+          <w:b/>
+          <w:bCs/>
+        </w:rPr>
+      </w:pPr>
+      <w:r>
+        <w:rPr>
+          <w:b/>
+          <w:bCs/>
+        </w:rPr>
         <w:lastRenderedPageBreak/>
-        <w:t>zasilanie 230V</w:t>
-      </w:r>
-      <w:r>
-        <w:br/>
-        <w:t>↓</w:t>
-      </w:r>
-      <w:r>
-        <w:br/>
-        <w:t>punkt sterowania / sterownik syreny</w:t>
-      </w:r>
-      <w:r>
-        <w:br/>
-        <w:t>↓</w:t>
-      </w:r>
-      <w:r>
-        <w:br/>
-        <w:t>syrena alarmowa 600</w:t>
-      </w:r>
-    </w:p>
-    <w:p>
-      <w:r>
-        <w:t>W schemacie należy uwzględnić:</w:t>
-      </w:r>
-    </w:p>
-    <w:p>
-      <w:pPr>
-        <w:numPr>
-          <w:ilvl w:val="0"/>
-          <w:numId w:val="2"/>
-        </w:numPr>
-      </w:pPr>
-      <w:r>
-        <w:t>punkt zasilania</w:t>
-      </w:r>
-    </w:p>
-    <w:p>
-      <w:pPr>
-        <w:numPr>
-          <w:ilvl w:val="0"/>
-          <w:numId w:val="2"/>
-        </w:numPr>
-      </w:pPr>
-      <w:r>
-        <w:t>trasę kabla</w:t>
-      </w:r>
-    </w:p>
-    <w:p>
-      <w:pPr>
-        <w:numPr>
-          <w:ilvl w:val="0"/>
-          <w:numId w:val="2"/>
-        </w:numPr>
-      </w:pPr>
-      <w:r>
-        <w:t>lokalizację syreny na dachu</w:t>
-      </w:r>
-    </w:p>
-    <w:p/>
-    <w:p>
-      <w:pPr>
-        <w:rPr>
-          <w:sz w:val="24"/>
-          <w:szCs w:val="24"/>
-        </w:rPr>
-      </w:pPr>
-      <w:r>
-        <w:t>{%photo8</w:t>
-      </w:r>
-      <w:r>
-        <w:rPr>
-          <w:sz w:val="24"/>
-          <w:szCs w:val="24"/>
-        </w:rPr>
+        <w:t>11. Uwagi z wizji lokalnej</w:t>
+      </w:r>
+    </w:p>
+    <w:p>
+      <w:r>
+        <w:t>{</w:t>
+      </w:r>
+      <w:proofErr w:type="spellStart"/>
+      <w:r>
+        <w:t>c</w:t>
+      </w:r>
+      <w:r>
+        <w:t>omments</w:t>
+      </w:r>
+      <w:proofErr w:type="spellEnd"/>
+      <w:r>
         <w:t>}</w:t>
       </w:r>
     </w:p>
-    <w:p/>
-    <w:p>
-      <w:r>
-        <w:pict w14:anchorId="6EDFD46D">
-          <v:rect id="_x0000_i1047" style="width:0;height:1.5pt" o:hralign="center" o:hrstd="t" o:hr="t" fillcolor="#a0a0a0" stroked="f"/>
-        </w:pict>
-      </w:r>
-    </w:p>
-    <w:p>
-      <w:pPr>
-        <w:rPr>
-          <w:b/>
-          <w:bCs/>
-        </w:rPr>
-      </w:pPr>
-      <w:r>
-        <w:rPr>
-          <w:b/>
-          <w:bCs/>
-        </w:rPr>
-        <w:t>11. Uwagi z wizji lokalnej</w:t>
+    <w:p>
+      <w:pPr>
+        <w:rPr>
+          <w:b/>
+          <w:bCs/>
+        </w:rPr>
+      </w:pPr>
+    </w:p>
+    <w:p>
+      <w:pPr>
+        <w:rPr>
+          <w:b/>
+          <w:bCs/>
+        </w:rPr>
+      </w:pPr>
+      <w:r>
+        <w:rPr>
+          <w:b/>
+          <w:bCs/>
+        </w:rPr>
+        <w:t>12.</w:t>
+      </w:r>
+      <w:r>
+        <w:rPr>
+          <w:b/>
+          <w:bCs/>
+        </w:rPr>
+        <w:t xml:space="preserve"> </w:t>
+      </w:r>
+      <w:r>
+        <w:rPr>
+          <w:b/>
+          <w:bCs/>
+        </w:rPr>
+        <w:t>Kontakt do osoby zatwierdzającej  Suplement</w:t>
+      </w:r>
+    </w:p>
+    <w:p>
+      <w:pPr>
+        <w:rPr>
+          <w:b/>
+          <w:bCs/>
+        </w:rPr>
+      </w:pPr>
+      <w:proofErr w:type="spellStart"/>
+      <w:r>
+        <w:rPr>
+          <w:b/>
+          <w:bCs/>
+        </w:rPr>
+        <w:t>Imie</w:t>
+      </w:r>
+      <w:proofErr w:type="spellEnd"/>
+      <w:r>
+        <w:rPr>
+          <w:b/>
+          <w:bCs/>
+        </w:rPr>
+        <w:t xml:space="preserve"> Nazwisko  nr kontaktowy</w:t>
       </w:r>
     </w:p>
     <w:p>
@@ -1911,10 +2527,7 @@
       </w:r>
       <w:proofErr w:type="spellStart"/>
       <w:r>
-        <w:t>c</w:t>
-      </w:r>
-      <w:r>
-        <w:t>omments</w:t>
+        <w:t>contactFullName</w:t>
       </w:r>
       <w:proofErr w:type="spellEnd"/>
       <w:r>
@@ -1928,87 +2541,6 @@
           <w:bCs/>
         </w:rPr>
       </w:pPr>
-    </w:p>
-    <w:p>
-      <w:pPr>
-        <w:rPr>
-          <w:b/>
-          <w:bCs/>
-        </w:rPr>
-      </w:pPr>
-      <w:r>
-        <w:rPr>
-          <w:b/>
-          <w:bCs/>
-        </w:rPr>
-        <w:t>12.</w:t>
-      </w:r>
-      <w:r>
-        <w:rPr>
-          <w:b/>
-          <w:bCs/>
-        </w:rPr>
-        <w:t xml:space="preserve"> </w:t>
-      </w:r>
-      <w:r>
-        <w:rPr>
-          <w:b/>
-          <w:bCs/>
-        </w:rPr>
-        <w:t>Kontakt do osoby zatwierdzającej  Suplement</w:t>
-      </w:r>
-    </w:p>
-    <w:p>
-      <w:pPr>
-        <w:rPr>
-          <w:b/>
-          <w:bCs/>
-        </w:rPr>
-      </w:pPr>
-      <w:proofErr w:type="spellStart"/>
-      <w:r>
-        <w:rPr>
-          <w:b/>
-          <w:bCs/>
-        </w:rPr>
-        <w:t>Imie</w:t>
-      </w:r>
-      <w:proofErr w:type="spellEnd"/>
-      <w:r>
-        <w:rPr>
-          <w:b/>
-          <w:bCs/>
-        </w:rPr>
-        <w:t xml:space="preserve"> Nazwisko  nr kontaktowy</w:t>
-      </w:r>
-    </w:p>
-    <w:p>
-      <w:r>
-        <w:t>{</w:t>
-      </w:r>
-      <w:proofErr w:type="spellStart"/>
-      <w:r>
-        <w:t>contactFullName</w:t>
-      </w:r>
-      <w:proofErr w:type="spellEnd"/>
-      <w:r>
-        <w:t>}</w:t>
-      </w:r>
-    </w:p>
-    <w:p>
-      <w:pPr>
-        <w:rPr>
-          <w:b/>
-          <w:bCs/>
-        </w:rPr>
-      </w:pPr>
-      <w:r>
-        <w:rPr>
-          <w:b/>
-          <w:bCs/>
-        </w:rPr>
-        <w:br w:type="page"/>
-      </w:r>
     </w:p>
     <w:p>
       <w:pPr>
@@ -2028,7 +2560,6 @@
           <w:b/>
           <w:bCs/>
         </w:rPr>
-        <w:lastRenderedPageBreak/>
         <w:t>Podpisy</w:t>
       </w:r>
     </w:p>
@@ -2172,7 +2703,6 @@
     </w:p>
     <w:p/>
     <w:sectPr>
-      <w:headerReference w:type="default" r:id="rId7"/>
       <w:pgSz w:w="11906" w:h="16838"/>
       <w:pgMar w:top="2058" w:right="1417" w:bottom="1417" w:left="1417" w:header="708" w:footer="708" w:gutter="0"/>
       <w:cols w:space="708"/>
@@ -2247,7 +2777,7 @@
         <w:noProof/>
       </w:rPr>
       <w:drawing>
-        <wp:anchor distT="0" distB="0" distL="114300" distR="114300" simplePos="0" relativeHeight="251658240" behindDoc="1" locked="0" layoutInCell="1" allowOverlap="1" wp14:anchorId="58A4484B" wp14:editId="450F2C25">
+        <wp:anchor distT="0" distB="0" distL="114300" distR="114300" simplePos="0" relativeHeight="251658240" behindDoc="1" locked="0" layoutInCell="1" allowOverlap="1" wp14:anchorId="58A4484B" wp14:editId="50E5B9D6">
           <wp:simplePos x="0" y="0"/>
           <wp:positionH relativeFrom="column">
             <wp:posOffset>2034544</wp:posOffset>
@@ -2266,7 +2796,173 @@
               <wp:lineTo x="0" y="0"/>
             </wp:wrapPolygon>
           </wp:wrapTight>
-          <wp:docPr id="449641907" name="Obraz 449641907"/>
+          <wp:docPr id="1343043416" name="Obraz 1343043416"/>
+          <wp:cNvGraphicFramePr>
+            <a:graphicFrameLocks xmlns:a="http://schemas.openxmlformats.org/drawingml/2006/main" noChangeAspect="1"/>
+          </wp:cNvGraphicFramePr>
+          <a:graphic xmlns:a="http://schemas.openxmlformats.org/drawingml/2006/main">
+            <a:graphicData uri="http://schemas.openxmlformats.org/drawingml/2006/picture">
+              <pic:pic xmlns:pic="http://schemas.openxmlformats.org/drawingml/2006/picture">
+                <pic:nvPicPr>
+                  <pic:cNvPr id="0" name="Picture 2"/>
+                  <pic:cNvPicPr>
+                    <a:picLocks noChangeAspect="1" noChangeArrowheads="1"/>
+                  </pic:cNvPicPr>
+                </pic:nvPicPr>
+                <pic:blipFill>
+                  <a:blip r:embed="rId1">
+                    <a:extLst>
+                      <a:ext uri="{28A0092B-C50C-407E-A947-70E740481C1C}">
+                        <a14:useLocalDpi xmlns:a14="http://schemas.microsoft.com/office/drawing/2010/main" val="0"/>
+                      </a:ext>
+                    </a:extLst>
+                  </a:blip>
+                  <a:srcRect/>
+                  <a:stretch>
+                    <a:fillRect/>
+                  </a:stretch>
+                </pic:blipFill>
+                <pic:spPr bwMode="auto">
+                  <a:xfrm>
+                    <a:off x="0" y="0"/>
+                    <a:ext cx="1457325" cy="608597"/>
+                  </a:xfrm>
+                  <a:prstGeom prst="rect">
+                    <a:avLst/>
+                  </a:prstGeom>
+                  <a:noFill/>
+                  <a:ln>
+                    <a:noFill/>
+                  </a:ln>
+                </pic:spPr>
+              </pic:pic>
+            </a:graphicData>
+          </a:graphic>
+        </wp:anchor>
+      </w:drawing>
+    </w:r>
+    <w:r>
+      <w:rPr>
+        <w:color w:val="000000" w:themeColor="text1"/>
+        <w:sz w:val="21"/>
+      </w:rPr>
+      <w:t>Impuls sp. z o.o.</w:t>
+    </w:r>
+    <w:r>
+      <w:rPr>
+        <w:color w:val="000000" w:themeColor="text1"/>
+        <w:sz w:val="21"/>
+      </w:rPr>
+      <w:tab/>
+    </w:r>
+    <w:r>
+      <w:rPr>
+        <w:color w:val="000000" w:themeColor="text1"/>
+        <w:sz w:val="21"/>
+      </w:rPr>
+      <w:tab/>
+    </w:r>
+    <w:r>
+      <w:rPr>
+        <w:color w:val="000000" w:themeColor="text1"/>
+        <w:sz w:val="21"/>
+      </w:rPr>
+      <w:t xml:space="preserve">30-552 Kraków, </w:t>
+    </w:r>
+  </w:p>
+  <w:p>
+    <w:pPr>
+      <w:pStyle w:val="Nagwek"/>
+      <w:rPr>
+        <w:color w:val="000000" w:themeColor="text1"/>
+        <w:sz w:val="21"/>
+      </w:rPr>
+    </w:pPr>
+  </w:p>
+  <w:p>
+    <w:pPr>
+      <w:pStyle w:val="Nagwek"/>
+      <w:rPr>
+        <w:color w:val="000000" w:themeColor="text1"/>
+        <w:sz w:val="21"/>
+      </w:rPr>
+    </w:pPr>
+    <w:r>
+      <w:rPr>
+        <w:color w:val="000000" w:themeColor="text1"/>
+        <w:sz w:val="21"/>
+      </w:rPr>
+      <w:t xml:space="preserve"> ul. Wielicka 42, </w:t>
+    </w:r>
+    <w:r>
+      <w:rPr>
+        <w:color w:val="000000" w:themeColor="text1"/>
+        <w:sz w:val="21"/>
+      </w:rPr>
+      <w:tab/>
+    </w:r>
+    <w:r>
+      <w:rPr>
+        <w:color w:val="000000" w:themeColor="text1"/>
+        <w:sz w:val="21"/>
+      </w:rPr>
+      <w:tab/>
+    </w:r>
+    <w:r>
+      <w:rPr>
+        <w:color w:val="000000" w:themeColor="text1"/>
+        <w:sz w:val="21"/>
+      </w:rPr>
+      <w:t>NIP: 6751512850</w:t>
+    </w:r>
+  </w:p>
+  <w:p>
+    <w:pPr>
+      <w:pStyle w:val="Nagwek"/>
+      <w:rPr>
+        <w:color w:val="000000" w:themeColor="text1"/>
+        <w:sz w:val="21"/>
+      </w:rPr>
+    </w:pPr>
+  </w:p>
+</w:hdr>
+</file>
+
+<file path=word/header2.xml><?xml version="1.0" encoding="utf-8"?>
+<w:hdr xmlns:wpc="http://schemas.microsoft.com/office/word/2010/wordprocessingCanvas" xmlns:cx="http://schemas.microsoft.com/office/drawing/2014/chartex" xmlns:cx1="http://schemas.microsoft.com/office/drawing/2015/9/8/chartex" xmlns:cx2="http://schemas.microsoft.com/office/drawing/2015/10/21/chartex" xmlns:cx3="http://schemas.microsoft.com/office/drawing/2016/5/9/chartex" xmlns:cx4="http://schemas.microsoft.com/office/drawing/2016/5/10/chartex" xmlns:cx5="http://schemas.microsoft.com/office/drawing/2016/5/11/chartex" xmlns:cx6="http://schemas.microsoft.com/office/drawing/2016/5/12/chartex" xmlns:cx7="http://schemas.microsoft.com/office/drawing/2016/5/13/chartex" xmlns:cx8="http://schemas.microsoft.com/office/drawing/2016/5/14/chartex" xmlns:mc="http://schemas.openxmlformats.org/markup-compatibility/2006" xmlns:aink="http://schemas.microsoft.com/office/drawing/2016/ink" xmlns:am3d="http://schemas.microsoft.com/office/drawing/2017/model3d" xmlns:o="urn:schemas-microsoft-com:office:office" xmlns:oel="http://schemas.microsoft.com/office/2019/extlst" xmlns:r="http://schemas.openxmlformats.org/officeDocument/2006/relationships" xmlns:m="http://schemas.openxmlformats.org/officeDocument/2006/math" xmlns:v="urn:schemas-microsoft-com:vml" xmlns:wp14="http://schemas.microsoft.com/office/word/2010/wordprocessingDrawing" xmlns:wp="http://schemas.openxmlformats.org/drawingml/2006/wordprocessingDrawing" xmlns:w10="urn:schemas-microsoft-com:office:word" xmlns:w="http://schemas.openxmlformats.org/wordprocessingml/2006/main" xmlns:w14="http://schemas.microsoft.com/office/word/2010/wordml" xmlns:w15="http://schemas.microsoft.com/office/word/2012/wordml" xmlns:w16cex="http://schemas.microsoft.com/office/word/2018/wordml/cex" xmlns:w16cid="http://schemas.microsoft.com/office/word/2016/wordml/cid" xmlns:w16="http://schemas.microsoft.com/office/word/2018/wordml" xmlns:w16du="http://schemas.microsoft.com/office/word/2023/wordml/word16du" xmlns:w16sdtdh="http://schemas.microsoft.com/office/word/2020/wordml/sdtdatahash" xmlns:w16sdtfl="http://schemas.microsoft.com/office/word/2024/wordml/sdtformatlock" xmlns:w16se="http://schemas.microsoft.com/office/word/2015/wordml/symex" xmlns:wpg="http://schemas.microsoft.com/office/word/2010/wordprocessingGroup" xmlns:wpi="http://schemas.microsoft.com/office/word/2010/wordprocessingInk" xmlns:wne="http://schemas.microsoft.com/office/word/2006/wordml" xmlns:wps="http://schemas.microsoft.com/office/word/2010/wordprocessingShape" mc:Ignorable="w14 w15 w16se w16cid w16 w16cex w16sdtdh w16sdtfl w16du wp14">
+  <w:p>
+    <w:pPr>
+      <w:pStyle w:val="Nagwek"/>
+      <w:rPr>
+        <w:color w:val="000000" w:themeColor="text1"/>
+        <w:sz w:val="21"/>
+      </w:rPr>
+    </w:pPr>
+    <w:r>
+      <w:rPr>
+        <w:noProof/>
+      </w:rPr>
+      <w:drawing>
+        <wp:anchor distT="0" distB="0" distL="114300" distR="114300" simplePos="0" relativeHeight="251660288" behindDoc="1" locked="0" layoutInCell="1" allowOverlap="1" wp14:anchorId="37961A0E" wp14:editId="584ABFC6">
+          <wp:simplePos x="0" y="0"/>
+          <wp:positionH relativeFrom="column">
+            <wp:posOffset>1856105</wp:posOffset>
+          </wp:positionH>
+          <wp:positionV relativeFrom="paragraph">
+            <wp:posOffset>-173990</wp:posOffset>
+          </wp:positionV>
+          <wp:extent cx="1457325" cy="608597"/>
+          <wp:effectExtent l="0" t="0" r="0" b="0"/>
+          <wp:wrapTight wrapText="bothSides">
+            <wp:wrapPolygon edited="0">
+              <wp:start x="0" y="0"/>
+              <wp:lineTo x="0" y="20969"/>
+              <wp:lineTo x="21176" y="20969"/>
+              <wp:lineTo x="21176" y="0"/>
+              <wp:lineTo x="0" y="0"/>
+            </wp:wrapPolygon>
+          </wp:wrapTight>
+          <wp:docPr id="745963921" name="Obraz 745963921"/>
           <wp:cNvGraphicFramePr>
             <a:graphicFrameLocks xmlns:a="http://schemas.openxmlformats.org/drawingml/2006/main" noChangeAspect="1"/>
           </wp:cNvGraphicFramePr>
@@ -4254,4 +4950,16 @@
     </a:ext>
   </a:extLst>
 </a:theme>
+</file>
+
+<file path=customXml/item1.xml><?xml version="1.0" encoding="utf-8"?>
+<b:Sources xmlns:b="http://schemas.openxmlformats.org/officeDocument/2006/bibliography" xmlns="http://schemas.openxmlformats.org/officeDocument/2006/bibliography" SelectedStyle="\APASixthEditionOfficeOnline.xsl" StyleName="APA" Version="6"/>
+</file>
+
+<file path=customXml/itemProps1.xml><?xml version="1.0" encoding="utf-8"?>
+<ds:datastoreItem xmlns:ds="http://schemas.openxmlformats.org/officeDocument/2006/customXml" ds:itemID="{FD540EF9-04D0-4A80-B9C2-D3B6097F52E9}">
+  <ds:schemaRefs>
+    <ds:schemaRef ds:uri="http://schemas.openxmlformats.org/officeDocument/2006/bibliography"/>
+  </ds:schemaRefs>
+</ds:datastoreItem>
 </file>
--- a/templates/suplement-template.docx
+++ b/templates/suplement-template.docx
@@ -114,16 +114,11 @@
       <w:r>
         <w:t>{</w:t>
       </w:r>
-      <w:proofErr w:type="spellStart"/>
       <w:r>
         <w:t>o</w:t>
       </w:r>
       <w:r>
-        <w:t>bjectNumber</w:t>
-      </w:r>
-      <w:proofErr w:type="spellEnd"/>
-      <w:r>
-        <w:t>}</w:t>
+        <w:t>bjectNumber}</w:t>
       </w:r>
     </w:p>
     <w:p>
@@ -143,16 +138,11 @@
       <w:r>
         <w:t>{</w:t>
       </w:r>
-      <w:proofErr w:type="spellStart"/>
       <w:r>
         <w:t>a</w:t>
       </w:r>
       <w:r>
-        <w:t>ddress</w:t>
-      </w:r>
-      <w:proofErr w:type="spellEnd"/>
-      <w:r>
-        <w:t>}</w:t>
+        <w:t>ddress}</w:t>
       </w:r>
     </w:p>
     <w:p>
@@ -168,16 +158,11 @@
       <w:r>
         <w:t>{</w:t>
       </w:r>
-      <w:proofErr w:type="spellStart"/>
       <w:r>
         <w:t>v</w:t>
       </w:r>
       <w:r>
-        <w:t>isionDate</w:t>
-      </w:r>
-      <w:proofErr w:type="spellEnd"/>
-      <w:r>
-        <w:t>}</w:t>
+        <w:t>isionDate}</w:t>
       </w:r>
     </w:p>
     <w:p>
@@ -193,32 +178,22 @@
       <w:r>
         <w:t>{</w:t>
       </w:r>
-      <w:proofErr w:type="spellStart"/>
       <w:r>
         <w:t>l</w:t>
       </w:r>
       <w:r>
-        <w:t>atitude</w:t>
-      </w:r>
-      <w:proofErr w:type="spellEnd"/>
-      <w:r>
-        <w:t>}</w:t>
+        <w:t>atitude}</w:t>
       </w:r>
     </w:p>
     <w:p>
       <w:r>
         <w:t>{</w:t>
       </w:r>
-      <w:proofErr w:type="spellStart"/>
       <w:r>
         <w:t>l</w:t>
       </w:r>
       <w:r>
-        <w:t>ongitude</w:t>
-      </w:r>
-      <w:proofErr w:type="spellEnd"/>
-      <w:r>
-        <w:t>}</w:t>
+        <w:t>ongitude}</w:t>
       </w:r>
       <w:r>
         <w:br/>
@@ -268,16 +243,11 @@
       <w:r>
         <w:t>{</w:t>
       </w:r>
-      <w:proofErr w:type="spellStart"/>
       <w:r>
         <w:t>s</w:t>
       </w:r>
       <w:r>
-        <w:t>irenPower</w:t>
-      </w:r>
-      <w:proofErr w:type="spellEnd"/>
-      <w:r>
-        <w:t>}</w:t>
+        <w:t>irenPower}</w:t>
       </w:r>
     </w:p>
     <w:p>
@@ -335,16 +305,11 @@
       <w:r>
         <w:t>{</w:t>
       </w:r>
-      <w:proofErr w:type="spellStart"/>
       <w:r>
         <w:t>s</w:t>
       </w:r>
       <w:r>
-        <w:t>irenLocation</w:t>
-      </w:r>
-      <w:proofErr w:type="spellEnd"/>
-      <w:r>
-        <w:t>}</w:t>
+        <w:t>irenLocation}</w:t>
       </w:r>
     </w:p>
     <w:p>
@@ -374,16 +339,11 @@
       <w:r>
         <w:t>{</w:t>
       </w:r>
-      <w:proofErr w:type="spellStart"/>
       <w:r>
         <w:t>s</w:t>
       </w:r>
       <w:r>
-        <w:t>peakerLocation</w:t>
-      </w:r>
-      <w:proofErr w:type="spellEnd"/>
-      <w:r>
-        <w:t>}</w:t>
+        <w:t>peakerLocation}</w:t>
       </w:r>
     </w:p>
     <w:p>
@@ -414,16 +374,11 @@
       <w:r>
         <w:t>{</w:t>
       </w:r>
-      <w:proofErr w:type="spellStart"/>
       <w:r>
         <w:t>s</w:t>
       </w:r>
       <w:r>
-        <w:t>peakerHeight</w:t>
-      </w:r>
-      <w:proofErr w:type="spellEnd"/>
-      <w:r>
-        <w:t>}</w:t>
+        <w:t>peakerHeight}</w:t>
       </w:r>
       <w:r>
         <w:t xml:space="preserve"> </w:t>
@@ -455,16 +410,11 @@
       <w:r>
         <w:t>{</w:t>
       </w:r>
-      <w:proofErr w:type="spellStart"/>
       <w:r>
         <w:t>a</w:t>
       </w:r>
       <w:r>
-        <w:t>ntennaGSM</w:t>
-      </w:r>
-      <w:proofErr w:type="spellEnd"/>
-      <w:r>
-        <w:t>}</w:t>
+        <w:t>ntennaGSM}</w:t>
       </w:r>
       <w:r>
         <w:t xml:space="preserve"> </w:t>
@@ -483,16 +433,11 @@
       <w:r>
         <w:t xml:space="preserve"> {</w:t>
       </w:r>
-      <w:proofErr w:type="spellStart"/>
       <w:r>
         <w:t>a</w:t>
       </w:r>
       <w:r>
-        <w:t>ntennaCable</w:t>
-      </w:r>
-      <w:proofErr w:type="spellEnd"/>
-      <w:r>
-        <w:t>}</w:t>
+        <w:t>ntennaCable}</w:t>
       </w:r>
       <w:r>
         <w:t xml:space="preserve"> </w:t>
@@ -534,16 +479,11 @@
       <w:r>
         <w:t>{</w:t>
       </w:r>
-      <w:proofErr w:type="spellStart"/>
       <w:r>
         <w:t>s</w:t>
       </w:r>
       <w:r>
-        <w:t>irenMounting</w:t>
-      </w:r>
-      <w:proofErr w:type="spellEnd"/>
-      <w:r>
-        <w:t>}</w:t>
+        <w:t>irenMounting}</w:t>
       </w:r>
     </w:p>
     <w:p>
@@ -593,16 +533,11 @@
       <w:r>
         <w:t>{</w:t>
       </w:r>
-      <w:proofErr w:type="spellStart"/>
       <w:r>
         <w:t>p</w:t>
       </w:r>
       <w:r>
-        <w:t>owerBool</w:t>
-      </w:r>
-      <w:proofErr w:type="spellEnd"/>
-      <w:r>
-        <w:t>}</w:t>
+        <w:t>owerBool}</w:t>
       </w:r>
     </w:p>
     <w:p>
@@ -632,16 +567,11 @@
       <w:r>
         <w:t>{</w:t>
       </w:r>
-      <w:proofErr w:type="spellStart"/>
       <w:r>
         <w:t>p</w:t>
       </w:r>
       <w:r>
-        <w:t>owerLocation</w:t>
-      </w:r>
-      <w:proofErr w:type="spellEnd"/>
-      <w:r>
-        <w:t>}</w:t>
+        <w:t>owerLocation}</w:t>
       </w:r>
     </w:p>
     <w:p>
@@ -672,16 +602,11 @@
       <w:r>
         <w:t>{</w:t>
       </w:r>
-      <w:proofErr w:type="spellStart"/>
       <w:r>
         <w:t>f</w:t>
       </w:r>
       <w:r>
-        <w:t>useBoxLocation</w:t>
-      </w:r>
-      <w:proofErr w:type="spellEnd"/>
-      <w:r>
-        <w:t>}</w:t>
+        <w:t>useBoxLocation}</w:t>
       </w:r>
     </w:p>
     <w:p>
@@ -745,16 +670,11 @@
       <w:r>
         <w:t>{</w:t>
       </w:r>
-      <w:proofErr w:type="spellStart"/>
       <w:r>
         <w:t>p</w:t>
       </w:r>
       <w:r>
-        <w:t>owerLocationDistance</w:t>
-      </w:r>
-      <w:proofErr w:type="spellEnd"/>
-      <w:r>
-        <w:t>}</w:t>
+        <w:t>owerLocationDistance}</w:t>
       </w:r>
       <w:r>
         <w:t xml:space="preserve"> m</w:t>
@@ -776,16 +696,11 @@
       <w:r>
         <w:t>{</w:t>
       </w:r>
-      <w:proofErr w:type="spellStart"/>
       <w:r>
         <w:t>s</w:t>
       </w:r>
       <w:r>
-        <w:t>irenDistance</w:t>
-      </w:r>
-      <w:proofErr w:type="spellEnd"/>
-      <w:r>
-        <w:t>}</w:t>
+        <w:t>irenDistance}</w:t>
       </w:r>
       <w:r>
         <w:t xml:space="preserve"> m</w:t>
@@ -806,16 +721,11 @@
       <w:r>
         <w:t>{</w:t>
       </w:r>
-      <w:proofErr w:type="spellStart"/>
       <w:r>
         <w:t>s</w:t>
       </w:r>
       <w:r>
-        <w:t>irenWalls</w:t>
-      </w:r>
-      <w:proofErr w:type="spellEnd"/>
-      <w:r>
-        <w:t>}</w:t>
+        <w:t>irenWalls}</w:t>
       </w:r>
     </w:p>
     <w:p>
@@ -859,16 +769,11 @@
       <w:r>
         <w:t>{</w:t>
       </w:r>
-      <w:proofErr w:type="spellStart"/>
       <w:r>
         <w:t>l</w:t>
       </w:r>
       <w:r>
-        <w:t>ightningProtection</w:t>
-      </w:r>
-      <w:proofErr w:type="spellEnd"/>
-      <w:r>
-        <w:t>}</w:t>
+        <w:t>ightningProtection}</w:t>
       </w:r>
     </w:p>
     <w:p>
@@ -883,17 +788,8 @@
           <w:bCs/>
         </w:rPr>
         <w:br/>
-        <w:t xml:space="preserve">Odległość od masztu do istniejącego </w:t>
-      </w:r>
-      <w:proofErr w:type="spellStart"/>
-      <w:r>
-        <w:rPr>
-          <w:b/>
-          <w:bCs/>
-        </w:rPr>
-        <w:t>odgromu</w:t>
-      </w:r>
-      <w:proofErr w:type="spellEnd"/>
+        <w:t>Odległość od masztu do istniejącego odgromu</w:t>
+      </w:r>
     </w:p>
     <w:p>
       <w:pPr>
@@ -907,7 +803,6 @@
         </w:rPr>
         <w:t>{</w:t>
       </w:r>
-      <w:proofErr w:type="spellStart"/>
       <w:r>
         <w:rPr>
           <w:lang w:val="en-GB"/>
@@ -918,133 +813,98 @@
         <w:rPr>
           <w:lang w:val="en-GB"/>
         </w:rPr>
-        <w:t>ightningProtectionDistance</w:t>
-      </w:r>
-      <w:proofErr w:type="spellEnd"/>
-      <w:r>
-        <w:rPr>
+        <w:t>ightningProtectionDistance}</w:t>
+      </w:r>
+      <w:r>
+        <w:rPr>
+          <w:b/>
+          <w:bCs/>
           <w:lang w:val="en-GB"/>
         </w:rPr>
-        <w:t>}</w:t>
-      </w:r>
-      <w:r>
-        <w:rPr>
-          <w:b/>
-          <w:bCs/>
+        <w:t xml:space="preserve"> </w:t>
+      </w:r>
+      <w:r>
+        <w:rPr>
           <w:lang w:val="en-GB"/>
         </w:rPr>
+        <w:t>m</w:t>
+      </w:r>
+      <w:r>
+        <w:rPr>
+          <w:lang w:val="en-GB"/>
+        </w:rPr>
+        <w:t>.</w:t>
+      </w:r>
+      <w:r>
+        <w:rPr>
+          <w:lang w:val="en-GB"/>
+        </w:rPr>
         <w:t xml:space="preserve"> </w:t>
       </w:r>
-      <w:r>
-        <w:rPr>
+    </w:p>
+    <w:p>
+      <w:pPr>
+        <w:rPr>
+          <w:b/>
+          <w:bCs/>
           <w:lang w:val="en-GB"/>
         </w:rPr>
-        <w:t>m</w:t>
-      </w:r>
-      <w:r>
+      </w:pPr>
+    </w:p>
+    <w:p>
+      <w:pPr>
         <w:rPr>
           <w:lang w:val="en-GB"/>
         </w:rPr>
-        <w:t>.</w:t>
-      </w:r>
-      <w:r>
-        <w:rPr>
+      </w:pPr>
+      <w:r>
+        <w:rPr>
+          <w:b/>
+          <w:bCs/>
           <w:lang w:val="en-GB"/>
         </w:rPr>
         <w:t xml:space="preserve"> </w:t>
       </w:r>
-    </w:p>
-    <w:p>
-      <w:pPr>
+      <w:r>
         <w:rPr>
           <w:b/>
           <w:bCs/>
           <w:lang w:val="en-GB"/>
         </w:rPr>
-      </w:pPr>
-    </w:p>
-    <w:p>
-      <w:pPr>
-        <w:rPr>
+        <w:t>W</w:t>
+      </w:r>
+      <w:r>
+        <w:rPr>
+          <w:b/>
+          <w:bCs/>
           <w:lang w:val="en-GB"/>
         </w:rPr>
-      </w:pPr>
-      <w:r>
-        <w:rPr>
-          <w:b/>
-          <w:bCs/>
+        <w:t>ysokość budynku</w:t>
+      </w:r>
+    </w:p>
+    <w:p>
+      <w:pPr>
+        <w:rPr>
           <w:lang w:val="en-GB"/>
         </w:rPr>
-        <w:t xml:space="preserve"> </w:t>
-      </w:r>
-      <w:proofErr w:type="spellStart"/>
-      <w:r>
-        <w:rPr>
-          <w:b/>
-          <w:bCs/>
+      </w:pPr>
+      <w:r>
+        <w:rPr>
           <w:lang w:val="en-GB"/>
         </w:rPr>
-        <w:t>W</w:t>
-      </w:r>
-      <w:r>
-        <w:rPr>
-          <w:b/>
-          <w:bCs/>
+        <w:t>{</w:t>
+      </w:r>
+      <w:r>
+        <w:rPr>
           <w:lang w:val="en-GB"/>
         </w:rPr>
-        <w:t>ysokość</w:t>
-      </w:r>
-      <w:proofErr w:type="spellEnd"/>
-      <w:r>
-        <w:rPr>
-          <w:b/>
-          <w:bCs/>
+        <w:t>b</w:t>
+      </w:r>
+      <w:r>
+        <w:rPr>
           <w:lang w:val="en-GB"/>
         </w:rPr>
-        <w:t xml:space="preserve"> </w:t>
-      </w:r>
-      <w:proofErr w:type="spellStart"/>
-      <w:r>
-        <w:rPr>
-          <w:b/>
-          <w:bCs/>
-          <w:lang w:val="en-GB"/>
-        </w:rPr>
-        <w:t>budynku</w:t>
-      </w:r>
-      <w:proofErr w:type="spellEnd"/>
-    </w:p>
-    <w:p>
-      <w:pPr>
-        <w:rPr>
-          <w:lang w:val="en-GB"/>
-        </w:rPr>
-      </w:pPr>
-      <w:r>
-        <w:rPr>
-          <w:lang w:val="en-GB"/>
-        </w:rPr>
-        <w:t>{</w:t>
-      </w:r>
-      <w:proofErr w:type="spellStart"/>
-      <w:r>
-        <w:rPr>
-          <w:lang w:val="en-GB"/>
-        </w:rPr>
-        <w:t>b</w:t>
-      </w:r>
-      <w:r>
-        <w:rPr>
-          <w:lang w:val="en-GB"/>
-        </w:rPr>
-        <w:t>uildingHeight</w:t>
-      </w:r>
-      <w:proofErr w:type="spellEnd"/>
-      <w:r>
-        <w:rPr>
-          <w:lang w:val="en-GB"/>
-        </w:rPr>
-        <w:t xml:space="preserve">} </w:t>
+        <w:t xml:space="preserve">uildingHeight} </w:t>
       </w:r>
       <w:r>
         <w:rPr>
@@ -1079,16 +939,11 @@
       <w:r>
         <w:t>{</w:t>
       </w:r>
-      <w:proofErr w:type="spellStart"/>
       <w:r>
         <w:t>l</w:t>
       </w:r>
       <w:r>
-        <w:t>ightningProtectionLength</w:t>
-      </w:r>
-      <w:proofErr w:type="spellEnd"/>
-      <w:r>
-        <w:t>}</w:t>
+        <w:t>ightningProtectionLength}</w:t>
       </w:r>
       <w:r>
         <w:t xml:space="preserve"> m</w:t>
@@ -1124,16 +979,11 @@
       <w:r>
         <w:t>{</w:t>
       </w:r>
-      <w:proofErr w:type="spellStart"/>
       <w:r>
         <w:t>g</w:t>
       </w:r>
       <w:r>
-        <w:t>roundType</w:t>
-      </w:r>
-      <w:proofErr w:type="spellEnd"/>
-      <w:r>
-        <w:t>}</w:t>
+        <w:t>roundType}</w:t>
       </w:r>
     </w:p>
     <w:p>
@@ -1176,16 +1026,11 @@
       <w:r>
         <w:t>{</w:t>
       </w:r>
-      <w:proofErr w:type="spellStart"/>
       <w:r>
         <w:t>p</w:t>
       </w:r>
       <w:r>
-        <w:t>assageMethod</w:t>
-      </w:r>
-      <w:proofErr w:type="spellEnd"/>
-      <w:r>
-        <w:t>}</w:t>
+        <w:t>assageMethod}</w:t>
       </w:r>
     </w:p>
     <w:p>
@@ -1208,16 +1053,11 @@
       <w:r>
         <w:t>{</w:t>
       </w:r>
-      <w:proofErr w:type="spellStart"/>
       <w:r>
         <w:t>r</w:t>
       </w:r>
       <w:r>
-        <w:t>oofCovering</w:t>
-      </w:r>
-      <w:proofErr w:type="spellEnd"/>
-      <w:r>
-        <w:t>}</w:t>
+        <w:t>oofCovering}</w:t>
       </w:r>
     </w:p>
     <w:p>
@@ -1260,16 +1100,11 @@
       <w:r>
         <w:t>{</w:t>
       </w:r>
-      <w:proofErr w:type="spellStart"/>
       <w:r>
         <w:t>l</w:t>
       </w:r>
       <w:r>
-        <w:t>an</w:t>
-      </w:r>
-      <w:proofErr w:type="spellEnd"/>
-      <w:r>
-        <w:t>}</w:t>
+        <w:t>an}</w:t>
       </w:r>
     </w:p>
     <w:p>
@@ -1300,16 +1135,11 @@
       <w:r>
         <w:t>{</w:t>
       </w:r>
-      <w:proofErr w:type="spellStart"/>
       <w:r>
         <w:t>l</w:t>
       </w:r>
       <w:r>
-        <w:t>anLength</w:t>
-      </w:r>
-      <w:proofErr w:type="spellEnd"/>
-      <w:r>
-        <w:t>}</w:t>
+        <w:t>anLength}</w:t>
       </w:r>
       <w:r>
         <w:t xml:space="preserve"> m</w:t>
@@ -1345,16 +1175,11 @@
       <w:r>
         <w:t>{</w:t>
       </w:r>
-      <w:proofErr w:type="spellStart"/>
       <w:r>
         <w:t>l</w:t>
       </w:r>
       <w:r>
-        <w:t>anWalls</w:t>
-      </w:r>
-      <w:proofErr w:type="spellEnd"/>
-      <w:r>
-        <w:t>}</w:t>
+        <w:t>anWalls}</w:t>
       </w:r>
       <w:r>
         <w:t xml:space="preserve"> szt</w:t>
@@ -1394,16 +1219,11 @@
       <w:r>
         <w:t>{</w:t>
       </w:r>
-      <w:proofErr w:type="spellStart"/>
       <w:r>
         <w:t>l</w:t>
       </w:r>
       <w:r>
-        <w:t>anRoute</w:t>
-      </w:r>
-      <w:proofErr w:type="spellEnd"/>
-      <w:r>
-        <w:t>}</w:t>
+        <w:t>anRoute}</w:t>
       </w:r>
     </w:p>
     <w:p>
@@ -1425,6 +1245,37 @@
           <w:b/>
           <w:bCs/>
         </w:rPr>
+        <w:br w:type="page"/>
+      </w:r>
+    </w:p>
+    <w:p>
+      <w:pPr>
+        <w:rPr>
+          <w:b/>
+          <w:bCs/>
+        </w:rPr>
+        <w:sectPr>
+          <w:headerReference w:type="default" r:id="rId8"/>
+          <w:pgSz w:w="11906" w:h="16838"/>
+          <w:pgMar w:top="2058" w:right="1417" w:bottom="1417" w:left="1417" w:header="708" w:footer="708" w:gutter="0"/>
+          <w:cols w:space="708"/>
+          <w:docGrid w:linePitch="360"/>
+        </w:sectPr>
+      </w:pPr>
+    </w:p>
+    <w:p>
+      <w:pPr>
+        <w:rPr>
+          <w:b/>
+          <w:bCs/>
+        </w:rPr>
+      </w:pPr>
+      <w:r>
+        <w:rPr>
+          <w:b/>
+          <w:bCs/>
+        </w:rPr>
+        <w:lastRenderedPageBreak/>
         <w:t>8. Dokumentacja fotograficzna</w:t>
       </w:r>
     </w:p>
@@ -1440,49 +1291,50 @@
           <w:bCs/>
         </w:rPr>
       </w:pPr>
-      <w:r>
-        <w:rPr>
-          <w:b/>
-          <w:bCs/>
-        </w:rPr>
-        <w:br w:type="page"/>
-      </w:r>
-    </w:p>
-    <w:p>
-      <w:pPr>
-        <w:rPr>
-          <w:b/>
-          <w:bCs/>
-        </w:rPr>
-      </w:pPr>
-      <w:r>
-        <w:rPr>
-          <w:b/>
-          <w:bCs/>
-        </w:rPr>
-        <w:lastRenderedPageBreak/>
-        <w:t>Zdjęcie lokalizacji syreny</w:t>
-      </w:r>
-    </w:p>
-    <w:p>
-      <w:pPr>
-        <w:rPr>
-          <w:sz w:val="24"/>
-          <w:szCs w:val="24"/>
-        </w:rPr>
-      </w:pPr>
-      <w:r>
-        <w:t>{%photo1</w:t>
-      </w:r>
-      <w:r>
-        <w:rPr>
-          <w:sz w:val="24"/>
-          <w:szCs w:val="24"/>
-        </w:rPr>
-        <w:t>}</w:t>
-      </w:r>
-    </w:p>
-    <w:p>
+    </w:p>
+    <w:p>
+      <w:pPr>
+        <w:rPr>
+          <w:b/>
+          <w:bCs/>
+        </w:rPr>
+      </w:pPr>
+      <w:r>
+        <w:rPr>
+          <w:b/>
+          <w:bCs/>
+        </w:rPr>
+        <w:t>Zdjęci</w:t>
+      </w:r>
+      <w:r>
+        <w:rPr>
+          <w:b/>
+          <w:bCs/>
+        </w:rPr>
+        <w:t>a</w:t>
+      </w:r>
+      <w:r>
+        <w:rPr>
+          <w:b/>
+          <w:bCs/>
+        </w:rPr>
+        <w:t xml:space="preserve"> lokalizacji syreny</w:t>
+      </w:r>
+    </w:p>
+    <w:p>
+      <w:r>
+        <w:t>{%photo1_1}</w:t>
+      </w:r>
+    </w:p>
+    <w:p>
+      <w:r>
+        <w:t>{%photo1_2}</w:t>
+      </w:r>
+    </w:p>
+    <w:p>
+      <w:r>
+        <w:t>{%photo1_3}</w:t>
+      </w:r>
       <w:r>
         <w:pict w14:anchorId="6D11E6C2">
           <v:rect id="_x0000_i1043" style="width:0;height:1.5pt" o:hralign="center" o:hrstd="t" o:hr="t" fillcolor="#a0a0a0" stroked="f"/>
@@ -1517,7 +1369,179 @@
           <w:bCs/>
         </w:rPr>
         <w:lastRenderedPageBreak/>
-        <w:t>Zdjęcie planowanej trasy kabla zasilającego</w:t>
+        <w:t>Zdjęci</w:t>
+      </w:r>
+      <w:r>
+        <w:rPr>
+          <w:b/>
+          <w:bCs/>
+        </w:rPr>
+        <w:t>a</w:t>
+      </w:r>
+      <w:r>
+        <w:rPr>
+          <w:b/>
+          <w:bCs/>
+        </w:rPr>
+        <w:t xml:space="preserve"> planowanej trasy kabla zasilającego</w:t>
+      </w:r>
+    </w:p>
+    <w:p>
+      <w:r>
+        <w:t>{%photo2_1}</w:t>
+      </w:r>
+    </w:p>
+    <w:p>
+      <w:r>
+        <w:t>{%photo2_2}</w:t>
+      </w:r>
+    </w:p>
+    <w:p>
+      <w:r>
+        <w:t>{%photo2_3}</w:t>
+      </w:r>
+      <w:r>
+        <w:pict w14:anchorId="47BF0D57">
+          <v:rect id="_x0000_i1044" style="width:0;height:1.5pt" o:hralign="center" o:hrstd="t" o:hr="t" fillcolor="#a0a0a0" stroked="f"/>
+        </w:pict>
+      </w:r>
+    </w:p>
+    <w:p/>
+    <w:p>
+      <w:pPr>
+        <w:rPr>
+          <w:b/>
+          <w:bCs/>
+        </w:rPr>
+        <w:sectPr>
+          <w:pgSz w:w="11906" w:h="16838"/>
+          <w:pgMar w:top="2058" w:right="1417" w:bottom="1417" w:left="1417" w:header="708" w:footer="708" w:gutter="0"/>
+          <w:cols w:space="708"/>
+          <w:docGrid w:linePitch="360"/>
+        </w:sectPr>
+      </w:pPr>
+    </w:p>
+    <w:p>
+      <w:pPr>
+        <w:rPr>
+          <w:b/>
+          <w:bCs/>
+        </w:rPr>
+      </w:pPr>
+      <w:r>
+        <w:rPr>
+          <w:b/>
+          <w:bCs/>
+        </w:rPr>
+        <w:lastRenderedPageBreak/>
+        <w:t xml:space="preserve"> </w:t>
+      </w:r>
+      <w:r>
+        <w:rPr>
+          <w:b/>
+          <w:bCs/>
+        </w:rPr>
+        <w:t>Zdjęci</w:t>
+      </w:r>
+      <w:r>
+        <w:rPr>
+          <w:b/>
+          <w:bCs/>
+        </w:rPr>
+        <w:t>a</w:t>
+      </w:r>
+      <w:r>
+        <w:rPr>
+          <w:b/>
+          <w:bCs/>
+        </w:rPr>
+        <w:t xml:space="preserve"> punktu przyłączenia</w:t>
+      </w:r>
+    </w:p>
+    <w:p>
+      <w:r>
+        <w:t>{%photo3_1}</w:t>
+      </w:r>
+    </w:p>
+    <w:p>
+      <w:r>
+        <w:t>{%photo3_2}</w:t>
+      </w:r>
+    </w:p>
+    <w:p>
+      <w:r>
+        <w:t>{%photo3_3}</w:t>
+      </w:r>
+      <w:r>
+        <w:pict w14:anchorId="3D6D25FE">
+          <v:rect id="_x0000_i1045" style="width:0;height:1.5pt" o:hralign="center" o:hrstd="t" o:hr="t" fillcolor="#a0a0a0" stroked="f"/>
+        </w:pict>
+      </w:r>
+    </w:p>
+    <w:p/>
+    <w:p>
+      <w:pPr>
+        <w:rPr>
+          <w:b/>
+          <w:bCs/>
+        </w:rPr>
+        <w:sectPr>
+          <w:pgSz w:w="11906" w:h="16838"/>
+          <w:pgMar w:top="2058" w:right="1417" w:bottom="1417" w:left="1417" w:header="708" w:footer="708" w:gutter="0"/>
+          <w:cols w:space="708"/>
+          <w:docGrid w:linePitch="360"/>
+        </w:sectPr>
+      </w:pPr>
+    </w:p>
+    <w:p>
+      <w:r>
+        <w:rPr>
+          <w:b/>
+          <w:bCs/>
+        </w:rPr>
+        <w:lastRenderedPageBreak/>
+        <w:t>Zdjęci</w:t>
+      </w:r>
+      <w:r>
+        <w:rPr>
+          <w:b/>
+          <w:bCs/>
+        </w:rPr>
+        <w:t>a</w:t>
+      </w:r>
+      <w:r>
+        <w:rPr>
+          <w:b/>
+          <w:bCs/>
+        </w:rPr>
+        <w:t xml:space="preserve"> planowanej trasy kabla sterującego / LAN</w:t>
+      </w:r>
+      <w:r>
+        <w:rPr>
+          <w:b/>
+          <w:bCs/>
+        </w:rPr>
+        <w:t xml:space="preserve"> </w:t>
+      </w:r>
+    </w:p>
+    <w:p>
+      <w:r>
+        <w:t>{%photo4_1}</w:t>
+      </w:r>
+    </w:p>
+    <w:p>
+      <w:r>
+        <w:t>{%photo4_2}</w:t>
+      </w:r>
+    </w:p>
+    <w:p>
+      <w:r>
+        <w:t>{%photo4_3}</w:t>
+      </w:r>
+      <w:r>
+        <w:pict w14:anchorId="7A0BB837">
+          <v:rect id="_x0000_i1046" style="width:0;height:1.5pt" o:hralign="center" o:hrstd="t" o:hr="t" fillcolor="#a0a0a0" stroked="f"/>
+        </w:pict>
       </w:r>
     </w:p>
     <w:p>
@@ -1527,32 +1551,37 @@
           <w:szCs w:val="24"/>
         </w:rPr>
       </w:pPr>
-      <w:r>
-        <w:t>{%photo2</w:t>
-      </w:r>
-      <w:r>
-        <w:rPr>
-          <w:sz w:val="24"/>
-          <w:szCs w:val="24"/>
-        </w:rPr>
-        <w:t>}</w:t>
-      </w:r>
-    </w:p>
-    <w:p>
-      <w:pPr>
-        <w:rPr>
-          <w:b/>
-          <w:bCs/>
-        </w:rPr>
-      </w:pPr>
-    </w:p>
-    <w:p>
-      <w:pPr>
-        <w:rPr>
-          <w:b/>
-          <w:bCs/>
-        </w:rPr>
-      </w:pPr>
+    </w:p>
+    <w:p>
+      <w:pPr>
+        <w:rPr>
+          <w:b/>
+          <w:bCs/>
+        </w:rPr>
+        <w:sectPr>
+          <w:pgSz w:w="11906" w:h="16838"/>
+          <w:pgMar w:top="2058" w:right="1417" w:bottom="1417" w:left="1417" w:header="708" w:footer="708" w:gutter="0"/>
+          <w:cols w:space="708"/>
+          <w:docGrid w:linePitch="360"/>
+        </w:sectPr>
+      </w:pPr>
+    </w:p>
+    <w:p>
+      <w:r>
+        <w:rPr>
+          <w:b/>
+          <w:bCs/>
+        </w:rPr>
+        <w:lastRenderedPageBreak/>
+        <w:t>Zdjęci</w:t>
+      </w:r>
+      <w:r>
+        <w:rPr>
+          <w:b/>
+          <w:bCs/>
+        </w:rPr>
+        <w:t>a</w:t>
+      </w:r>
       <w:r>
         <w:rPr>
           <w:b/>
@@ -1565,177 +1594,122 @@
           <w:b/>
           <w:bCs/>
         </w:rPr>
-        <w:t>Zdjęcie</w:t>
-      </w:r>
-      <w:r>
-        <w:rPr>
-          <w:b/>
-          <w:bCs/>
-        </w:rPr>
-        <w:t xml:space="preserve">  punktu przyłączenia</w:t>
-      </w:r>
-    </w:p>
-    <w:p>
-      <w:pPr>
-        <w:rPr>
-          <w:sz w:val="24"/>
-          <w:szCs w:val="24"/>
-        </w:rPr>
-      </w:pPr>
-      <w:r>
-        <w:t>{%photo3</w:t>
-      </w:r>
-      <w:r>
-        <w:rPr>
-          <w:sz w:val="24"/>
-          <w:szCs w:val="24"/>
-        </w:rPr>
-        <w:t>}</w:t>
+        <w:t>wpięcia do sieci</w:t>
+      </w:r>
+    </w:p>
+    <w:p>
+      <w:r>
+        <w:t>{%photo5_1}</w:t>
+      </w:r>
+    </w:p>
+    <w:p>
+      <w:r>
+        <w:t>{%photo5_2}</w:t>
+      </w:r>
+    </w:p>
+    <w:p>
+      <w:r>
+        <w:t>{%photo5_3}</w:t>
+      </w:r>
+      <w:r>
+        <w:pict w14:anchorId="00E8C84B">
+          <v:rect id="_x0000_i1047" style="width:0;height:1.5pt" o:hralign="center" o:hrstd="t" o:hr="t" fillcolor="#a0a0a0" stroked="f"/>
+        </w:pict>
       </w:r>
     </w:p>
     <w:p/>
     <w:p>
-      <w:r>
-        <w:pict w14:anchorId="62CE9F07">
-          <v:rect id="_x0000_i1044" style="width:0;height:1.5pt" o:hralign="center" o:hrstd="t" o:hr="t" fillcolor="#a0a0a0" stroked="f"/>
+      <w:pPr>
+        <w:rPr>
+          <w:b/>
+          <w:bCs/>
+        </w:rPr>
+        <w:sectPr>
+          <w:pgSz w:w="11906" w:h="16838"/>
+          <w:pgMar w:top="2058" w:right="1417" w:bottom="1417" w:left="1417" w:header="708" w:footer="708" w:gutter="0"/>
+          <w:cols w:space="708"/>
+          <w:docGrid w:linePitch="360"/>
+        </w:sectPr>
+      </w:pPr>
+    </w:p>
+    <w:p>
+      <w:pPr>
+        <w:rPr>
+          <w:b/>
+          <w:bCs/>
+        </w:rPr>
+      </w:pPr>
+      <w:r>
+        <w:rPr>
+          <w:b/>
+          <w:bCs/>
+        </w:rPr>
+        <w:lastRenderedPageBreak/>
+        <w:t>Zdjęci</w:t>
+      </w:r>
+      <w:r>
+        <w:rPr>
+          <w:b/>
+          <w:bCs/>
+        </w:rPr>
+        <w:t>a</w:t>
+      </w:r>
+      <w:r>
+        <w:rPr>
+          <w:b/>
+          <w:bCs/>
+        </w:rPr>
+        <w:t xml:space="preserve"> planowanej lokalizacji Masztu </w:t>
+      </w:r>
+    </w:p>
+    <w:p>
+      <w:r>
+        <w:t>{%photo6_1}</w:t>
+      </w:r>
+    </w:p>
+    <w:p>
+      <w:r>
+        <w:t>{%photo6_2}</w:t>
+      </w:r>
+    </w:p>
+    <w:p>
+      <w:r>
+        <w:t>{%photo6_3}</w:t>
+      </w:r>
+      <w:r>
+        <w:pict w14:anchorId="4863DFD9">
+          <v:rect id="_x0000_i1048" style="width:0;height:1.5pt" o:hralign="center" o:hrstd="t" o:hr="t" fillcolor="#a0a0a0" stroked="f"/>
         </w:pict>
       </w:r>
     </w:p>
-    <w:p>
-      <w:r>
-        <w:rPr>
-          <w:b/>
-          <w:bCs/>
-        </w:rPr>
-        <w:t>Zdjęcie planowanej trasy kabla sterującego / LAN</w:t>
-      </w:r>
-      <w:r>
-        <w:rPr>
-          <w:b/>
-          <w:bCs/>
-        </w:rPr>
-        <w:t xml:space="preserve"> </w:t>
-      </w:r>
-    </w:p>
-    <w:p>
-      <w:pPr>
-        <w:rPr>
-          <w:sz w:val="24"/>
-          <w:szCs w:val="24"/>
-        </w:rPr>
-      </w:pPr>
-      <w:r>
-        <w:t>{%photo4</w:t>
-      </w:r>
-      <w:r>
-        <w:rPr>
-          <w:sz w:val="24"/>
-          <w:szCs w:val="24"/>
-        </w:rPr>
-        <w:t>}</w:t>
-      </w:r>
-    </w:p>
-    <w:p>
-      <w:pPr>
-        <w:rPr>
-          <w:sz w:val="24"/>
-          <w:szCs w:val="24"/>
-        </w:rPr>
-      </w:pPr>
-    </w:p>
-    <w:p>
-      <w:r>
-        <w:rPr>
-          <w:b/>
-          <w:bCs/>
-        </w:rPr>
-        <w:t xml:space="preserve">Zdjęcie </w:t>
-      </w:r>
-      <w:r>
-        <w:rPr>
-          <w:b/>
-          <w:bCs/>
-        </w:rPr>
-        <w:t>wpięcia do sieci</w:t>
-      </w:r>
-    </w:p>
-    <w:p>
-      <w:pPr>
-        <w:rPr>
-          <w:sz w:val="24"/>
-          <w:szCs w:val="24"/>
-        </w:rPr>
-      </w:pPr>
-      <w:r>
-        <w:t>{%photo5</w:t>
-      </w:r>
-      <w:r>
-        <w:rPr>
-          <w:sz w:val="24"/>
-          <w:szCs w:val="24"/>
-        </w:rPr>
-        <w:t>}</w:t>
-      </w:r>
-    </w:p>
-    <w:p>
-      <w:pPr>
-        <w:rPr>
-          <w:b/>
-          <w:bCs/>
-        </w:rPr>
-      </w:pPr>
-      <w:r>
-        <w:br/>
-      </w:r>
-      <w:r>
-        <w:br/>
-      </w:r>
-      <w:r>
-        <w:rPr>
-          <w:b/>
-          <w:bCs/>
-        </w:rPr>
-        <w:t xml:space="preserve">Zdjęcie planowanej lokalizacji Masztu </w:t>
-      </w:r>
-    </w:p>
-    <w:p>
-      <w:pPr>
-        <w:rPr>
-          <w:sz w:val="24"/>
-          <w:szCs w:val="24"/>
-        </w:rPr>
-      </w:pPr>
-      <w:r>
-        <w:t>{%photo6</w:t>
-      </w:r>
-      <w:r>
-        <w:rPr>
-          <w:sz w:val="24"/>
-          <w:szCs w:val="24"/>
-        </w:rPr>
-        <w:t>}</w:t>
-      </w:r>
-    </w:p>
     <w:p/>
     <w:p>
-      <w:r>
-        <w:pict w14:anchorId="2BB7C7CE">
-          <v:rect id="_x0000_i1045" style="width:0;height:1.5pt" o:hralign="center" o:hrstd="t" o:hr="t" fillcolor="#a0a0a0" stroked="f"/>
-        </w:pict>
-      </w:r>
-    </w:p>
-    <w:p>
-      <w:pPr>
-        <w:rPr>
-          <w:b/>
-          <w:bCs/>
-        </w:rPr>
-      </w:pPr>
-      <w:r>
-        <w:rPr>
-          <w:b/>
-          <w:bCs/>
-        </w:rPr>
+      <w:pPr>
+        <w:rPr>
+          <w:b/>
+          <w:bCs/>
+        </w:rPr>
+        <w:sectPr>
+          <w:pgSz w:w="11906" w:h="16838"/>
+          <w:pgMar w:top="2058" w:right="1417" w:bottom="1417" w:left="1417" w:header="708" w:footer="708" w:gutter="0"/>
+          <w:cols w:space="708"/>
+          <w:docGrid w:linePitch="360"/>
+        </w:sectPr>
+      </w:pPr>
+    </w:p>
+    <w:p>
+      <w:pPr>
+        <w:rPr>
+          <w:b/>
+          <w:bCs/>
+        </w:rPr>
+      </w:pPr>
+      <w:r>
+        <w:rPr>
+          <w:b/>
+          <w:bCs/>
+        </w:rPr>
+        <w:lastRenderedPageBreak/>
         <w:t>9. Rzut budynku</w:t>
       </w:r>
     </w:p>
@@ -1790,28 +1764,19 @@
     </w:p>
     <w:p/>
     <w:p>
-      <w:pPr>
+      <w:r>
+        <w:t>{%photo7</w:t>
+      </w:r>
+      <w:r>
         <w:rPr>
           <w:sz w:val="24"/>
           <w:szCs w:val="24"/>
         </w:rPr>
-      </w:pPr>
-      <w:r>
-        <w:t>{%photo7</w:t>
-      </w:r>
-      <w:r>
-        <w:rPr>
-          <w:sz w:val="24"/>
-          <w:szCs w:val="24"/>
-        </w:rPr>
         <w:t>}</w:t>
       </w:r>
-    </w:p>
-    <w:p/>
-    <w:p>
       <w:r>
         <w:pict w14:anchorId="4478F1C4">
-          <v:rect id="_x0000_i1046" style="width:0;height:1.5pt" o:hralign="center" o:hrstd="t" o:hr="t" fillcolor="#a0a0a0" stroked="f"/>
+          <v:rect id="_x0000_i1049" style="width:0;height:1.5pt" o:hralign="center" o:hrstd="t" o:hr="t" fillcolor="#a0a0a0" stroked="f"/>
         </w:pict>
       </w:r>
     </w:p>
@@ -1837,7 +1802,6 @@
           <w:bCs/>
         </w:rPr>
         <w:sectPr>
-          <w:headerReference w:type="default" r:id="rId8"/>
           <w:pgSz w:w="11906" w:h="16838"/>
           <w:pgMar w:top="2058" w:right="1417" w:bottom="1417" w:left="1417" w:header="708" w:footer="708" w:gutter="0"/>
           <w:cols w:space="708"/>
@@ -1978,25 +1942,7 @@
                       <w:sz w:val="16"/>
                       <w:szCs w:val="16"/>
                     </w:rPr>
-                    <w:t>{</w:t>
-                  </w:r>
-                  <w:proofErr w:type="spellStart"/>
-                  <w:r>
-                    <w:rPr>
-                      <w:color w:val="FFFFFF" w:themeColor="background1"/>
-                      <w:sz w:val="16"/>
-                      <w:szCs w:val="16"/>
-                    </w:rPr>
-                    <w:t>antennaCable</w:t>
-                  </w:r>
-                  <w:proofErr w:type="spellEnd"/>
-                  <w:r>
-                    <w:rPr>
-                      <w:color w:val="FFFFFF" w:themeColor="background1"/>
-                      <w:sz w:val="16"/>
-                      <w:szCs w:val="16"/>
-                    </w:rPr>
-                    <w:t>} m.</w:t>
+                    <w:t>{antennaCable} m.</w:t>
                   </w:r>
                 </w:p>
               </w:txbxContent>
@@ -2029,25 +1975,7 @@
                       <w:sz w:val="16"/>
                       <w:szCs w:val="16"/>
                     </w:rPr>
-                    <w:t>{</w:t>
-                  </w:r>
-                  <w:proofErr w:type="spellStart"/>
-                  <w:r>
-                    <w:rPr>
-                      <w:color w:val="FFFFFF" w:themeColor="background1"/>
-                      <w:sz w:val="16"/>
-                      <w:szCs w:val="16"/>
-                    </w:rPr>
-                    <w:t>sirenDistance</w:t>
-                  </w:r>
-                  <w:proofErr w:type="spellEnd"/>
-                  <w:r>
-                    <w:rPr>
-                      <w:color w:val="FFFFFF" w:themeColor="background1"/>
-                      <w:sz w:val="16"/>
-                      <w:szCs w:val="16"/>
-                    </w:rPr>
-                    <w:t>} m.</w:t>
+                    <w:t>{sirenDistance} m.</w:t>
                   </w:r>
                 </w:p>
               </w:txbxContent>
@@ -2080,25 +2008,7 @@
                       <w:sz w:val="16"/>
                       <w:szCs w:val="16"/>
                     </w:rPr>
-                    <w:t>{</w:t>
-                  </w:r>
-                  <w:proofErr w:type="spellStart"/>
-                  <w:r>
-                    <w:rPr>
-                      <w:color w:val="FFFFFF" w:themeColor="background1"/>
-                      <w:sz w:val="16"/>
-                      <w:szCs w:val="16"/>
-                    </w:rPr>
-                    <w:t>powerLocationDistance</w:t>
-                  </w:r>
-                  <w:proofErr w:type="spellEnd"/>
-                  <w:r>
-                    <w:rPr>
-                      <w:color w:val="FFFFFF" w:themeColor="background1"/>
-                      <w:sz w:val="16"/>
-                      <w:szCs w:val="16"/>
-                    </w:rPr>
-                    <w:t>}</w:t>
+                    <w:t>{powerLocationDistance}</w:t>
                   </w:r>
                   <w:r>
                     <w:rPr>
@@ -2161,18 +2071,8 @@
                       <w:sz w:val="16"/>
                       <w:szCs w:val="16"/>
                     </w:rPr>
-                    <w:t>{</w:t>
+                    <w:t>{lightningProtectionLength</w:t>
                   </w:r>
-                  <w:proofErr w:type="spellStart"/>
-                  <w:r>
-                    <w:rPr>
-                      <w:color w:val="FFFFFF" w:themeColor="background1"/>
-                      <w:sz w:val="16"/>
-                      <w:szCs w:val="16"/>
-                    </w:rPr>
-                    <w:t>lightningProtectionLength</w:t>
-                  </w:r>
-                  <w:proofErr w:type="spellEnd"/>
                 </w:p>
                 <w:p>
                   <w:pPr>
@@ -2305,25 +2205,7 @@
                       <w:sz w:val="16"/>
                       <w:szCs w:val="16"/>
                     </w:rPr>
-                    <w:t>{</w:t>
-                  </w:r>
-                  <w:proofErr w:type="spellStart"/>
-                  <w:r>
-                    <w:rPr>
-                      <w:color w:val="FFFFFF" w:themeColor="background1"/>
-                      <w:sz w:val="16"/>
-                      <w:szCs w:val="16"/>
-                    </w:rPr>
-                    <w:t>lanLength</w:t>
-                  </w:r>
-                  <w:proofErr w:type="spellEnd"/>
-                  <w:r>
-                    <w:rPr>
-                      <w:color w:val="FFFFFF" w:themeColor="background1"/>
-                      <w:sz w:val="16"/>
-                      <w:szCs w:val="16"/>
-                    </w:rPr>
-                    <w:t>} m.</w:t>
+                    <w:t>{lanLength} m.</w:t>
                   </w:r>
                 </w:p>
               </w:txbxContent>
@@ -2356,18 +2238,8 @@
                       <w:sz w:val="16"/>
                       <w:szCs w:val="16"/>
                     </w:rPr>
-                    <w:t>{</w:t>
+                    <w:t>{lightningProtectionDistance</w:t>
                   </w:r>
-                  <w:proofErr w:type="spellStart"/>
-                  <w:r>
-                    <w:rPr>
-                      <w:color w:val="FFFFFF" w:themeColor="background1"/>
-                      <w:sz w:val="16"/>
-                      <w:szCs w:val="16"/>
-                    </w:rPr>
-                    <w:t>lightningProtectionDistance</w:t>
-                  </w:r>
-                  <w:proofErr w:type="spellEnd"/>
                 </w:p>
                 <w:p>
                   <w:pPr>
@@ -2448,16 +2320,11 @@
       <w:r>
         <w:t>{</w:t>
       </w:r>
-      <w:proofErr w:type="spellStart"/>
       <w:r>
         <w:t>c</w:t>
       </w:r>
       <w:r>
-        <w:t>omments</w:t>
-      </w:r>
-      <w:proofErr w:type="spellEnd"/>
-      <w:r>
-        <w:t>}</w:t>
+        <w:t>omments}</w:t>
       </w:r>
     </w:p>
     <w:p>
@@ -2504,34 +2371,17 @@
           <w:bCs/>
         </w:rPr>
       </w:pPr>
-      <w:proofErr w:type="spellStart"/>
-      <w:r>
-        <w:rPr>
-          <w:b/>
-          <w:bCs/>
-        </w:rPr>
-        <w:t>Imie</w:t>
-      </w:r>
-      <w:proofErr w:type="spellEnd"/>
-      <w:r>
-        <w:rPr>
-          <w:b/>
-          <w:bCs/>
-        </w:rPr>
-        <w:t xml:space="preserve"> Nazwisko  nr kontaktowy</w:t>
-      </w:r>
-    </w:p>
-    <w:p>
-      <w:r>
-        <w:t>{</w:t>
-      </w:r>
-      <w:proofErr w:type="spellStart"/>
-      <w:r>
-        <w:t>contactFullName</w:t>
-      </w:r>
-      <w:proofErr w:type="spellEnd"/>
-      <w:r>
-        <w:t>}</w:t>
+      <w:r>
+        <w:rPr>
+          <w:b/>
+          <w:bCs/>
+        </w:rPr>
+        <w:t>Imie Nazwisko  nr kontaktowy</w:t>
+      </w:r>
+    </w:p>
+    <w:p>
+      <w:r>
+        <w:t>{contactFullName}</w:t>
       </w:r>
     </w:p>
     <w:p>
@@ -2682,16 +2532,8 @@
           <w:bCs/>
         </w:rPr>
         <w:tab/>
-      </w:r>
-      <w:proofErr w:type="spellStart"/>
-      <w:r>
-        <w:rPr>
-          <w:b/>
-          <w:bCs/>
-        </w:rPr>
         <w:t>Podpis</w:t>
       </w:r>
-      <w:proofErr w:type="spellEnd"/>
     </w:p>
     <w:p>
       <w:r>
@@ -2796,7 +2638,7 @@
               <wp:lineTo x="0" y="0"/>
             </wp:wrapPolygon>
           </wp:wrapTight>
-          <wp:docPr id="1343043416" name="Obraz 1343043416"/>
+          <wp:docPr id="2048236304" name="Obraz 2048236304"/>
           <wp:cNvGraphicFramePr>
             <a:graphicFrameLocks xmlns:a="http://schemas.openxmlformats.org/drawingml/2006/main" noChangeAspect="1"/>
           </wp:cNvGraphicFramePr>
